--- a/Special Stains.docx
+++ b/Special Stains.docx
@@ -9,14 +9,41 @@
       </w:pPr>
       <w:r>
         <w:rPr>
-          <w:b w:val="0"/>
+          <w:color w:val="000000"/>
         </w:rPr>
         <w:t>SPECIAL STAINS</w:t>
       </w:r>
     </w:p>
     <w:p>
       <w:pPr>
+        <w:jc w:val="center"/>
+        <w:pBdr>
+          <w:bottom w:val="single" w:sz="12" w:space="3" w:color="000000"/>
+        </w:pBdr>
+      </w:pPr>
+      <w:r>
+        <w:rPr>
+          <w:i/>
+          <w:sz w:val="22"/>
+        </w:rPr>
+        <w:t>Histopathology — Special Staining Techniques</w:t>
+      </w:r>
+    </w:p>
+    <w:p/>
+    <w:p>
+      <w:pPr>
+        <w:sectPr>
+          <w:pgSz w:w="12240" w:h="20160"/>
+          <w:pgMar w:top="850" w:right="850" w:bottom="850" w:left="850" w:header="720" w:footer="720" w:gutter="0"/>
+          <w:cols w:space="340" w:num="1" w:sep="1"/>
+          <w:docGrid w:linePitch="360"/>
+        </w:sectPr>
+      </w:pPr>
+    </w:p>
+    <w:p>
+      <w:pPr>
         <w:pStyle w:val="Heading1"/>
+        <w:shd w:val="clear" w:color="auto" w:fill="E6E6E6"/>
       </w:pPr>
       <w:r>
         <w:rPr>
@@ -345,13 +372,9 @@
       </w:r>
     </w:p>
     <w:p>
-      <w:r>
-        <w:br w:type="page"/>
-      </w:r>
-    </w:p>
-    <w:p>
       <w:pPr>
         <w:pStyle w:val="Heading1"/>
+        <w:shd w:val="clear" w:color="auto" w:fill="E6E6E6"/>
       </w:pPr>
       <w:r>
         <w:rPr>
@@ -363,6 +386,9 @@
     <w:p>
       <w:pPr>
         <w:pStyle w:val="Heading2"/>
+        <w:pBdr>
+          <w:bottom w:val="single" w:sz="4" w:space="3" w:color="000000"/>
+        </w:pBdr>
       </w:pPr>
       <w:r>
         <w:rPr>
@@ -1304,13 +1330,9 @@
       </w:r>
     </w:p>
     <w:p>
-      <w:r>
-        <w:br w:type="page"/>
-      </w:r>
-    </w:p>
-    <w:p>
       <w:pPr>
         <w:pStyle w:val="Heading1"/>
+        <w:shd w:val="clear" w:color="auto" w:fill="E6E6E6"/>
       </w:pPr>
       <w:r>
         <w:rPr>
@@ -1322,6 +1344,9 @@
     <w:p>
       <w:pPr>
         <w:pStyle w:val="Heading2"/>
+        <w:pBdr>
+          <w:bottom w:val="single" w:sz="4" w:space="3" w:color="000000"/>
+        </w:pBdr>
       </w:pPr>
       <w:r>
         <w:rPr>
@@ -2036,13 +2061,9 @@
       </w:r>
     </w:p>
     <w:p>
-      <w:r>
-        <w:br w:type="page"/>
-      </w:r>
-    </w:p>
-    <w:p>
       <w:pPr>
         <w:pStyle w:val="Heading1"/>
+        <w:shd w:val="clear" w:color="auto" w:fill="E6E6E6"/>
       </w:pPr>
       <w:r>
         <w:rPr>
@@ -2054,6 +2075,9 @@
     <w:p>
       <w:pPr>
         <w:pStyle w:val="Heading2"/>
+        <w:pBdr>
+          <w:bottom w:val="single" w:sz="4" w:space="3" w:color="000000"/>
+        </w:pBdr>
       </w:pPr>
       <w:r>
         <w:rPr>
@@ -2596,13 +2620,9 @@
       </w:r>
     </w:p>
     <w:p>
-      <w:r>
-        <w:br w:type="page"/>
-      </w:r>
-    </w:p>
-    <w:p>
       <w:pPr>
         <w:pStyle w:val="Heading1"/>
+        <w:shd w:val="clear" w:color="auto" w:fill="E6E6E6"/>
       </w:pPr>
       <w:r>
         <w:rPr>
@@ -2614,6 +2634,9 @@
     <w:p>
       <w:pPr>
         <w:pStyle w:val="Heading2"/>
+        <w:pBdr>
+          <w:bottom w:val="single" w:sz="4" w:space="3" w:color="000000"/>
+        </w:pBdr>
       </w:pPr>
       <w:r>
         <w:rPr>
@@ -3379,13 +3402,9 @@
       </w:r>
     </w:p>
     <w:p>
-      <w:r>
-        <w:br w:type="page"/>
-      </w:r>
-    </w:p>
-    <w:p>
       <w:pPr>
         <w:pStyle w:val="Heading1"/>
+        <w:shd w:val="clear" w:color="auto" w:fill="E6E6E6"/>
       </w:pPr>
       <w:r>
         <w:rPr>
@@ -3397,6 +3416,9 @@
     <w:p>
       <w:pPr>
         <w:pStyle w:val="Heading2"/>
+        <w:pBdr>
+          <w:bottom w:val="single" w:sz="4" w:space="3" w:color="000000"/>
+        </w:pBdr>
       </w:pPr>
       <w:r>
         <w:rPr>
@@ -4222,13 +4244,9 @@
       </w:r>
     </w:p>
     <w:p>
-      <w:r>
-        <w:br w:type="page"/>
-      </w:r>
-    </w:p>
-    <w:p>
       <w:pPr>
         <w:pStyle w:val="Heading1"/>
+        <w:shd w:val="clear" w:color="auto" w:fill="E6E6E6"/>
       </w:pPr>
       <w:r>
         <w:rPr>
@@ -4240,6 +4258,9 @@
     <w:p>
       <w:pPr>
         <w:pStyle w:val="Heading2"/>
+        <w:pBdr>
+          <w:bottom w:val="single" w:sz="4" w:space="3" w:color="000000"/>
+        </w:pBdr>
       </w:pPr>
       <w:r>
         <w:rPr>
@@ -4806,13 +4827,9 @@
       </w:r>
     </w:p>
     <w:p>
-      <w:r>
-        <w:br w:type="page"/>
-      </w:r>
-    </w:p>
-    <w:p>
       <w:pPr>
         <w:pStyle w:val="Heading1"/>
+        <w:shd w:val="clear" w:color="auto" w:fill="E6E6E6"/>
       </w:pPr>
       <w:r>
         <w:rPr>
@@ -4824,6 +4841,9 @@
     <w:p>
       <w:pPr>
         <w:pStyle w:val="Heading2"/>
+        <w:pBdr>
+          <w:bottom w:val="single" w:sz="4" w:space="3" w:color="000000"/>
+        </w:pBdr>
       </w:pPr>
       <w:r>
         <w:rPr>
@@ -5404,13 +5424,9 @@
       </w:r>
     </w:p>
     <w:p>
-      <w:r>
-        <w:br w:type="page"/>
-      </w:r>
-    </w:p>
-    <w:p>
       <w:pPr>
         <w:pStyle w:val="Heading1"/>
+        <w:shd w:val="clear" w:color="auto" w:fill="E6E6E6"/>
       </w:pPr>
       <w:r>
         <w:rPr>
@@ -5422,6 +5438,9 @@
     <w:p>
       <w:pPr>
         <w:pStyle w:val="Heading2"/>
+        <w:pBdr>
+          <w:bottom w:val="single" w:sz="4" w:space="3" w:color="000000"/>
+        </w:pBdr>
       </w:pPr>
       <w:r>
         <w:rPr>
@@ -6164,13 +6183,9 @@
       </w:r>
     </w:p>
     <w:p>
-      <w:r>
-        <w:br w:type="page"/>
-      </w:r>
-    </w:p>
-    <w:p>
       <w:pPr>
         <w:pStyle w:val="Heading1"/>
+        <w:shd w:val="clear" w:color="auto" w:fill="E6E6E6"/>
       </w:pPr>
       <w:r>
         <w:rPr>
@@ -6182,6 +6197,9 @@
     <w:p>
       <w:pPr>
         <w:pStyle w:val="Heading2"/>
+        <w:pBdr>
+          <w:bottom w:val="single" w:sz="4" w:space="3" w:color="000000"/>
+        </w:pBdr>
       </w:pPr>
       <w:r>
         <w:rPr>
@@ -6638,9 +6656,10 @@
       </w:r>
     </w:p>
     <w:sectPr>
-      <w:pgSz w:w="11906" w:h="16838"/>
-      <w:pgMar w:top="1134" w:right="1247" w:bottom="1134" w:left="1247" w:header="720" w:footer="720" w:gutter="0"/>
-      <w:cols w:space="720"/>
+      <w:type w:val="continuous"/>
+      <w:pgSz w:w="12240" w:h="20160"/>
+      <w:pgMar w:top="850" w:right="850" w:bottom="850" w:left="850" w:header="720" w:footer="720" w:gutter="0"/>
+      <w:cols w:space="360" w:num="2" w:sep="1"/>
       <w:docGrid w:linePitch="360"/>
     </w:sectPr>
   </w:body>
@@ -7011,11 +7030,13 @@
     <w:qFormat/>
     <w:rsid w:val="00FC693F"/>
     <w:pPr>
-      <w:spacing w:after="80" w:line="276" w:lineRule="auto"/>
+      <w:widowControl/>
+      <w:spacing w:after="60" w:line="259" w:lineRule="auto"/>
     </w:pPr>
     <w:rPr>
-      <w:rFonts w:ascii="Calibri" w:hAnsi="Calibri"/>
-      <w:sz w:val="22"/>
+      <w:rFonts w:ascii="Cambria" w:hAnsi="Cambria"/>
+      <w:color w:val="000000"/>
+      <w:sz w:val="19"/>
     </w:rPr>
   </w:style>
   <w:style w:type="paragraph" w:styleId="Header">
@@ -7073,15 +7094,15 @@
     <w:pPr>
       <w:keepNext/>
       <w:keepLines/>
-      <w:spacing w:before="480" w:after="0"/>
+      <w:spacing w:before="120" w:after="40"/>
       <w:outlineLvl w:val="0"/>
     </w:pPr>
     <w:rPr>
-      <w:rFonts w:asciiTheme="majorHAnsi" w:eastAsiaTheme="majorEastAsia" w:hAnsiTheme="majorHAnsi" w:cstheme="majorBidi"/>
+      <w:rFonts w:asciiTheme="majorHAnsi" w:eastAsiaTheme="majorEastAsia" w:hAnsiTheme="majorHAnsi" w:cstheme="majorBidi" w:ascii="Calibri" w:hAnsi="Calibri"/>
       <w:b/>
       <w:bCs/>
-      <w:color w:val="365F91" w:themeColor="accent1" w:themeShade="BF"/>
-      <w:sz w:val="28"/>
+      <w:color w:val="000000"/>
+      <w:sz w:val="26"/>
       <w:szCs w:val="28"/>
     </w:rPr>
   </w:style>
@@ -7097,15 +7118,15 @@
     <w:pPr>
       <w:keepNext/>
       <w:keepLines/>
-      <w:spacing w:before="200" w:after="0"/>
+      <w:spacing w:before="120" w:after="40"/>
       <w:outlineLvl w:val="1"/>
     </w:pPr>
     <w:rPr>
-      <w:rFonts w:asciiTheme="majorHAnsi" w:eastAsiaTheme="majorEastAsia" w:hAnsiTheme="majorHAnsi" w:cstheme="majorBidi"/>
+      <w:rFonts w:asciiTheme="majorHAnsi" w:eastAsiaTheme="majorEastAsia" w:hAnsiTheme="majorHAnsi" w:cstheme="majorBidi" w:ascii="Calibri" w:hAnsi="Calibri"/>
       <w:b/>
       <w:bCs/>
-      <w:color w:val="4F81BD" w:themeColor="accent1"/>
-      <w:sz w:val="26"/>
+      <w:color w:val="1A1A1A"/>
+      <w:sz w:val="23"/>
       <w:szCs w:val="26"/>
     </w:rPr>
   </w:style>
@@ -7121,14 +7142,15 @@
     <w:pPr>
       <w:keepNext/>
       <w:keepLines/>
-      <w:spacing w:before="200" w:after="0"/>
+      <w:spacing w:before="120" w:after="40"/>
       <w:outlineLvl w:val="2"/>
     </w:pPr>
     <w:rPr>
-      <w:rFonts w:asciiTheme="majorHAnsi" w:eastAsiaTheme="majorEastAsia" w:hAnsiTheme="majorHAnsi" w:cstheme="majorBidi"/>
+      <w:rFonts w:asciiTheme="majorHAnsi" w:eastAsiaTheme="majorEastAsia" w:hAnsiTheme="majorHAnsi" w:cstheme="majorBidi" w:ascii="Calibri" w:hAnsi="Calibri"/>
       <w:b/>
       <w:bCs/>
-      <w:color w:val="4F81BD" w:themeColor="accent1"/>
+      <w:color w:val="1A1A1A"/>
+      <w:sz w:val="21"/>
     </w:rPr>
   </w:style>
   <w:style w:type="paragraph" w:styleId="Heading4">
@@ -7366,11 +7388,12 @@
       <w:contextualSpacing/>
     </w:pPr>
     <w:rPr>
-      <w:rFonts w:asciiTheme="majorHAnsi" w:eastAsiaTheme="majorEastAsia" w:hAnsiTheme="majorHAnsi" w:cstheme="majorBidi"/>
-      <w:color w:val="17365D" w:themeColor="text2" w:themeShade="BF"/>
+      <w:rFonts w:asciiTheme="majorHAnsi" w:eastAsiaTheme="majorEastAsia" w:hAnsiTheme="majorHAnsi" w:cstheme="majorBidi" w:ascii="Calibri" w:hAnsi="Calibri"/>
+      <w:b/>
+      <w:color w:val="000000"/>
       <w:spacing w:val="5"/>
       <w:kern w:val="28"/>
-      <w:sz w:val="52"/>
+      <w:sz w:val="44"/>
       <w:szCs w:val="52"/>
     </w:rPr>
   </w:style>

--- a/Special Stains.docx
+++ b/Special Stains.docx
@@ -8,9 +8,6 @@
         <w:jc w:val="center"/>
       </w:pPr>
       <w:r>
-        <w:rPr>
-          <w:color w:val="000000"/>
-        </w:rPr>
         <w:t>SPECIAL STAINS</w:t>
       </w:r>
     </w:p>
@@ -29,13 +26,12 @@
         <w:t>Histopathology — Special Staining Techniques</w:t>
       </w:r>
     </w:p>
-    <w:p/>
     <w:p>
       <w:pPr>
         <w:sectPr>
           <w:pgSz w:w="12240" w:h="20160"/>
           <w:pgMar w:top="850" w:right="850" w:bottom="850" w:left="850" w:header="720" w:footer="720" w:gutter="0"/>
-          <w:cols w:space="340" w:num="1" w:sep="1"/>
+          <w:cols w:space="360" w:num="1" w:sep="0"/>
           <w:docGrid w:linePitch="360"/>
         </w:sectPr>
       </w:pPr>
@@ -719,6 +715,17 @@
     </w:p>
     <w:p>
       <w:pPr>
+        <w:sectPr>
+          <w:type w:val="continuous"/>
+          <w:pgSz w:w="12240" w:h="20160"/>
+          <w:pgMar w:top="850" w:right="850" w:bottom="850" w:left="850" w:header="720" w:footer="720" w:gutter="0"/>
+          <w:cols w:space="360" w:num="1" w:sep="0"/>
+          <w:docGrid w:linePitch="360"/>
+        </w:sectPr>
+      </w:pPr>
+    </w:p>
+    <w:p>
+      <w:pPr>
         <w:pStyle w:val="ListBullet"/>
       </w:pPr>
       <w:r>
@@ -815,6 +822,17 @@
         </w:rPr>
         <w:t>Activated Charcoal — 500 mg</w:t>
       </w:r>
+    </w:p>
+    <w:p>
+      <w:pPr>
+        <w:sectPr>
+          <w:type w:val="continuous"/>
+          <w:pgSz w:w="12240" w:h="20160"/>
+          <w:pgMar w:top="850" w:right="850" w:bottom="850" w:left="850" w:header="720" w:footer="720" w:gutter="0"/>
+          <w:cols w:space="360" w:num="2" w:sep="1"/>
+          <w:docGrid w:linePitch="360"/>
+        </w:sectPr>
+      </w:pPr>
     </w:p>
     <w:p>
       <w:r>
@@ -1944,6 +1962,17 @@
     </w:p>
     <w:p>
       <w:pPr>
+        <w:sectPr>
+          <w:type w:val="continuous"/>
+          <w:pgSz w:w="12240" w:h="20160"/>
+          <w:pgMar w:top="850" w:right="850" w:bottom="850" w:left="850" w:header="720" w:footer="720" w:gutter="0"/>
+          <w:cols w:space="360" w:num="1" w:sep="0"/>
+          <w:docGrid w:linePitch="360"/>
+        </w:sectPr>
+      </w:pPr>
+    </w:p>
+    <w:p>
+      <w:pPr>
         <w:pStyle w:val="ListBullet"/>
       </w:pPr>
       <w:r>
@@ -1974,6 +2003,17 @@
         </w:rPr>
         <w:t>Muscle, Cytoplasm, Erythrocytes — Red</w:t>
       </w:r>
+    </w:p>
+    <w:p>
+      <w:pPr>
+        <w:sectPr>
+          <w:type w:val="continuous"/>
+          <w:pgSz w:w="12240" w:h="20160"/>
+          <w:pgMar w:top="850" w:right="850" w:bottom="850" w:left="850" w:header="720" w:footer="720" w:gutter="0"/>
+          <w:cols w:space="360" w:num="2" w:sep="1"/>
+          <w:docGrid w:linePitch="360"/>
+        </w:sectPr>
+      </w:pPr>
     </w:p>
     <w:p>
       <w:r>
@@ -2484,6 +2524,17 @@
     </w:p>
     <w:p>
       <w:pPr>
+        <w:sectPr>
+          <w:type w:val="continuous"/>
+          <w:pgSz w:w="12240" w:h="20160"/>
+          <w:pgMar w:top="850" w:right="850" w:bottom="850" w:left="850" w:header="720" w:footer="720" w:gutter="0"/>
+          <w:cols w:space="360" w:num="1" w:sep="0"/>
+          <w:docGrid w:linePitch="360"/>
+        </w:sectPr>
+      </w:pPr>
+    </w:p>
+    <w:p>
+      <w:pPr>
         <w:pStyle w:val="ListBullet"/>
       </w:pPr>
       <w:r>
@@ -2514,6 +2565,17 @@
         </w:rPr>
         <w:t>Erythrocytes — deep purplish blue</w:t>
       </w:r>
+    </w:p>
+    <w:p>
+      <w:pPr>
+        <w:sectPr>
+          <w:type w:val="continuous"/>
+          <w:pgSz w:w="12240" w:h="20160"/>
+          <w:pgMar w:top="850" w:right="850" w:bottom="850" w:left="850" w:header="720" w:footer="720" w:gutter="0"/>
+          <w:cols w:space="360" w:num="2" w:sep="1"/>
+          <w:docGrid w:linePitch="360"/>
+        </w:sectPr>
+      </w:pPr>
     </w:p>
     <w:p>
       <w:r>
@@ -2973,6 +3035,17 @@
     </w:p>
     <w:p>
       <w:pPr>
+        <w:sectPr>
+          <w:type w:val="continuous"/>
+          <w:pgSz w:w="12240" w:h="20160"/>
+          <w:pgMar w:top="850" w:right="850" w:bottom="850" w:left="850" w:header="720" w:footer="720" w:gutter="0"/>
+          <w:cols w:space="360" w:num="1" w:sep="0"/>
+          <w:docGrid w:linePitch="360"/>
+        </w:sectPr>
+      </w:pPr>
+    </w:p>
+    <w:p>
+      <w:pPr>
         <w:pStyle w:val="ListNumber"/>
       </w:pPr>
       <w:r>
@@ -3014,6 +3087,17 @@
         </w:rPr>
         <w:t>Coverslips</w:t>
       </w:r>
+    </w:p>
+    <w:p>
+      <w:pPr>
+        <w:sectPr>
+          <w:type w:val="continuous"/>
+          <w:pgSz w:w="12240" w:h="20160"/>
+          <w:pgMar w:top="850" w:right="850" w:bottom="850" w:left="850" w:header="720" w:footer="720" w:gutter="0"/>
+          <w:cols w:space="360" w:num="2" w:sep="1"/>
+          <w:docGrid w:linePitch="360"/>
+        </w:sectPr>
+      </w:pPr>
     </w:p>
     <w:p>
       <w:r>
@@ -3712,6 +3796,17 @@
     </w:p>
     <w:p>
       <w:pPr>
+        <w:sectPr>
+          <w:type w:val="continuous"/>
+          <w:pgSz w:w="12240" w:h="20160"/>
+          <w:pgMar w:top="850" w:right="850" w:bottom="850" w:left="850" w:header="720" w:footer="720" w:gutter="0"/>
+          <w:cols w:space="360" w:num="1" w:sep="0"/>
+          <w:docGrid w:linePitch="360"/>
+        </w:sectPr>
+      </w:pPr>
+    </w:p>
+    <w:p>
+      <w:pPr>
         <w:pStyle w:val="ListNumber"/>
       </w:pPr>
       <w:r>
@@ -3764,6 +3859,17 @@
         </w:rPr>
         <w:t>Coverslips</w:t>
       </w:r>
+    </w:p>
+    <w:p>
+      <w:pPr>
+        <w:sectPr>
+          <w:type w:val="continuous"/>
+          <w:pgSz w:w="12240" w:h="20160"/>
+          <w:pgMar w:top="850" w:right="850" w:bottom="850" w:left="850" w:header="720" w:footer="720" w:gutter="0"/>
+          <w:cols w:space="360" w:num="2" w:sep="1"/>
+          <w:docGrid w:linePitch="360"/>
+        </w:sectPr>
+      </w:pPr>
     </w:p>
     <w:p>
       <w:r>
@@ -4417,6 +4523,17 @@
     </w:p>
     <w:p>
       <w:pPr>
+        <w:sectPr>
+          <w:type w:val="continuous"/>
+          <w:pgSz w:w="12240" w:h="20160"/>
+          <w:pgMar w:top="850" w:right="850" w:bottom="850" w:left="850" w:header="720" w:footer="720" w:gutter="0"/>
+          <w:cols w:space="360" w:num="1" w:sep="0"/>
+          <w:docGrid w:linePitch="360"/>
+        </w:sectPr>
+      </w:pPr>
+    </w:p>
+    <w:p>
+      <w:pPr>
         <w:pStyle w:val="ListNumber"/>
       </w:pPr>
       <w:r>
@@ -4460,6 +4577,17 @@
       </w:r>
     </w:p>
     <w:p>
+      <w:pPr>
+        <w:sectPr>
+          <w:type w:val="continuous"/>
+          <w:pgSz w:w="12240" w:h="20160"/>
+          <w:pgMar w:top="850" w:right="850" w:bottom="850" w:left="850" w:header="720" w:footer="720" w:gutter="0"/>
+          <w:cols w:space="360" w:num="2" w:sep="1"/>
+          <w:docGrid w:linePitch="360"/>
+        </w:sectPr>
+      </w:pPr>
+    </w:p>
+    <w:p>
       <w:r>
         <w:rPr>
           <w:b/>
@@ -4732,6 +4860,17 @@
     </w:p>
     <w:p>
       <w:pPr>
+        <w:sectPr>
+          <w:type w:val="continuous"/>
+          <w:pgSz w:w="12240" w:h="20160"/>
+          <w:pgMar w:top="850" w:right="850" w:bottom="850" w:left="850" w:header="720" w:footer="720" w:gutter="0"/>
+          <w:cols w:space="360" w:num="1" w:sep="0"/>
+          <w:docGrid w:linePitch="360"/>
+        </w:sectPr>
+      </w:pPr>
+    </w:p>
+    <w:p>
+      <w:pPr>
         <w:pStyle w:val="ListBullet"/>
       </w:pPr>
       <w:r>
@@ -4762,6 +4901,17 @@
         </w:rPr>
         <w:t>Other tissues — Pale brown</w:t>
       </w:r>
+    </w:p>
+    <w:p>
+      <w:pPr>
+        <w:sectPr>
+          <w:type w:val="continuous"/>
+          <w:pgSz w:w="12240" w:h="20160"/>
+          <w:pgMar w:top="850" w:right="850" w:bottom="850" w:left="850" w:header="720" w:footer="720" w:gutter="0"/>
+          <w:cols w:space="360" w:num="2" w:sep="1"/>
+          <w:docGrid w:linePitch="360"/>
+        </w:sectPr>
+      </w:pPr>
     </w:p>
     <w:p>
       <w:r>
@@ -5307,6 +5457,17 @@
     </w:p>
     <w:p>
       <w:pPr>
+        <w:sectPr>
+          <w:type w:val="continuous"/>
+          <w:pgSz w:w="12240" w:h="20160"/>
+          <w:pgMar w:top="850" w:right="850" w:bottom="850" w:left="850" w:header="720" w:footer="720" w:gutter="0"/>
+          <w:cols w:space="360" w:num="1" w:sep="0"/>
+          <w:docGrid w:linePitch="360"/>
+        </w:sectPr>
+      </w:pPr>
+    </w:p>
+    <w:p>
+      <w:pPr>
         <w:pStyle w:val="ListBullet"/>
       </w:pPr>
       <w:r>
@@ -5348,6 +5509,17 @@
         </w:rPr>
         <w:t>RBCs — slightly reddish tint</w:t>
       </w:r>
+    </w:p>
+    <w:p>
+      <w:pPr>
+        <w:sectPr>
+          <w:type w:val="continuous"/>
+          <w:pgSz w:w="12240" w:h="20160"/>
+          <w:pgMar w:top="850" w:right="850" w:bottom="850" w:left="850" w:header="720" w:footer="720" w:gutter="0"/>
+          <w:cols w:space="360" w:num="2" w:sep="1"/>
+          <w:docGrid w:linePitch="360"/>
+        </w:sectPr>
+      </w:pPr>
     </w:p>
     <w:p>
       <w:r>
@@ -5629,6 +5801,17 @@
     </w:p>
     <w:p>
       <w:pPr>
+        <w:sectPr>
+          <w:type w:val="continuous"/>
+          <w:pgSz w:w="12240" w:h="20160"/>
+          <w:pgMar w:top="850" w:right="850" w:bottom="850" w:left="850" w:header="720" w:footer="720" w:gutter="0"/>
+          <w:cols w:space="360" w:num="1" w:sep="0"/>
+          <w:docGrid w:linePitch="360"/>
+        </w:sectPr>
+      </w:pPr>
+    </w:p>
+    <w:p>
+      <w:pPr>
         <w:pStyle w:val="ListBullet"/>
       </w:pPr>
       <w:r>
@@ -5683,6 +5866,17 @@
       </w:r>
     </w:p>
     <w:p>
+      <w:pPr>
+        <w:sectPr>
+          <w:type w:val="continuous"/>
+          <w:pgSz w:w="12240" w:h="20160"/>
+          <w:pgMar w:top="850" w:right="850" w:bottom="850" w:left="850" w:header="720" w:footer="720" w:gutter="0"/>
+          <w:cols w:space="360" w:num="2" w:sep="1"/>
+          <w:docGrid w:linePitch="360"/>
+        </w:sectPr>
+      </w:pPr>
+    </w:p>
+    <w:p>
       <w:r>
         <w:rPr>
           <w:b/>
@@ -6110,6 +6304,17 @@
     </w:p>
     <w:p>
       <w:pPr>
+        <w:sectPr>
+          <w:type w:val="continuous"/>
+          <w:pgSz w:w="12240" w:h="20160"/>
+          <w:pgMar w:top="850" w:right="850" w:bottom="850" w:left="850" w:header="720" w:footer="720" w:gutter="0"/>
+          <w:cols w:space="360" w:num="1" w:sep="0"/>
+          <w:docGrid w:linePitch="360"/>
+        </w:sectPr>
+      </w:pPr>
+    </w:p>
+    <w:p>
+      <w:pPr>
         <w:pStyle w:val="ListBullet"/>
       </w:pPr>
       <w:r>
@@ -6140,6 +6345,17 @@
         </w:rPr>
         <w:t>Background — pale green</w:t>
       </w:r>
+    </w:p>
+    <w:p>
+      <w:pPr>
+        <w:sectPr>
+          <w:type w:val="continuous"/>
+          <w:pgSz w:w="12240" w:h="20160"/>
+          <w:pgMar w:top="850" w:right="850" w:bottom="850" w:left="850" w:header="720" w:footer="720" w:gutter="0"/>
+          <w:cols w:space="360" w:num="2" w:sep="1"/>
+          <w:docGrid w:linePitch="360"/>
+        </w:sectPr>
+      </w:pPr>
     </w:p>
     <w:p>
       <w:r>
@@ -6550,6 +6766,17 @@
     </w:p>
     <w:p>
       <w:pPr>
+        <w:sectPr>
+          <w:type w:val="continuous"/>
+          <w:pgSz w:w="12240" w:h="20160"/>
+          <w:pgMar w:top="850" w:right="850" w:bottom="850" w:left="850" w:header="720" w:footer="720" w:gutter="0"/>
+          <w:cols w:space="360" w:num="1" w:sep="0"/>
+          <w:docGrid w:linePitch="360"/>
+        </w:sectPr>
+      </w:pPr>
+    </w:p>
+    <w:p>
+      <w:pPr>
         <w:pStyle w:val="ListBullet"/>
       </w:pPr>
       <w:r>
@@ -6580,6 +6807,17 @@
         </w:rPr>
         <w:t>Nuclei — Red</w:t>
       </w:r>
+    </w:p>
+    <w:p>
+      <w:pPr>
+        <w:sectPr>
+          <w:type w:val="continuous"/>
+          <w:pgSz w:w="12240" w:h="20160"/>
+          <w:pgMar w:top="850" w:right="850" w:bottom="850" w:left="850" w:header="720" w:footer="720" w:gutter="0"/>
+          <w:cols w:space="360" w:num="2" w:sep="1"/>
+          <w:docGrid w:linePitch="360"/>
+        </w:sectPr>
+      </w:pPr>
     </w:p>
     <w:p>
       <w:r>
@@ -6659,7 +6897,7 @@
       <w:type w:val="continuous"/>
       <w:pgSz w:w="12240" w:h="20160"/>
       <w:pgMar w:top="850" w:right="850" w:bottom="850" w:left="850" w:header="720" w:footer="720" w:gutter="0"/>
-      <w:cols w:space="360" w:num="2" w:sep="1"/>
+      <w:cols w:space="360" w:num="1" w:sep="0"/>
       <w:docGrid w:linePitch="360"/>
     </w:sectPr>
   </w:body>

--- a/Special Stains.docx
+++ b/Special Stains.docx
@@ -21,20 +21,10 @@
       <w:r>
         <w:rPr>
           <w:i/>
-          <w:sz w:val="22"/>
+          <w:sz w:val="20"/>
         </w:rPr>
         <w:t>Histopathology — Special Staining Techniques</w:t>
       </w:r>
-    </w:p>
-    <w:p>
-      <w:pPr>
-        <w:sectPr>
-          <w:pgSz w:w="12240" w:h="20160"/>
-          <w:pgMar w:top="850" w:right="850" w:bottom="850" w:left="850" w:header="720" w:footer="720" w:gutter="0"/>
-          <w:cols w:space="360" w:num="1" w:sep="0"/>
-          <w:docGrid w:linePitch="360"/>
-        </w:sectPr>
-      </w:pPr>
     </w:p>
     <w:p>
       <w:pPr>
@@ -395,8 +385,15 @@
     </w:p>
     <w:p>
       <w:pPr>
-        <w:pStyle w:val="ListBullet"/>
-      </w:pPr>
+        <w:spacing w:after="40"/>
+        <w:ind w:left="283"/>
+      </w:pPr>
+      <w:r>
+        <w:rPr>
+          <w:sz w:val="19"/>
+        </w:rPr>
+        <w:t xml:space="preserve">• </w:t>
+      </w:r>
       <w:r>
         <w:rPr>
           <w:b w:val="0"/>
@@ -406,8 +403,15 @@
     </w:p>
     <w:p>
       <w:pPr>
-        <w:pStyle w:val="ListBullet"/>
-      </w:pPr>
+        <w:spacing w:after="40"/>
+        <w:ind w:left="283"/>
+      </w:pPr>
+      <w:r>
+        <w:rPr>
+          <w:sz w:val="19"/>
+        </w:rPr>
+        <w:t xml:space="preserve">• </w:t>
+      </w:r>
       <w:r>
         <w:rPr>
           <w:b w:val="0"/>
@@ -417,8 +421,15 @@
     </w:p>
     <w:p>
       <w:pPr>
-        <w:pStyle w:val="ListNumber2"/>
-      </w:pPr>
+        <w:spacing w:after="40"/>
+        <w:ind w:left="680"/>
+      </w:pPr>
+      <w:r>
+        <w:rPr>
+          <w:sz w:val="19"/>
+        </w:rPr>
+        <w:t xml:space="preserve">1. </w:t>
+      </w:r>
       <w:r>
         <w:rPr>
           <w:b w:val="0"/>
@@ -428,8 +439,15 @@
     </w:p>
     <w:p>
       <w:pPr>
-        <w:pStyle w:val="ListNumber2"/>
-      </w:pPr>
+        <w:spacing w:after="40"/>
+        <w:ind w:left="680"/>
+      </w:pPr>
+      <w:r>
+        <w:rPr>
+          <w:sz w:val="19"/>
+        </w:rPr>
+        <w:t xml:space="preserve">2. </w:t>
+      </w:r>
       <w:r>
         <w:rPr>
           <w:b w:val="0"/>
@@ -439,8 +457,15 @@
     </w:p>
     <w:p>
       <w:pPr>
-        <w:pStyle w:val="ListNumber2"/>
-      </w:pPr>
+        <w:spacing w:after="40"/>
+        <w:ind w:left="680"/>
+      </w:pPr>
+      <w:r>
+        <w:rPr>
+          <w:sz w:val="19"/>
+        </w:rPr>
+        <w:t xml:space="preserve">3. </w:t>
+      </w:r>
       <w:r>
         <w:rPr>
           <w:b w:val="0"/>
@@ -450,8 +475,15 @@
     </w:p>
     <w:p>
       <w:pPr>
-        <w:pStyle w:val="ListNumber2"/>
-      </w:pPr>
+        <w:spacing w:after="40"/>
+        <w:ind w:left="680"/>
+      </w:pPr>
+      <w:r>
+        <w:rPr>
+          <w:sz w:val="19"/>
+        </w:rPr>
+        <w:t xml:space="preserve">4. </w:t>
+      </w:r>
       <w:r>
         <w:rPr>
           <w:b w:val="0"/>
@@ -461,8 +493,15 @@
     </w:p>
     <w:p>
       <w:pPr>
-        <w:pStyle w:val="ListNumber2"/>
-      </w:pPr>
+        <w:spacing w:after="40"/>
+        <w:ind w:left="680"/>
+      </w:pPr>
+      <w:r>
+        <w:rPr>
+          <w:sz w:val="19"/>
+        </w:rPr>
+        <w:t xml:space="preserve">5. </w:t>
+      </w:r>
       <w:r>
         <w:rPr>
           <w:b w:val="0"/>
@@ -472,8 +511,15 @@
     </w:p>
     <w:p>
       <w:pPr>
-        <w:pStyle w:val="ListNumber2"/>
-      </w:pPr>
+        <w:spacing w:after="40"/>
+        <w:ind w:left="680"/>
+      </w:pPr>
+      <w:r>
+        <w:rPr>
+          <w:sz w:val="19"/>
+        </w:rPr>
+        <w:t xml:space="preserve">6. </w:t>
+      </w:r>
       <w:r>
         <w:rPr>
           <w:b w:val="0"/>
@@ -483,8 +529,15 @@
     </w:p>
     <w:p>
       <w:pPr>
-        <w:pStyle w:val="ListNumber2"/>
-      </w:pPr>
+        <w:spacing w:after="40"/>
+        <w:ind w:left="680"/>
+      </w:pPr>
+      <w:r>
+        <w:rPr>
+          <w:sz w:val="19"/>
+        </w:rPr>
+        <w:t xml:space="preserve">7. </w:t>
+      </w:r>
       <w:r>
         <w:rPr>
           <w:b w:val="0"/>
@@ -494,8 +547,15 @@
     </w:p>
     <w:p>
       <w:pPr>
-        <w:pStyle w:val="ListNumber2"/>
-      </w:pPr>
+        <w:spacing w:after="40"/>
+        <w:ind w:left="680"/>
+      </w:pPr>
+      <w:r>
+        <w:rPr>
+          <w:sz w:val="19"/>
+        </w:rPr>
+        <w:t xml:space="preserve">8. </w:t>
+      </w:r>
       <w:r>
         <w:rPr>
           <w:b w:val="0"/>
@@ -505,8 +565,15 @@
     </w:p>
     <w:p>
       <w:pPr>
-        <w:pStyle w:val="ListNumber2"/>
-      </w:pPr>
+        <w:spacing w:after="40"/>
+        <w:ind w:left="680"/>
+      </w:pPr>
+      <w:r>
+        <w:rPr>
+          <w:sz w:val="19"/>
+        </w:rPr>
+        <w:t xml:space="preserve">9. </w:t>
+      </w:r>
       <w:r>
         <w:rPr>
           <w:b w:val="0"/>
@@ -516,8 +583,15 @@
     </w:p>
     <w:p>
       <w:pPr>
-        <w:pStyle w:val="ListNumber2"/>
-      </w:pPr>
+        <w:spacing w:after="40"/>
+        <w:ind w:left="680"/>
+      </w:pPr>
+      <w:r>
+        <w:rPr>
+          <w:sz w:val="19"/>
+        </w:rPr>
+        <w:t xml:space="preserve">10. </w:t>
+      </w:r>
       <w:r>
         <w:rPr>
           <w:b w:val="0"/>
@@ -527,8 +601,15 @@
     </w:p>
     <w:p>
       <w:pPr>
-        <w:pStyle w:val="ListNumber2"/>
-      </w:pPr>
+        <w:spacing w:after="40"/>
+        <w:ind w:left="680"/>
+      </w:pPr>
+      <w:r>
+        <w:rPr>
+          <w:sz w:val="19"/>
+        </w:rPr>
+        <w:t xml:space="preserve">11. </w:t>
+      </w:r>
       <w:r>
         <w:rPr>
           <w:b w:val="0"/>
@@ -538,8 +619,15 @@
     </w:p>
     <w:p>
       <w:pPr>
-        <w:pStyle w:val="ListNumber2"/>
-      </w:pPr>
+        <w:spacing w:after="40"/>
+        <w:ind w:left="680"/>
+      </w:pPr>
+      <w:r>
+        <w:rPr>
+          <w:sz w:val="19"/>
+        </w:rPr>
+        <w:t xml:space="preserve">12. </w:t>
+      </w:r>
       <w:r>
         <w:rPr>
           <w:b w:val="0"/>
@@ -605,8 +693,15 @@
     </w:p>
     <w:p>
       <w:pPr>
-        <w:pStyle w:val="ListBullet"/>
-      </w:pPr>
+        <w:spacing w:after="40"/>
+        <w:ind w:left="283"/>
+      </w:pPr>
+      <w:r>
+        <w:rPr>
+          <w:sz w:val="19"/>
+        </w:rPr>
+        <w:t xml:space="preserve">• </w:t>
+      </w:r>
       <w:r>
         <w:rPr>
           <w:b/>
@@ -622,8 +717,15 @@
     </w:p>
     <w:p>
       <w:pPr>
-        <w:pStyle w:val="ListBullet"/>
-      </w:pPr>
+        <w:spacing w:after="40"/>
+        <w:ind w:left="283"/>
+      </w:pPr>
+      <w:r>
+        <w:rPr>
+          <w:sz w:val="19"/>
+        </w:rPr>
+        <w:t xml:space="preserve">• </w:t>
+      </w:r>
       <w:r>
         <w:rPr>
           <w:b/>
@@ -639,8 +741,15 @@
     </w:p>
     <w:p>
       <w:pPr>
-        <w:pStyle w:val="ListBullet"/>
-      </w:pPr>
+        <w:spacing w:after="40"/>
+        <w:ind w:left="283"/>
+      </w:pPr>
+      <w:r>
+        <w:rPr>
+          <w:sz w:val="19"/>
+        </w:rPr>
+        <w:t xml:space="preserve">• </w:t>
+      </w:r>
       <w:r>
         <w:rPr>
           <w:b/>
@@ -656,8 +765,15 @@
     </w:p>
     <w:p>
       <w:pPr>
-        <w:pStyle w:val="ListBullet"/>
-      </w:pPr>
+        <w:spacing w:after="40"/>
+        <w:ind w:left="283"/>
+      </w:pPr>
+      <w:r>
+        <w:rPr>
+          <w:sz w:val="19"/>
+        </w:rPr>
+        <w:t xml:space="preserve">• </w:t>
+      </w:r>
       <w:r>
         <w:rPr>
           <w:b/>
@@ -673,8 +789,15 @@
     </w:p>
     <w:p>
       <w:pPr>
-        <w:pStyle w:val="ListBullet"/>
-      </w:pPr>
+        <w:spacing w:after="40"/>
+        <w:ind w:left="283"/>
+      </w:pPr>
+      <w:r>
+        <w:rPr>
+          <w:sz w:val="19"/>
+        </w:rPr>
+        <w:t xml:space="preserve">• </w:t>
+      </w:r>
       <w:r>
         <w:rPr>
           <w:b/>
@@ -690,8 +813,15 @@
     </w:p>
     <w:p>
       <w:pPr>
-        <w:pStyle w:val="ListBullet"/>
-      </w:pPr>
+        <w:spacing w:after="40"/>
+        <w:ind w:left="283"/>
+      </w:pPr>
+      <w:r>
+        <w:rPr>
+          <w:sz w:val="19"/>
+        </w:rPr>
+        <w:t xml:space="preserve">• </w:t>
+      </w:r>
       <w:r>
         <w:rPr>
           <w:b/>
@@ -716,9 +846,8 @@
     <w:p>
       <w:pPr>
         <w:sectPr>
-          <w:type w:val="continuous"/>
-          <w:pgSz w:w="12240" w:h="20160"/>
-          <w:pgMar w:top="850" w:right="850" w:bottom="850" w:left="850" w:header="720" w:footer="720" w:gutter="0"/>
+          <w:pgSz w:w="11906" w:h="16838"/>
+          <w:pgMar w:top="1134" w:right="1134" w:bottom="1134" w:left="1134" w:header="720" w:footer="720" w:gutter="0"/>
           <w:cols w:space="360" w:num="1" w:sep="0"/>
           <w:docGrid w:linePitch="360"/>
         </w:sectPr>
@@ -726,8 +855,15 @@
     </w:p>
     <w:p>
       <w:pPr>
-        <w:pStyle w:val="ListBullet"/>
-      </w:pPr>
+        <w:spacing w:after="40"/>
+        <w:ind w:left="283"/>
+      </w:pPr>
+      <w:r>
+        <w:rPr>
+          <w:sz w:val="19"/>
+        </w:rPr>
+        <w:t xml:space="preserve">• </w:t>
+      </w:r>
       <w:r>
         <w:rPr>
           <w:b/>
@@ -737,8 +873,15 @@
     </w:p>
     <w:p>
       <w:pPr>
-        <w:pStyle w:val="ListBullet2"/>
-      </w:pPr>
+        <w:spacing w:after="40"/>
+        <w:ind w:left="567"/>
+      </w:pPr>
+      <w:r>
+        <w:rPr>
+          <w:sz w:val="19"/>
+        </w:rPr>
+        <w:t xml:space="preserve">• </w:t>
+      </w:r>
       <w:r>
         <w:rPr>
           <w:b w:val="0"/>
@@ -748,8 +891,15 @@
     </w:p>
     <w:p>
       <w:pPr>
-        <w:pStyle w:val="ListBullet2"/>
-      </w:pPr>
+        <w:spacing w:after="40"/>
+        <w:ind w:left="567"/>
+      </w:pPr>
+      <w:r>
+        <w:rPr>
+          <w:sz w:val="19"/>
+        </w:rPr>
+        <w:t xml:space="preserve">• </w:t>
+      </w:r>
       <w:r>
         <w:rPr>
           <w:b w:val="0"/>
@@ -759,8 +909,15 @@
     </w:p>
     <w:p>
       <w:pPr>
-        <w:pStyle w:val="ListBullet"/>
-      </w:pPr>
+        <w:spacing w:after="40"/>
+        <w:ind w:left="283"/>
+      </w:pPr>
+      <w:r>
+        <w:rPr>
+          <w:sz w:val="19"/>
+        </w:rPr>
+        <w:t xml:space="preserve">• </w:t>
+      </w:r>
       <w:r>
         <w:rPr>
           <w:b/>
@@ -770,8 +927,15 @@
     </w:p>
     <w:p>
       <w:pPr>
-        <w:pStyle w:val="ListBullet2"/>
-      </w:pPr>
+        <w:spacing w:after="40"/>
+        <w:ind w:left="567"/>
+      </w:pPr>
+      <w:r>
+        <w:rPr>
+          <w:sz w:val="19"/>
+        </w:rPr>
+        <w:t xml:space="preserve">• </w:t>
+      </w:r>
       <w:r>
         <w:rPr>
           <w:b w:val="0"/>
@@ -781,8 +945,15 @@
     </w:p>
     <w:p>
       <w:pPr>
-        <w:pStyle w:val="ListBullet2"/>
-      </w:pPr>
+        <w:spacing w:after="40"/>
+        <w:ind w:left="567"/>
+      </w:pPr>
+      <w:r>
+        <w:rPr>
+          <w:sz w:val="19"/>
+        </w:rPr>
+        <w:t xml:space="preserve">• </w:t>
+      </w:r>
       <w:r>
         <w:rPr>
           <w:b w:val="0"/>
@@ -792,8 +963,15 @@
     </w:p>
     <w:p>
       <w:pPr>
-        <w:pStyle w:val="ListBullet2"/>
-      </w:pPr>
+        <w:spacing w:after="40"/>
+        <w:ind w:left="567"/>
+      </w:pPr>
+      <w:r>
+        <w:rPr>
+          <w:sz w:val="19"/>
+        </w:rPr>
+        <w:t xml:space="preserve">• </w:t>
+      </w:r>
       <w:r>
         <w:rPr>
           <w:b w:val="0"/>
@@ -803,8 +981,15 @@
     </w:p>
     <w:p>
       <w:pPr>
-        <w:pStyle w:val="ListBullet2"/>
-      </w:pPr>
+        <w:spacing w:after="40"/>
+        <w:ind w:left="567"/>
+      </w:pPr>
+      <w:r>
+        <w:rPr>
+          <w:sz w:val="19"/>
+        </w:rPr>
+        <w:t xml:space="preserve">• </w:t>
+      </w:r>
       <w:r>
         <w:rPr>
           <w:b w:val="0"/>
@@ -814,8 +999,15 @@
     </w:p>
     <w:p>
       <w:pPr>
-        <w:pStyle w:val="ListBullet2"/>
-      </w:pPr>
+        <w:spacing w:after="40"/>
+        <w:ind w:left="567"/>
+      </w:pPr>
+      <w:r>
+        <w:rPr>
+          <w:sz w:val="19"/>
+        </w:rPr>
+        <w:t xml:space="preserve">• </w:t>
+      </w:r>
       <w:r>
         <w:rPr>
           <w:b w:val="0"/>
@@ -827,8 +1019,8 @@
       <w:pPr>
         <w:sectPr>
           <w:type w:val="continuous"/>
-          <w:pgSz w:w="12240" w:h="20160"/>
-          <w:pgMar w:top="850" w:right="850" w:bottom="850" w:left="850" w:header="720" w:footer="720" w:gutter="0"/>
+          <w:pgSz w:w="11906" w:h="16838"/>
+          <w:pgMar w:top="1134" w:right="1134" w:bottom="1134" w:left="1134" w:header="720" w:footer="720" w:gutter="0"/>
           <w:cols w:space="360" w:num="2" w:sep="1"/>
           <w:docGrid w:linePitch="360"/>
         </w:sectPr>
@@ -844,8 +1036,15 @@
     </w:p>
     <w:p>
       <w:pPr>
-        <w:pStyle w:val="ListBullet"/>
-      </w:pPr>
+        <w:spacing w:after="40"/>
+        <w:ind w:left="283"/>
+      </w:pPr>
+      <w:r>
+        <w:rPr>
+          <w:sz w:val="19"/>
+        </w:rPr>
+        <w:t xml:space="preserve">• </w:t>
+      </w:r>
       <w:r>
         <w:rPr>
           <w:b w:val="0"/>
@@ -855,8 +1054,15 @@
     </w:p>
     <w:p>
       <w:pPr>
-        <w:pStyle w:val="ListBullet"/>
-      </w:pPr>
+        <w:spacing w:after="40"/>
+        <w:ind w:left="283"/>
+      </w:pPr>
+      <w:r>
+        <w:rPr>
+          <w:sz w:val="19"/>
+        </w:rPr>
+        <w:t xml:space="preserve">• </w:t>
+      </w:r>
       <w:r>
         <w:rPr>
           <w:b w:val="0"/>
@@ -866,8 +1072,15 @@
     </w:p>
     <w:p>
       <w:pPr>
-        <w:pStyle w:val="ListBullet"/>
-      </w:pPr>
+        <w:spacing w:after="40"/>
+        <w:ind w:left="283"/>
+      </w:pPr>
+      <w:r>
+        <w:rPr>
+          <w:sz w:val="19"/>
+        </w:rPr>
+        <w:t xml:space="preserve">• </w:t>
+      </w:r>
       <w:r>
         <w:rPr>
           <w:b w:val="0"/>
@@ -877,8 +1090,15 @@
     </w:p>
     <w:p>
       <w:pPr>
-        <w:pStyle w:val="ListBullet"/>
-      </w:pPr>
+        <w:spacing w:after="40"/>
+        <w:ind w:left="283"/>
+      </w:pPr>
+      <w:r>
+        <w:rPr>
+          <w:sz w:val="19"/>
+        </w:rPr>
+        <w:t xml:space="preserve">• </w:t>
+      </w:r>
       <w:r>
         <w:rPr>
           <w:b w:val="0"/>
@@ -888,8 +1108,15 @@
     </w:p>
     <w:p>
       <w:pPr>
-        <w:pStyle w:val="ListBullet"/>
-      </w:pPr>
+        <w:spacing w:after="40"/>
+        <w:ind w:left="283"/>
+      </w:pPr>
+      <w:r>
+        <w:rPr>
+          <w:sz w:val="19"/>
+        </w:rPr>
+        <w:t xml:space="preserve">• </w:t>
+      </w:r>
       <w:r>
         <w:rPr>
           <w:b w:val="0"/>
@@ -899,8 +1126,15 @@
     </w:p>
     <w:p>
       <w:pPr>
-        <w:pStyle w:val="ListBullet"/>
-      </w:pPr>
+        <w:spacing w:after="40"/>
+        <w:ind w:left="283"/>
+      </w:pPr>
+      <w:r>
+        <w:rPr>
+          <w:sz w:val="19"/>
+        </w:rPr>
+        <w:t xml:space="preserve">• </w:t>
+      </w:r>
       <w:r>
         <w:rPr>
           <w:b w:val="0"/>
@@ -910,8 +1144,15 @@
     </w:p>
     <w:p>
       <w:pPr>
-        <w:pStyle w:val="ListBullet"/>
-      </w:pPr>
+        <w:spacing w:after="40"/>
+        <w:ind w:left="283"/>
+      </w:pPr>
+      <w:r>
+        <w:rPr>
+          <w:sz w:val="19"/>
+        </w:rPr>
+        <w:t xml:space="preserve">• </w:t>
+      </w:r>
       <w:r>
         <w:rPr>
           <w:b w:val="0"/>
@@ -921,8 +1162,15 @@
     </w:p>
     <w:p>
       <w:pPr>
-        <w:pStyle w:val="ListBullet"/>
-      </w:pPr>
+        <w:spacing w:after="40"/>
+        <w:ind w:left="283"/>
+      </w:pPr>
+      <w:r>
+        <w:rPr>
+          <w:sz w:val="19"/>
+        </w:rPr>
+        <w:t xml:space="preserve">• </w:t>
+      </w:r>
       <w:r>
         <w:rPr>
           <w:b w:val="0"/>
@@ -932,8 +1180,15 @@
     </w:p>
     <w:p>
       <w:pPr>
-        <w:pStyle w:val="ListBullet"/>
-      </w:pPr>
+        <w:spacing w:after="40"/>
+        <w:ind w:left="283"/>
+      </w:pPr>
+      <w:r>
+        <w:rPr>
+          <w:sz w:val="19"/>
+        </w:rPr>
+        <w:t xml:space="preserve">• </w:t>
+      </w:r>
       <w:r>
         <w:rPr>
           <w:b w:val="0"/>
@@ -951,8 +1206,15 @@
     </w:p>
     <w:p>
       <w:pPr>
-        <w:pStyle w:val="ListBullet"/>
-      </w:pPr>
+        <w:spacing w:after="40"/>
+        <w:ind w:left="283"/>
+      </w:pPr>
+      <w:r>
+        <w:rPr>
+          <w:sz w:val="19"/>
+        </w:rPr>
+        <w:t xml:space="preserve">• </w:t>
+      </w:r>
       <w:r>
         <w:rPr>
           <w:b/>
@@ -968,8 +1230,15 @@
     </w:p>
     <w:p>
       <w:pPr>
-        <w:pStyle w:val="ListBullet"/>
-      </w:pPr>
+        <w:spacing w:after="40"/>
+        <w:ind w:left="283"/>
+      </w:pPr>
+      <w:r>
+        <w:rPr>
+          <w:sz w:val="19"/>
+        </w:rPr>
+        <w:t xml:space="preserve">• </w:t>
+      </w:r>
       <w:r>
         <w:rPr>
           <w:b/>
@@ -985,8 +1254,15 @@
     </w:p>
     <w:p>
       <w:pPr>
-        <w:pStyle w:val="ListBullet"/>
-      </w:pPr>
+        <w:spacing w:after="40"/>
+        <w:ind w:left="283"/>
+      </w:pPr>
+      <w:r>
+        <w:rPr>
+          <w:sz w:val="19"/>
+        </w:rPr>
+        <w:t xml:space="preserve">• </w:t>
+      </w:r>
       <w:r>
         <w:rPr>
           <w:b/>
@@ -1002,8 +1278,15 @@
     </w:p>
     <w:p>
       <w:pPr>
-        <w:pStyle w:val="ListBullet"/>
-      </w:pPr>
+        <w:spacing w:after="40"/>
+        <w:ind w:left="283"/>
+      </w:pPr>
+      <w:r>
+        <w:rPr>
+          <w:sz w:val="19"/>
+        </w:rPr>
+        <w:t xml:space="preserve">• </w:t>
+      </w:r>
       <w:r>
         <w:rPr>
           <w:b/>
@@ -1019,8 +1302,15 @@
     </w:p>
     <w:p>
       <w:pPr>
-        <w:pStyle w:val="ListBullet"/>
-      </w:pPr>
+        <w:spacing w:after="40"/>
+        <w:ind w:left="283"/>
+      </w:pPr>
+      <w:r>
+        <w:rPr>
+          <w:sz w:val="19"/>
+        </w:rPr>
+        <w:t xml:space="preserve">• </w:t>
+      </w:r>
       <w:r>
         <w:rPr>
           <w:b/>
@@ -1036,8 +1326,15 @@
     </w:p>
     <w:p>
       <w:pPr>
-        <w:pStyle w:val="ListBullet"/>
-      </w:pPr>
+        <w:spacing w:after="40"/>
+        <w:ind w:left="283"/>
+      </w:pPr>
+      <w:r>
+        <w:rPr>
+          <w:sz w:val="19"/>
+        </w:rPr>
+        <w:t xml:space="preserve">• </w:t>
+      </w:r>
       <w:r>
         <w:rPr>
           <w:b/>
@@ -1053,8 +1350,15 @@
     </w:p>
     <w:p>
       <w:pPr>
-        <w:pStyle w:val="ListBullet"/>
-      </w:pPr>
+        <w:spacing w:after="40"/>
+        <w:ind w:left="283"/>
+      </w:pPr>
+      <w:r>
+        <w:rPr>
+          <w:sz w:val="19"/>
+        </w:rPr>
+        <w:t xml:space="preserve">• </w:t>
+      </w:r>
       <w:r>
         <w:rPr>
           <w:b/>
@@ -1070,8 +1374,15 @@
     </w:p>
     <w:p>
       <w:pPr>
-        <w:pStyle w:val="ListBullet"/>
-      </w:pPr>
+        <w:spacing w:after="40"/>
+        <w:ind w:left="283"/>
+      </w:pPr>
+      <w:r>
+        <w:rPr>
+          <w:sz w:val="19"/>
+        </w:rPr>
+        <w:t xml:space="preserve">• </w:t>
+      </w:r>
       <w:r>
         <w:rPr>
           <w:b/>
@@ -1087,8 +1398,15 @@
     </w:p>
     <w:p>
       <w:pPr>
-        <w:pStyle w:val="ListBullet"/>
-      </w:pPr>
+        <w:spacing w:after="40"/>
+        <w:ind w:left="283"/>
+      </w:pPr>
+      <w:r>
+        <w:rPr>
+          <w:sz w:val="19"/>
+        </w:rPr>
+        <w:t xml:space="preserve">• </w:t>
+      </w:r>
       <w:r>
         <w:rPr>
           <w:b/>
@@ -1104,8 +1422,15 @@
     </w:p>
     <w:p>
       <w:pPr>
-        <w:pStyle w:val="ListBullet"/>
-      </w:pPr>
+        <w:spacing w:after="40"/>
+        <w:ind w:left="283"/>
+      </w:pPr>
+      <w:r>
+        <w:rPr>
+          <w:sz w:val="19"/>
+        </w:rPr>
+        <w:t xml:space="preserve">• </w:t>
+      </w:r>
       <w:r>
         <w:rPr>
           <w:b/>
@@ -1129,8 +1454,15 @@
     </w:p>
     <w:p>
       <w:pPr>
-        <w:pStyle w:val="ListBullet"/>
-      </w:pPr>
+        <w:spacing w:after="40"/>
+        <w:ind w:left="283"/>
+      </w:pPr>
+      <w:r>
+        <w:rPr>
+          <w:sz w:val="19"/>
+        </w:rPr>
+        <w:t xml:space="preserve">• </w:t>
+      </w:r>
       <w:r>
         <w:rPr>
           <w:b w:val="0"/>
@@ -1140,8 +1472,15 @@
     </w:p>
     <w:p>
       <w:pPr>
-        <w:pStyle w:val="ListBullet"/>
-      </w:pPr>
+        <w:spacing w:after="40"/>
+        <w:ind w:left="283"/>
+      </w:pPr>
+      <w:r>
+        <w:rPr>
+          <w:sz w:val="19"/>
+        </w:rPr>
+        <w:t xml:space="preserve">• </w:t>
+      </w:r>
       <w:r>
         <w:rPr>
           <w:b w:val="0"/>
@@ -1151,8 +1490,15 @@
     </w:p>
     <w:p>
       <w:pPr>
-        <w:pStyle w:val="ListBullet"/>
-      </w:pPr>
+        <w:spacing w:after="40"/>
+        <w:ind w:left="283"/>
+      </w:pPr>
+      <w:r>
+        <w:rPr>
+          <w:sz w:val="19"/>
+        </w:rPr>
+        <w:t xml:space="preserve">• </w:t>
+      </w:r>
       <w:r>
         <w:rPr>
           <w:b w:val="0"/>
@@ -1170,8 +1516,15 @@
     </w:p>
     <w:p>
       <w:pPr>
-        <w:pStyle w:val="ListBullet"/>
-      </w:pPr>
+        <w:spacing w:after="40"/>
+        <w:ind w:left="283"/>
+      </w:pPr>
+      <w:r>
+        <w:rPr>
+          <w:sz w:val="19"/>
+        </w:rPr>
+        <w:t xml:space="preserve">• </w:t>
+      </w:r>
       <w:r>
         <w:rPr>
           <w:b w:val="0"/>
@@ -1181,8 +1534,15 @@
     </w:p>
     <w:p>
       <w:pPr>
-        <w:pStyle w:val="ListBullet"/>
-      </w:pPr>
+        <w:spacing w:after="40"/>
+        <w:ind w:left="283"/>
+      </w:pPr>
+      <w:r>
+        <w:rPr>
+          <w:sz w:val="19"/>
+        </w:rPr>
+        <w:t xml:space="preserve">• </w:t>
+      </w:r>
       <w:r>
         <w:rPr>
           <w:b w:val="0"/>
@@ -1192,8 +1552,15 @@
     </w:p>
     <w:p>
       <w:pPr>
-        <w:pStyle w:val="ListBullet"/>
-      </w:pPr>
+        <w:spacing w:after="40"/>
+        <w:ind w:left="283"/>
+      </w:pPr>
+      <w:r>
+        <w:rPr>
+          <w:sz w:val="19"/>
+        </w:rPr>
+        <w:t xml:space="preserve">• </w:t>
+      </w:r>
       <w:r>
         <w:rPr>
           <w:b w:val="0"/>
@@ -1211,8 +1578,15 @@
     </w:p>
     <w:p>
       <w:pPr>
-        <w:pStyle w:val="ListBullet"/>
-      </w:pPr>
+        <w:spacing w:after="40"/>
+        <w:ind w:left="283"/>
+      </w:pPr>
+      <w:r>
+        <w:rPr>
+          <w:sz w:val="19"/>
+        </w:rPr>
+        <w:t xml:space="preserve">• </w:t>
+      </w:r>
       <w:r>
         <w:rPr>
           <w:b/>
@@ -1228,8 +1602,15 @@
     </w:p>
     <w:p>
       <w:pPr>
-        <w:pStyle w:val="ListBullet"/>
-      </w:pPr>
+        <w:spacing w:after="40"/>
+        <w:ind w:left="283"/>
+      </w:pPr>
+      <w:r>
+        <w:rPr>
+          <w:sz w:val="19"/>
+        </w:rPr>
+        <w:t xml:space="preserve">• </w:t>
+      </w:r>
       <w:r>
         <w:rPr>
           <w:b/>
@@ -1261,8 +1642,15 @@
     </w:p>
     <w:p>
       <w:pPr>
-        <w:pStyle w:val="ListNumber"/>
-      </w:pPr>
+        <w:spacing w:after="40"/>
+        <w:ind w:left="340"/>
+      </w:pPr>
+      <w:r>
+        <w:rPr>
+          <w:sz w:val="19"/>
+        </w:rPr>
+        <w:t xml:space="preserve">1. </w:t>
+      </w:r>
       <w:r>
         <w:rPr>
           <w:b w:val="0"/>
@@ -1272,8 +1660,15 @@
     </w:p>
     <w:p>
       <w:pPr>
-        <w:pStyle w:val="ListNumber"/>
-      </w:pPr>
+        <w:spacing w:after="40"/>
+        <w:ind w:left="340"/>
+      </w:pPr>
+      <w:r>
+        <w:rPr>
+          <w:sz w:val="19"/>
+        </w:rPr>
+        <w:t xml:space="preserve">2. </w:t>
+      </w:r>
       <w:r>
         <w:rPr>
           <w:b w:val="0"/>
@@ -1283,8 +1678,15 @@
     </w:p>
     <w:p>
       <w:pPr>
-        <w:pStyle w:val="ListNumber"/>
-      </w:pPr>
+        <w:spacing w:after="40"/>
+        <w:ind w:left="340"/>
+      </w:pPr>
+      <w:r>
+        <w:rPr>
+          <w:sz w:val="19"/>
+        </w:rPr>
+        <w:t xml:space="preserve">3. </w:t>
+      </w:r>
       <w:r>
         <w:rPr>
           <w:b w:val="0"/>
@@ -1294,8 +1696,15 @@
     </w:p>
     <w:p>
       <w:pPr>
-        <w:pStyle w:val="ListNumber"/>
-      </w:pPr>
+        <w:spacing w:after="40"/>
+        <w:ind w:left="340"/>
+      </w:pPr>
+      <w:r>
+        <w:rPr>
+          <w:sz w:val="19"/>
+        </w:rPr>
+        <w:t xml:space="preserve">4. </w:t>
+      </w:r>
       <w:r>
         <w:rPr>
           <w:b w:val="0"/>
@@ -1305,8 +1714,15 @@
     </w:p>
     <w:p>
       <w:pPr>
-        <w:pStyle w:val="ListNumber"/>
-      </w:pPr>
+        <w:spacing w:after="40"/>
+        <w:ind w:left="340"/>
+      </w:pPr>
+      <w:r>
+        <w:rPr>
+          <w:sz w:val="19"/>
+        </w:rPr>
+        <w:t xml:space="preserve">5. </w:t>
+      </w:r>
       <w:r>
         <w:rPr>
           <w:b w:val="0"/>
@@ -1316,8 +1732,15 @@
     </w:p>
     <w:p>
       <w:pPr>
-        <w:pStyle w:val="ListNumber"/>
-      </w:pPr>
+        <w:spacing w:after="40"/>
+        <w:ind w:left="340"/>
+      </w:pPr>
+      <w:r>
+        <w:rPr>
+          <w:sz w:val="19"/>
+        </w:rPr>
+        <w:t xml:space="preserve">6. </w:t>
+      </w:r>
       <w:r>
         <w:rPr>
           <w:b w:val="0"/>
@@ -1327,8 +1750,15 @@
     </w:p>
     <w:p>
       <w:pPr>
-        <w:pStyle w:val="ListNumber"/>
-      </w:pPr>
+        <w:spacing w:after="40"/>
+        <w:ind w:left="340"/>
+      </w:pPr>
+      <w:r>
+        <w:rPr>
+          <w:sz w:val="19"/>
+        </w:rPr>
+        <w:t xml:space="preserve">7. </w:t>
+      </w:r>
       <w:r>
         <w:rPr>
           <w:b w:val="0"/>
@@ -1338,8 +1768,15 @@
     </w:p>
     <w:p>
       <w:pPr>
-        <w:pStyle w:val="ListNumber"/>
-      </w:pPr>
+        <w:spacing w:after="40"/>
+        <w:ind w:left="340"/>
+      </w:pPr>
+      <w:r>
+        <w:rPr>
+          <w:sz w:val="19"/>
+        </w:rPr>
+        <w:t xml:space="preserve">8. </w:t>
+      </w:r>
       <w:r>
         <w:rPr>
           <w:b w:val="0"/>
@@ -1383,8 +1820,15 @@
     </w:p>
     <w:p>
       <w:pPr>
-        <w:pStyle w:val="ListNumber"/>
-      </w:pPr>
+        <w:spacing w:after="40"/>
+        <w:ind w:left="340"/>
+      </w:pPr>
+      <w:r>
+        <w:rPr>
+          <w:sz w:val="19"/>
+        </w:rPr>
+        <w:t xml:space="preserve">1. </w:t>
+      </w:r>
       <w:r>
         <w:rPr>
           <w:b w:val="0"/>
@@ -1394,8 +1838,15 @@
     </w:p>
     <w:p>
       <w:pPr>
-        <w:pStyle w:val="ListNumber"/>
-      </w:pPr>
+        <w:spacing w:after="40"/>
+        <w:ind w:left="340"/>
+      </w:pPr>
+      <w:r>
+        <w:rPr>
+          <w:sz w:val="19"/>
+        </w:rPr>
+        <w:t xml:space="preserve">2. </w:t>
+      </w:r>
       <w:r>
         <w:rPr>
           <w:b w:val="0"/>
@@ -1405,8 +1856,15 @@
     </w:p>
     <w:p>
       <w:pPr>
-        <w:pStyle w:val="ListNumber"/>
-      </w:pPr>
+        <w:spacing w:after="40"/>
+        <w:ind w:left="340"/>
+      </w:pPr>
+      <w:r>
+        <w:rPr>
+          <w:sz w:val="19"/>
+        </w:rPr>
+        <w:t xml:space="preserve">3. </w:t>
+      </w:r>
       <w:r>
         <w:rPr>
           <w:b w:val="0"/>
@@ -1416,8 +1874,15 @@
     </w:p>
     <w:p>
       <w:pPr>
-        <w:pStyle w:val="ListNumber"/>
-      </w:pPr>
+        <w:spacing w:after="40"/>
+        <w:ind w:left="340"/>
+      </w:pPr>
+      <w:r>
+        <w:rPr>
+          <w:sz w:val="19"/>
+        </w:rPr>
+        <w:t xml:space="preserve">4. </w:t>
+      </w:r>
       <w:r>
         <w:rPr>
           <w:b w:val="0"/>
@@ -1427,8 +1892,15 @@
     </w:p>
     <w:p>
       <w:pPr>
-        <w:pStyle w:val="ListNumber"/>
-      </w:pPr>
+        <w:spacing w:after="40"/>
+        <w:ind w:left="340"/>
+      </w:pPr>
+      <w:r>
+        <w:rPr>
+          <w:sz w:val="19"/>
+        </w:rPr>
+        <w:t xml:space="preserve">5. </w:t>
+      </w:r>
       <w:r>
         <w:rPr>
           <w:b w:val="0"/>
@@ -1438,8 +1910,15 @@
     </w:p>
     <w:p>
       <w:pPr>
-        <w:pStyle w:val="ListBullet"/>
-      </w:pPr>
+        <w:spacing w:after="40"/>
+        <w:ind w:left="283"/>
+      </w:pPr>
+      <w:r>
+        <w:rPr>
+          <w:sz w:val="19"/>
+        </w:rPr>
+        <w:t xml:space="preserve">• </w:t>
+      </w:r>
       <w:r>
         <w:rPr>
           <w:b w:val="0"/>
@@ -1449,8 +1928,15 @@
     </w:p>
     <w:p>
       <w:pPr>
-        <w:pStyle w:val="ListBullet"/>
-      </w:pPr>
+        <w:spacing w:after="40"/>
+        <w:ind w:left="283"/>
+      </w:pPr>
+      <w:r>
+        <w:rPr>
+          <w:sz w:val="19"/>
+        </w:rPr>
+        <w:t xml:space="preserve">• </w:t>
+      </w:r>
       <w:r>
         <w:rPr>
           <w:b w:val="0"/>
@@ -1460,8 +1946,15 @@
     </w:p>
     <w:p>
       <w:pPr>
-        <w:pStyle w:val="ListBullet"/>
-      </w:pPr>
+        <w:spacing w:after="40"/>
+        <w:ind w:left="283"/>
+      </w:pPr>
+      <w:r>
+        <w:rPr>
+          <w:sz w:val="19"/>
+        </w:rPr>
+        <w:t xml:space="preserve">• </w:t>
+      </w:r>
       <w:r>
         <w:rPr>
           <w:b w:val="0"/>
@@ -1487,8 +1980,15 @@
     </w:p>
     <w:p>
       <w:pPr>
-        <w:pStyle w:val="ListNumber"/>
-      </w:pPr>
+        <w:spacing w:after="40"/>
+        <w:ind w:left="340"/>
+      </w:pPr>
+      <w:r>
+        <w:rPr>
+          <w:sz w:val="19"/>
+        </w:rPr>
+        <w:t xml:space="preserve">1. </w:t>
+      </w:r>
       <w:r>
         <w:rPr>
           <w:b/>
@@ -1504,8 +2004,15 @@
     </w:p>
     <w:p>
       <w:pPr>
-        <w:pStyle w:val="ListNumber"/>
-      </w:pPr>
+        <w:spacing w:after="40"/>
+        <w:ind w:left="340"/>
+      </w:pPr>
+      <w:r>
+        <w:rPr>
+          <w:sz w:val="19"/>
+        </w:rPr>
+        <w:t xml:space="preserve">2. </w:t>
+      </w:r>
       <w:r>
         <w:rPr>
           <w:b/>
@@ -1521,8 +2028,15 @@
     </w:p>
     <w:p>
       <w:pPr>
-        <w:pStyle w:val="ListNumber"/>
-      </w:pPr>
+        <w:spacing w:after="40"/>
+        <w:ind w:left="340"/>
+      </w:pPr>
+      <w:r>
+        <w:rPr>
+          <w:sz w:val="19"/>
+        </w:rPr>
+        <w:t xml:space="preserve">3. </w:t>
+      </w:r>
       <w:r>
         <w:rPr>
           <w:b/>
@@ -1546,8 +2060,15 @@
     </w:p>
     <w:p>
       <w:pPr>
-        <w:pStyle w:val="ListNumber"/>
-      </w:pPr>
+        <w:spacing w:after="40"/>
+        <w:ind w:left="340"/>
+      </w:pPr>
+      <w:r>
+        <w:rPr>
+          <w:sz w:val="19"/>
+        </w:rPr>
+        <w:t xml:space="preserve">1. </w:t>
+      </w:r>
       <w:r>
         <w:rPr>
           <w:b w:val="0"/>
@@ -1557,8 +2078,15 @@
     </w:p>
     <w:p>
       <w:pPr>
-        <w:pStyle w:val="ListNumber"/>
-      </w:pPr>
+        <w:spacing w:after="40"/>
+        <w:ind w:left="340"/>
+      </w:pPr>
+      <w:r>
+        <w:rPr>
+          <w:sz w:val="19"/>
+        </w:rPr>
+        <w:t xml:space="preserve">2. </w:t>
+      </w:r>
       <w:r>
         <w:rPr>
           <w:b w:val="0"/>
@@ -1568,8 +2096,15 @@
     </w:p>
     <w:p>
       <w:pPr>
-        <w:pStyle w:val="ListNumber"/>
-      </w:pPr>
+        <w:spacing w:after="40"/>
+        <w:ind w:left="340"/>
+      </w:pPr>
+      <w:r>
+        <w:rPr>
+          <w:sz w:val="19"/>
+        </w:rPr>
+        <w:t xml:space="preserve">3. </w:t>
+      </w:r>
       <w:r>
         <w:rPr>
           <w:b w:val="0"/>
@@ -1579,8 +2114,15 @@
     </w:p>
     <w:p>
       <w:pPr>
-        <w:pStyle w:val="ListNumber"/>
-      </w:pPr>
+        <w:spacing w:after="40"/>
+        <w:ind w:left="340"/>
+      </w:pPr>
+      <w:r>
+        <w:rPr>
+          <w:sz w:val="19"/>
+        </w:rPr>
+        <w:t xml:space="preserve">4. </w:t>
+      </w:r>
       <w:r>
         <w:rPr>
           <w:b w:val="0"/>
@@ -1590,8 +2132,15 @@
     </w:p>
     <w:p>
       <w:pPr>
-        <w:pStyle w:val="ListNumber"/>
-      </w:pPr>
+        <w:spacing w:after="40"/>
+        <w:ind w:left="340"/>
+      </w:pPr>
+      <w:r>
+        <w:rPr>
+          <w:sz w:val="19"/>
+        </w:rPr>
+        <w:t xml:space="preserve">5. </w:t>
+      </w:r>
       <w:r>
         <w:rPr>
           <w:b w:val="0"/>
@@ -1601,8 +2150,15 @@
     </w:p>
     <w:p>
       <w:pPr>
-        <w:pStyle w:val="ListBullet2"/>
-      </w:pPr>
+        <w:spacing w:after="40"/>
+        <w:ind w:left="567"/>
+      </w:pPr>
+      <w:r>
+        <w:rPr>
+          <w:sz w:val="19"/>
+        </w:rPr>
+        <w:t xml:space="preserve">• </w:t>
+      </w:r>
       <w:r>
         <w:rPr>
           <w:b/>
@@ -1618,8 +2174,15 @@
     </w:p>
     <w:p>
       <w:pPr>
-        <w:pStyle w:val="ListBullet2"/>
-      </w:pPr>
+        <w:spacing w:after="40"/>
+        <w:ind w:left="567"/>
+      </w:pPr>
+      <w:r>
+        <w:rPr>
+          <w:sz w:val="19"/>
+        </w:rPr>
+        <w:t xml:space="preserve">• </w:t>
+      </w:r>
       <w:r>
         <w:rPr>
           <w:b/>
@@ -1635,8 +2198,15 @@
     </w:p>
     <w:p>
       <w:pPr>
-        <w:pStyle w:val="ListBullet2"/>
-      </w:pPr>
+        <w:spacing w:after="40"/>
+        <w:ind w:left="567"/>
+      </w:pPr>
+      <w:r>
+        <w:rPr>
+          <w:sz w:val="19"/>
+        </w:rPr>
+        <w:t xml:space="preserve">• </w:t>
+      </w:r>
       <w:r>
         <w:rPr>
           <w:b/>
@@ -1652,8 +2222,15 @@
     </w:p>
     <w:p>
       <w:pPr>
-        <w:pStyle w:val="ListNumber"/>
-      </w:pPr>
+        <w:spacing w:after="40"/>
+        <w:ind w:left="340"/>
+      </w:pPr>
+      <w:r>
+        <w:rPr>
+          <w:sz w:val="19"/>
+        </w:rPr>
+        <w:t xml:space="preserve">6. </w:t>
+      </w:r>
       <w:r>
         <w:rPr>
           <w:b w:val="0"/>
@@ -1663,8 +2240,15 @@
     </w:p>
     <w:p>
       <w:pPr>
-        <w:pStyle w:val="ListNumber"/>
-      </w:pPr>
+        <w:spacing w:after="40"/>
+        <w:ind w:left="340"/>
+      </w:pPr>
+      <w:r>
+        <w:rPr>
+          <w:sz w:val="19"/>
+        </w:rPr>
+        <w:t xml:space="preserve">7. </w:t>
+      </w:r>
       <w:r>
         <w:rPr>
           <w:b w:val="0"/>
@@ -1682,8 +2266,15 @@
     </w:p>
     <w:p>
       <w:pPr>
-        <w:pStyle w:val="ListBullet"/>
-      </w:pPr>
+        <w:spacing w:after="40"/>
+        <w:ind w:left="283"/>
+      </w:pPr>
+      <w:r>
+        <w:rPr>
+          <w:sz w:val="19"/>
+        </w:rPr>
+        <w:t xml:space="preserve">• </w:t>
+      </w:r>
       <w:r>
         <w:rPr>
           <w:b/>
@@ -1699,8 +2290,15 @@
     </w:p>
     <w:p>
       <w:pPr>
-        <w:pStyle w:val="ListBullet"/>
-      </w:pPr>
+        <w:spacing w:after="40"/>
+        <w:ind w:left="283"/>
+      </w:pPr>
+      <w:r>
+        <w:rPr>
+          <w:sz w:val="19"/>
+        </w:rPr>
+        <w:t xml:space="preserve">• </w:t>
+      </w:r>
       <w:r>
         <w:rPr>
           <w:b/>
@@ -1716,8 +2314,15 @@
     </w:p>
     <w:p>
       <w:pPr>
-        <w:pStyle w:val="ListBullet"/>
-      </w:pPr>
+        <w:spacing w:after="40"/>
+        <w:ind w:left="283"/>
+      </w:pPr>
+      <w:r>
+        <w:rPr>
+          <w:sz w:val="19"/>
+        </w:rPr>
+        <w:t xml:space="preserve">• </w:t>
+      </w:r>
       <w:r>
         <w:rPr>
           <w:b/>
@@ -1733,8 +2338,15 @@
     </w:p>
     <w:p>
       <w:pPr>
-        <w:pStyle w:val="ListBullet"/>
-      </w:pPr>
+        <w:spacing w:after="40"/>
+        <w:ind w:left="283"/>
+      </w:pPr>
+      <w:r>
+        <w:rPr>
+          <w:sz w:val="19"/>
+        </w:rPr>
+        <w:t xml:space="preserve">• </w:t>
+      </w:r>
       <w:r>
         <w:rPr>
           <w:b/>
@@ -1750,8 +2362,15 @@
     </w:p>
     <w:p>
       <w:pPr>
-        <w:pStyle w:val="ListBullet"/>
-      </w:pPr>
+        <w:spacing w:after="40"/>
+        <w:ind w:left="283"/>
+      </w:pPr>
+      <w:r>
+        <w:rPr>
+          <w:sz w:val="19"/>
+        </w:rPr>
+        <w:t xml:space="preserve">• </w:t>
+      </w:r>
       <w:r>
         <w:rPr>
           <w:b/>
@@ -1767,8 +2386,15 @@
     </w:p>
     <w:p>
       <w:pPr>
-        <w:pStyle w:val="ListBullet"/>
-      </w:pPr>
+        <w:spacing w:after="40"/>
+        <w:ind w:left="283"/>
+      </w:pPr>
+      <w:r>
+        <w:rPr>
+          <w:sz w:val="19"/>
+        </w:rPr>
+        <w:t xml:space="preserve">• </w:t>
+      </w:r>
       <w:r>
         <w:rPr>
           <w:b/>
@@ -1784,8 +2410,15 @@
     </w:p>
     <w:p>
       <w:pPr>
-        <w:pStyle w:val="ListBullet"/>
-      </w:pPr>
+        <w:spacing w:after="40"/>
+        <w:ind w:left="283"/>
+      </w:pPr>
+      <w:r>
+        <w:rPr>
+          <w:sz w:val="19"/>
+        </w:rPr>
+        <w:t xml:space="preserve">• </w:t>
+      </w:r>
       <w:r>
         <w:rPr>
           <w:b/>
@@ -1801,8 +2434,15 @@
     </w:p>
     <w:p>
       <w:pPr>
-        <w:pStyle w:val="ListBullet"/>
-      </w:pPr>
+        <w:spacing w:after="40"/>
+        <w:ind w:left="283"/>
+      </w:pPr>
+      <w:r>
+        <w:rPr>
+          <w:sz w:val="19"/>
+        </w:rPr>
+        <w:t xml:space="preserve">• </w:t>
+      </w:r>
       <w:r>
         <w:rPr>
           <w:b/>
@@ -1818,8 +2458,15 @@
     </w:p>
     <w:p>
       <w:pPr>
-        <w:pStyle w:val="ListBullet"/>
-      </w:pPr>
+        <w:spacing w:after="40"/>
+        <w:ind w:left="283"/>
+      </w:pPr>
+      <w:r>
+        <w:rPr>
+          <w:sz w:val="19"/>
+        </w:rPr>
+        <w:t xml:space="preserve">• </w:t>
+      </w:r>
       <w:r>
         <w:rPr>
           <w:b/>
@@ -1835,8 +2482,15 @@
     </w:p>
     <w:p>
       <w:pPr>
-        <w:pStyle w:val="ListBullet"/>
-      </w:pPr>
+        <w:spacing w:after="40"/>
+        <w:ind w:left="283"/>
+      </w:pPr>
+      <w:r>
+        <w:rPr>
+          <w:sz w:val="19"/>
+        </w:rPr>
+        <w:t xml:space="preserve">• </w:t>
+      </w:r>
       <w:r>
         <w:rPr>
           <w:b/>
@@ -1852,8 +2506,15 @@
     </w:p>
     <w:p>
       <w:pPr>
-        <w:pStyle w:val="ListBullet"/>
-      </w:pPr>
+        <w:spacing w:after="40"/>
+        <w:ind w:left="283"/>
+      </w:pPr>
+      <w:r>
+        <w:rPr>
+          <w:sz w:val="19"/>
+        </w:rPr>
+        <w:t xml:space="preserve">• </w:t>
+      </w:r>
       <w:r>
         <w:rPr>
           <w:b/>
@@ -1869,8 +2530,15 @@
     </w:p>
     <w:p>
       <w:pPr>
-        <w:pStyle w:val="ListBullet"/>
-      </w:pPr>
+        <w:spacing w:after="40"/>
+        <w:ind w:left="283"/>
+      </w:pPr>
+      <w:r>
+        <w:rPr>
+          <w:sz w:val="19"/>
+        </w:rPr>
+        <w:t xml:space="preserve">• </w:t>
+      </w:r>
       <w:r>
         <w:rPr>
           <w:b/>
@@ -1886,8 +2554,15 @@
     </w:p>
     <w:p>
       <w:pPr>
-        <w:pStyle w:val="ListBullet"/>
-      </w:pPr>
+        <w:spacing w:after="40"/>
+        <w:ind w:left="283"/>
+      </w:pPr>
+      <w:r>
+        <w:rPr>
+          <w:sz w:val="19"/>
+        </w:rPr>
+        <w:t xml:space="preserve">• </w:t>
+      </w:r>
       <w:r>
         <w:rPr>
           <w:b/>
@@ -1903,8 +2578,15 @@
     </w:p>
     <w:p>
       <w:pPr>
-        <w:pStyle w:val="ListBullet"/>
-      </w:pPr>
+        <w:spacing w:after="40"/>
+        <w:ind w:left="283"/>
+      </w:pPr>
+      <w:r>
+        <w:rPr>
+          <w:sz w:val="19"/>
+        </w:rPr>
+        <w:t xml:space="preserve">• </w:t>
+      </w:r>
       <w:r>
         <w:rPr>
           <w:b/>
@@ -1920,8 +2602,15 @@
     </w:p>
     <w:p>
       <w:pPr>
-        <w:pStyle w:val="ListBullet"/>
-      </w:pPr>
+        <w:spacing w:after="40"/>
+        <w:ind w:left="283"/>
+      </w:pPr>
+      <w:r>
+        <w:rPr>
+          <w:sz w:val="19"/>
+        </w:rPr>
+        <w:t xml:space="preserve">• </w:t>
+      </w:r>
       <w:r>
         <w:rPr>
           <w:b/>
@@ -1937,8 +2626,15 @@
     </w:p>
     <w:p>
       <w:pPr>
-        <w:pStyle w:val="ListBullet"/>
-      </w:pPr>
+        <w:spacing w:after="40"/>
+        <w:ind w:left="283"/>
+      </w:pPr>
+      <w:r>
+        <w:rPr>
+          <w:sz w:val="19"/>
+        </w:rPr>
+        <w:t xml:space="preserve">• </w:t>
+      </w:r>
       <w:r>
         <w:rPr>
           <w:b/>
@@ -1964,8 +2660,8 @@
       <w:pPr>
         <w:sectPr>
           <w:type w:val="continuous"/>
-          <w:pgSz w:w="12240" w:h="20160"/>
-          <w:pgMar w:top="850" w:right="850" w:bottom="850" w:left="850" w:header="720" w:footer="720" w:gutter="0"/>
+          <w:pgSz w:w="11906" w:h="16838"/>
+          <w:pgMar w:top="1134" w:right="1134" w:bottom="1134" w:left="1134" w:header="720" w:footer="720" w:gutter="0"/>
           <w:cols w:space="360" w:num="1" w:sep="0"/>
           <w:docGrid w:linePitch="360"/>
         </w:sectPr>
@@ -1973,8 +2669,15 @@
     </w:p>
     <w:p>
       <w:pPr>
-        <w:pStyle w:val="ListBullet"/>
-      </w:pPr>
+        <w:spacing w:after="40"/>
+        <w:ind w:left="283"/>
+      </w:pPr>
+      <w:r>
+        <w:rPr>
+          <w:sz w:val="19"/>
+        </w:rPr>
+        <w:t xml:space="preserve">• </w:t>
+      </w:r>
       <w:r>
         <w:rPr>
           <w:b w:val="0"/>
@@ -1984,8 +2687,15 @@
     </w:p>
     <w:p>
       <w:pPr>
-        <w:pStyle w:val="ListBullet"/>
-      </w:pPr>
+        <w:spacing w:after="40"/>
+        <w:ind w:left="283"/>
+      </w:pPr>
+      <w:r>
+        <w:rPr>
+          <w:sz w:val="19"/>
+        </w:rPr>
+        <w:t xml:space="preserve">• </w:t>
+      </w:r>
       <w:r>
         <w:rPr>
           <w:b w:val="0"/>
@@ -1995,8 +2705,15 @@
     </w:p>
     <w:p>
       <w:pPr>
-        <w:pStyle w:val="ListBullet"/>
-      </w:pPr>
+        <w:spacing w:after="40"/>
+        <w:ind w:left="283"/>
+      </w:pPr>
+      <w:r>
+        <w:rPr>
+          <w:sz w:val="19"/>
+        </w:rPr>
+        <w:t xml:space="preserve">• </w:t>
+      </w:r>
       <w:r>
         <w:rPr>
           <w:b w:val="0"/>
@@ -2008,8 +2725,8 @@
       <w:pPr>
         <w:sectPr>
           <w:type w:val="continuous"/>
-          <w:pgSz w:w="12240" w:h="20160"/>
-          <w:pgMar w:top="850" w:right="850" w:bottom="850" w:left="850" w:header="720" w:footer="720" w:gutter="0"/>
+          <w:pgSz w:w="11906" w:h="16838"/>
+          <w:pgMar w:top="1134" w:right="1134" w:bottom="1134" w:left="1134" w:header="720" w:footer="720" w:gutter="0"/>
           <w:cols w:space="360" w:num="2" w:sep="1"/>
           <w:docGrid w:linePitch="360"/>
         </w:sectPr>
@@ -2025,8 +2742,15 @@
     </w:p>
     <w:p>
       <w:pPr>
-        <w:pStyle w:val="ListBullet"/>
-      </w:pPr>
+        <w:spacing w:after="40"/>
+        <w:ind w:left="283"/>
+      </w:pPr>
+      <w:r>
+        <w:rPr>
+          <w:sz w:val="19"/>
+        </w:rPr>
+        <w:t xml:space="preserve">• </w:t>
+      </w:r>
       <w:r>
         <w:rPr>
           <w:b w:val="0"/>
@@ -2036,8 +2760,15 @@
     </w:p>
     <w:p>
       <w:pPr>
-        <w:pStyle w:val="ListBullet"/>
-      </w:pPr>
+        <w:spacing w:after="40"/>
+        <w:ind w:left="283"/>
+      </w:pPr>
+      <w:r>
+        <w:rPr>
+          <w:sz w:val="19"/>
+        </w:rPr>
+        <w:t xml:space="preserve">• </w:t>
+      </w:r>
       <w:r>
         <w:rPr>
           <w:b w:val="0"/>
@@ -2047,8 +2778,15 @@
     </w:p>
     <w:p>
       <w:pPr>
-        <w:pStyle w:val="ListBullet"/>
-      </w:pPr>
+        <w:spacing w:after="40"/>
+        <w:ind w:left="283"/>
+      </w:pPr>
+      <w:r>
+        <w:rPr>
+          <w:sz w:val="19"/>
+        </w:rPr>
+        <w:t xml:space="preserve">• </w:t>
+      </w:r>
       <w:r>
         <w:rPr>
           <w:b w:val="0"/>
@@ -2058,8 +2796,15 @@
     </w:p>
     <w:p>
       <w:pPr>
-        <w:pStyle w:val="ListBullet"/>
-      </w:pPr>
+        <w:spacing w:after="40"/>
+        <w:ind w:left="283"/>
+      </w:pPr>
+      <w:r>
+        <w:rPr>
+          <w:sz w:val="19"/>
+        </w:rPr>
+        <w:t xml:space="preserve">• </w:t>
+      </w:r>
       <w:r>
         <w:rPr>
           <w:b w:val="0"/>
@@ -2069,8 +2814,15 @@
     </w:p>
     <w:p>
       <w:pPr>
-        <w:pStyle w:val="ListBullet"/>
-      </w:pPr>
+        <w:spacing w:after="40"/>
+        <w:ind w:left="283"/>
+      </w:pPr>
+      <w:r>
+        <w:rPr>
+          <w:sz w:val="19"/>
+        </w:rPr>
+        <w:t xml:space="preserve">• </w:t>
+      </w:r>
       <w:r>
         <w:rPr>
           <w:b w:val="0"/>
@@ -2080,8 +2832,15 @@
     </w:p>
     <w:p>
       <w:pPr>
-        <w:pStyle w:val="ListBullet"/>
-      </w:pPr>
+        <w:spacing w:after="40"/>
+        <w:ind w:left="283"/>
+      </w:pPr>
+      <w:r>
+        <w:rPr>
+          <w:sz w:val="19"/>
+        </w:rPr>
+        <w:t xml:space="preserve">• </w:t>
+      </w:r>
       <w:r>
         <w:rPr>
           <w:b w:val="0"/>
@@ -2091,8 +2850,15 @@
     </w:p>
     <w:p>
       <w:pPr>
-        <w:pStyle w:val="ListBullet"/>
-      </w:pPr>
+        <w:spacing w:after="40"/>
+        <w:ind w:left="283"/>
+      </w:pPr>
+      <w:r>
+        <w:rPr>
+          <w:sz w:val="19"/>
+        </w:rPr>
+        <w:t xml:space="preserve">• </w:t>
+      </w:r>
       <w:r>
         <w:rPr>
           <w:b w:val="0"/>
@@ -2128,8 +2894,15 @@
     </w:p>
     <w:p>
       <w:pPr>
-        <w:pStyle w:val="ListBullet"/>
-      </w:pPr>
+        <w:spacing w:after="40"/>
+        <w:ind w:left="283"/>
+      </w:pPr>
+      <w:r>
+        <w:rPr>
+          <w:sz w:val="19"/>
+        </w:rPr>
+        <w:t xml:space="preserve">• </w:t>
+      </w:r>
       <w:r>
         <w:rPr>
           <w:b w:val="0"/>
@@ -2139,8 +2912,15 @@
     </w:p>
     <w:p>
       <w:pPr>
-        <w:pStyle w:val="ListBullet"/>
-      </w:pPr>
+        <w:spacing w:after="40"/>
+        <w:ind w:left="283"/>
+      </w:pPr>
+      <w:r>
+        <w:rPr>
+          <w:sz w:val="19"/>
+        </w:rPr>
+        <w:t xml:space="preserve">• </w:t>
+      </w:r>
       <w:r>
         <w:rPr>
           <w:b w:val="0"/>
@@ -2158,8 +2938,15 @@
     </w:p>
     <w:p>
       <w:pPr>
-        <w:pStyle w:val="ListBullet"/>
-      </w:pPr>
+        <w:spacing w:after="40"/>
+        <w:ind w:left="283"/>
+      </w:pPr>
+      <w:r>
+        <w:rPr>
+          <w:sz w:val="19"/>
+        </w:rPr>
+        <w:t xml:space="preserve">• </w:t>
+      </w:r>
       <w:r>
         <w:rPr>
           <w:b w:val="0"/>
@@ -2169,8 +2956,15 @@
     </w:p>
     <w:p>
       <w:pPr>
-        <w:pStyle w:val="ListBullet"/>
-      </w:pPr>
+        <w:spacing w:after="40"/>
+        <w:ind w:left="283"/>
+      </w:pPr>
+      <w:r>
+        <w:rPr>
+          <w:sz w:val="19"/>
+        </w:rPr>
+        <w:t xml:space="preserve">• </w:t>
+      </w:r>
       <w:r>
         <w:rPr>
           <w:b w:val="0"/>
@@ -2180,8 +2974,15 @@
     </w:p>
     <w:p>
       <w:pPr>
-        <w:pStyle w:val="ListBullet"/>
-      </w:pPr>
+        <w:spacing w:after="40"/>
+        <w:ind w:left="283"/>
+      </w:pPr>
+      <w:r>
+        <w:rPr>
+          <w:sz w:val="19"/>
+        </w:rPr>
+        <w:t xml:space="preserve">• </w:t>
+      </w:r>
       <w:r>
         <w:rPr>
           <w:b w:val="0"/>
@@ -2199,8 +3000,15 @@
     </w:p>
     <w:p>
       <w:pPr>
-        <w:pStyle w:val="ListNumber"/>
-      </w:pPr>
+        <w:spacing w:after="40"/>
+        <w:ind w:left="340"/>
+      </w:pPr>
+      <w:r>
+        <w:rPr>
+          <w:sz w:val="19"/>
+        </w:rPr>
+        <w:t xml:space="preserve">1. </w:t>
+      </w:r>
       <w:r>
         <w:rPr>
           <w:b w:val="0"/>
@@ -2210,8 +3018,15 @@
     </w:p>
     <w:p>
       <w:pPr>
-        <w:pStyle w:val="ListNumber"/>
-      </w:pPr>
+        <w:spacing w:after="40"/>
+        <w:ind w:left="340"/>
+      </w:pPr>
+      <w:r>
+        <w:rPr>
+          <w:sz w:val="19"/>
+        </w:rPr>
+        <w:t xml:space="preserve">2. </w:t>
+      </w:r>
       <w:r>
         <w:rPr>
           <w:b w:val="0"/>
@@ -2221,8 +3036,15 @@
     </w:p>
     <w:p>
       <w:pPr>
-        <w:pStyle w:val="ListBullet2"/>
-      </w:pPr>
+        <w:spacing w:after="40"/>
+        <w:ind w:left="567"/>
+      </w:pPr>
+      <w:r>
+        <w:rPr>
+          <w:sz w:val="19"/>
+        </w:rPr>
+        <w:t xml:space="preserve">• </w:t>
+      </w:r>
       <w:r>
         <w:rPr>
           <w:b/>
@@ -2238,8 +3060,15 @@
     </w:p>
     <w:p>
       <w:pPr>
-        <w:pStyle w:val="ListBullet2"/>
-      </w:pPr>
+        <w:spacing w:after="40"/>
+        <w:ind w:left="567"/>
+      </w:pPr>
+      <w:r>
+        <w:rPr>
+          <w:sz w:val="19"/>
+        </w:rPr>
+        <w:t xml:space="preserve">• </w:t>
+      </w:r>
       <w:r>
         <w:rPr>
           <w:b/>
@@ -2255,8 +3084,15 @@
     </w:p>
     <w:p>
       <w:pPr>
-        <w:pStyle w:val="ListBullet2"/>
-      </w:pPr>
+        <w:spacing w:after="40"/>
+        <w:ind w:left="567"/>
+      </w:pPr>
+      <w:r>
+        <w:rPr>
+          <w:sz w:val="19"/>
+        </w:rPr>
+        <w:t xml:space="preserve">• </w:t>
+      </w:r>
       <w:r>
         <w:rPr>
           <w:b/>
@@ -2272,8 +3108,15 @@
     </w:p>
     <w:p>
       <w:pPr>
-        <w:pStyle w:val="ListNumber"/>
-      </w:pPr>
+        <w:spacing w:after="40"/>
+        <w:ind w:left="340"/>
+      </w:pPr>
+      <w:r>
+        <w:rPr>
+          <w:sz w:val="19"/>
+        </w:rPr>
+        <w:t xml:space="preserve">3. </w:t>
+      </w:r>
       <w:r>
         <w:rPr>
           <w:b w:val="0"/>
@@ -2283,8 +3126,15 @@
     </w:p>
     <w:p>
       <w:pPr>
-        <w:pStyle w:val="ListBullet2"/>
-      </w:pPr>
+        <w:spacing w:after="40"/>
+        <w:ind w:left="567"/>
+      </w:pPr>
+      <w:r>
+        <w:rPr>
+          <w:sz w:val="19"/>
+        </w:rPr>
+        <w:t xml:space="preserve">• </w:t>
+      </w:r>
       <w:r>
         <w:rPr>
           <w:b w:val="0"/>
@@ -2294,8 +3144,15 @@
     </w:p>
     <w:p>
       <w:pPr>
-        <w:pStyle w:val="ListBullet2"/>
-      </w:pPr>
+        <w:spacing w:after="40"/>
+        <w:ind w:left="567"/>
+      </w:pPr>
+      <w:r>
+        <w:rPr>
+          <w:sz w:val="19"/>
+        </w:rPr>
+        <w:t xml:space="preserve">• </w:t>
+      </w:r>
       <w:r>
         <w:rPr>
           <w:b w:val="0"/>
@@ -2305,8 +3162,15 @@
     </w:p>
     <w:p>
       <w:pPr>
-        <w:pStyle w:val="ListBullet2"/>
-      </w:pPr>
+        <w:spacing w:after="40"/>
+        <w:ind w:left="567"/>
+      </w:pPr>
+      <w:r>
+        <w:rPr>
+          <w:sz w:val="19"/>
+        </w:rPr>
+        <w:t xml:space="preserve">• </w:t>
+      </w:r>
       <w:r>
         <w:rPr>
           <w:b w:val="0"/>
@@ -2316,8 +3180,15 @@
     </w:p>
     <w:p>
       <w:pPr>
-        <w:pStyle w:val="ListBullet2"/>
-      </w:pPr>
+        <w:spacing w:after="40"/>
+        <w:ind w:left="567"/>
+      </w:pPr>
+      <w:r>
+        <w:rPr>
+          <w:sz w:val="19"/>
+        </w:rPr>
+        <w:t xml:space="preserve">• </w:t>
+      </w:r>
       <w:r>
         <w:rPr>
           <w:b w:val="0"/>
@@ -2335,8 +3206,15 @@
     </w:p>
     <w:p>
       <w:pPr>
-        <w:pStyle w:val="ListBullet"/>
-      </w:pPr>
+        <w:spacing w:after="40"/>
+        <w:ind w:left="283"/>
+      </w:pPr>
+      <w:r>
+        <w:rPr>
+          <w:sz w:val="19"/>
+        </w:rPr>
+        <w:t xml:space="preserve">• </w:t>
+      </w:r>
       <w:r>
         <w:rPr>
           <w:b/>
@@ -2352,8 +3230,15 @@
     </w:p>
     <w:p>
       <w:pPr>
-        <w:pStyle w:val="ListBullet"/>
-      </w:pPr>
+        <w:spacing w:after="40"/>
+        <w:ind w:left="283"/>
+      </w:pPr>
+      <w:r>
+        <w:rPr>
+          <w:sz w:val="19"/>
+        </w:rPr>
+        <w:t xml:space="preserve">• </w:t>
+      </w:r>
       <w:r>
         <w:rPr>
           <w:b/>
@@ -2369,8 +3254,15 @@
     </w:p>
     <w:p>
       <w:pPr>
-        <w:pStyle w:val="ListBullet"/>
-      </w:pPr>
+        <w:spacing w:after="40"/>
+        <w:ind w:left="283"/>
+      </w:pPr>
+      <w:r>
+        <w:rPr>
+          <w:sz w:val="19"/>
+        </w:rPr>
+        <w:t xml:space="preserve">• </w:t>
+      </w:r>
       <w:r>
         <w:rPr>
           <w:b/>
@@ -2386,8 +3278,15 @@
     </w:p>
     <w:p>
       <w:pPr>
-        <w:pStyle w:val="ListBullet"/>
-      </w:pPr>
+        <w:spacing w:after="40"/>
+        <w:ind w:left="283"/>
+      </w:pPr>
+      <w:r>
+        <w:rPr>
+          <w:sz w:val="19"/>
+        </w:rPr>
+        <w:t xml:space="preserve">• </w:t>
+      </w:r>
       <w:r>
         <w:rPr>
           <w:b/>
@@ -2403,8 +3302,15 @@
     </w:p>
     <w:p>
       <w:pPr>
-        <w:pStyle w:val="ListBullet"/>
-      </w:pPr>
+        <w:spacing w:after="40"/>
+        <w:ind w:left="283"/>
+      </w:pPr>
+      <w:r>
+        <w:rPr>
+          <w:sz w:val="19"/>
+        </w:rPr>
+        <w:t xml:space="preserve">• </w:t>
+      </w:r>
       <w:r>
         <w:rPr>
           <w:b/>
@@ -2420,8 +3326,15 @@
     </w:p>
     <w:p>
       <w:pPr>
-        <w:pStyle w:val="ListBullet"/>
-      </w:pPr>
+        <w:spacing w:after="40"/>
+        <w:ind w:left="283"/>
+      </w:pPr>
+      <w:r>
+        <w:rPr>
+          <w:sz w:val="19"/>
+        </w:rPr>
+        <w:t xml:space="preserve">• </w:t>
+      </w:r>
       <w:r>
         <w:rPr>
           <w:b/>
@@ -2437,8 +3350,15 @@
     </w:p>
     <w:p>
       <w:pPr>
-        <w:pStyle w:val="ListBullet"/>
-      </w:pPr>
+        <w:spacing w:after="40"/>
+        <w:ind w:left="283"/>
+      </w:pPr>
+      <w:r>
+        <w:rPr>
+          <w:sz w:val="19"/>
+        </w:rPr>
+        <w:t xml:space="preserve">• </w:t>
+      </w:r>
       <w:r>
         <w:rPr>
           <w:b/>
@@ -2454,8 +3374,15 @@
     </w:p>
     <w:p>
       <w:pPr>
-        <w:pStyle w:val="ListBullet"/>
-      </w:pPr>
+        <w:spacing w:after="40"/>
+        <w:ind w:left="283"/>
+      </w:pPr>
+      <w:r>
+        <w:rPr>
+          <w:sz w:val="19"/>
+        </w:rPr>
+        <w:t xml:space="preserve">• </w:t>
+      </w:r>
       <w:r>
         <w:rPr>
           <w:b/>
@@ -2471,8 +3398,15 @@
     </w:p>
     <w:p>
       <w:pPr>
-        <w:pStyle w:val="ListBullet"/>
-      </w:pPr>
+        <w:spacing w:after="40"/>
+        <w:ind w:left="283"/>
+      </w:pPr>
+      <w:r>
+        <w:rPr>
+          <w:sz w:val="19"/>
+        </w:rPr>
+        <w:t xml:space="preserve">• </w:t>
+      </w:r>
       <w:r>
         <w:rPr>
           <w:b/>
@@ -2488,8 +3422,15 @@
     </w:p>
     <w:p>
       <w:pPr>
-        <w:pStyle w:val="ListBullet"/>
-      </w:pPr>
+        <w:spacing w:after="40"/>
+        <w:ind w:left="283"/>
+      </w:pPr>
+      <w:r>
+        <w:rPr>
+          <w:sz w:val="19"/>
+        </w:rPr>
+        <w:t xml:space="preserve">• </w:t>
+      </w:r>
       <w:r>
         <w:rPr>
           <w:b w:val="0"/>
@@ -2499,8 +3440,15 @@
     </w:p>
     <w:p>
       <w:pPr>
-        <w:pStyle w:val="ListBullet"/>
-      </w:pPr>
+        <w:spacing w:after="40"/>
+        <w:ind w:left="283"/>
+      </w:pPr>
+      <w:r>
+        <w:rPr>
+          <w:sz w:val="19"/>
+        </w:rPr>
+        <w:t xml:space="preserve">• </w:t>
+      </w:r>
       <w:r>
         <w:rPr>
           <w:b/>
@@ -2526,8 +3474,8 @@
       <w:pPr>
         <w:sectPr>
           <w:type w:val="continuous"/>
-          <w:pgSz w:w="12240" w:h="20160"/>
-          <w:pgMar w:top="850" w:right="850" w:bottom="850" w:left="850" w:header="720" w:footer="720" w:gutter="0"/>
+          <w:pgSz w:w="11906" w:h="16838"/>
+          <w:pgMar w:top="1134" w:right="1134" w:bottom="1134" w:left="1134" w:header="720" w:footer="720" w:gutter="0"/>
           <w:cols w:space="360" w:num="1" w:sep="0"/>
           <w:docGrid w:linePitch="360"/>
         </w:sectPr>
@@ -2535,8 +3483,15 @@
     </w:p>
     <w:p>
       <w:pPr>
-        <w:pStyle w:val="ListBullet"/>
-      </w:pPr>
+        <w:spacing w:after="40"/>
+        <w:ind w:left="283"/>
+      </w:pPr>
+      <w:r>
+        <w:rPr>
+          <w:sz w:val="19"/>
+        </w:rPr>
+        <w:t xml:space="preserve">• </w:t>
+      </w:r>
       <w:r>
         <w:rPr>
           <w:b w:val="0"/>
@@ -2546,8 +3501,15 @@
     </w:p>
     <w:p>
       <w:pPr>
-        <w:pStyle w:val="ListBullet"/>
-      </w:pPr>
+        <w:spacing w:after="40"/>
+        <w:ind w:left="283"/>
+      </w:pPr>
+      <w:r>
+        <w:rPr>
+          <w:sz w:val="19"/>
+        </w:rPr>
+        <w:t xml:space="preserve">• </w:t>
+      </w:r>
       <w:r>
         <w:rPr>
           <w:b w:val="0"/>
@@ -2557,8 +3519,15 @@
     </w:p>
     <w:p>
       <w:pPr>
-        <w:pStyle w:val="ListBullet"/>
-      </w:pPr>
+        <w:spacing w:after="40"/>
+        <w:ind w:left="283"/>
+      </w:pPr>
+      <w:r>
+        <w:rPr>
+          <w:sz w:val="19"/>
+        </w:rPr>
+        <w:t xml:space="preserve">• </w:t>
+      </w:r>
       <w:r>
         <w:rPr>
           <w:b w:val="0"/>
@@ -2570,8 +3539,8 @@
       <w:pPr>
         <w:sectPr>
           <w:type w:val="continuous"/>
-          <w:pgSz w:w="12240" w:h="20160"/>
-          <w:pgMar w:top="850" w:right="850" w:bottom="850" w:left="850" w:header="720" w:footer="720" w:gutter="0"/>
+          <w:pgSz w:w="11906" w:h="16838"/>
+          <w:pgMar w:top="1134" w:right="1134" w:bottom="1134" w:left="1134" w:header="720" w:footer="720" w:gutter="0"/>
           <w:cols w:space="360" w:num="2" w:sep="1"/>
           <w:docGrid w:linePitch="360"/>
         </w:sectPr>
@@ -2587,8 +3556,15 @@
     </w:p>
     <w:p>
       <w:pPr>
-        <w:pStyle w:val="ListBullet"/>
-      </w:pPr>
+        <w:spacing w:after="40"/>
+        <w:ind w:left="283"/>
+      </w:pPr>
+      <w:r>
+        <w:rPr>
+          <w:sz w:val="19"/>
+        </w:rPr>
+        <w:t xml:space="preserve">• </w:t>
+      </w:r>
       <w:r>
         <w:rPr>
           <w:b w:val="0"/>
@@ -2598,8 +3574,15 @@
     </w:p>
     <w:p>
       <w:pPr>
-        <w:pStyle w:val="ListBullet"/>
-      </w:pPr>
+        <w:spacing w:after="40"/>
+        <w:ind w:left="283"/>
+      </w:pPr>
+      <w:r>
+        <w:rPr>
+          <w:sz w:val="19"/>
+        </w:rPr>
+        <w:t xml:space="preserve">• </w:t>
+      </w:r>
       <w:r>
         <w:rPr>
           <w:b w:val="0"/>
@@ -2609,8 +3592,15 @@
     </w:p>
     <w:p>
       <w:pPr>
-        <w:pStyle w:val="ListBullet"/>
-      </w:pPr>
+        <w:spacing w:after="40"/>
+        <w:ind w:left="283"/>
+      </w:pPr>
+      <w:r>
+        <w:rPr>
+          <w:sz w:val="19"/>
+        </w:rPr>
+        <w:t xml:space="preserve">• </w:t>
+      </w:r>
       <w:r>
         <w:rPr>
           <w:b w:val="0"/>
@@ -2628,8 +3618,15 @@
     </w:p>
     <w:p>
       <w:pPr>
-        <w:pStyle w:val="ListNumber"/>
-      </w:pPr>
+        <w:spacing w:after="40"/>
+        <w:ind w:left="340"/>
+      </w:pPr>
+      <w:r>
+        <w:rPr>
+          <w:sz w:val="19"/>
+        </w:rPr>
+        <w:t xml:space="preserve">1. </w:t>
+      </w:r>
       <w:r>
         <w:rPr>
           <w:b w:val="0"/>
@@ -2639,8 +3636,15 @@
     </w:p>
     <w:p>
       <w:pPr>
-        <w:pStyle w:val="ListNumber"/>
-      </w:pPr>
+        <w:spacing w:after="40"/>
+        <w:ind w:left="340"/>
+      </w:pPr>
+      <w:r>
+        <w:rPr>
+          <w:sz w:val="19"/>
+        </w:rPr>
+        <w:t xml:space="preserve">2. </w:t>
+      </w:r>
       <w:r>
         <w:rPr>
           <w:b w:val="0"/>
@@ -2650,8 +3654,15 @@
     </w:p>
     <w:p>
       <w:pPr>
-        <w:pStyle w:val="ListNumber"/>
-      </w:pPr>
+        <w:spacing w:after="40"/>
+        <w:ind w:left="340"/>
+      </w:pPr>
+      <w:r>
+        <w:rPr>
+          <w:sz w:val="19"/>
+        </w:rPr>
+        <w:t xml:space="preserve">3. </w:t>
+      </w:r>
       <w:r>
         <w:rPr>
           <w:b w:val="0"/>
@@ -2661,8 +3672,15 @@
     </w:p>
     <w:p>
       <w:pPr>
-        <w:pStyle w:val="ListNumber"/>
-      </w:pPr>
+        <w:spacing w:after="40"/>
+        <w:ind w:left="340"/>
+      </w:pPr>
+      <w:r>
+        <w:rPr>
+          <w:sz w:val="19"/>
+        </w:rPr>
+        <w:t xml:space="preserve">5. </w:t>
+      </w:r>
       <w:r>
         <w:rPr>
           <w:b w:val="0"/>
@@ -2672,8 +3690,15 @@
     </w:p>
     <w:p>
       <w:pPr>
-        <w:pStyle w:val="ListNumber"/>
-      </w:pPr>
+        <w:spacing w:after="40"/>
+        <w:ind w:left="340"/>
+      </w:pPr>
+      <w:r>
+        <w:rPr>
+          <w:sz w:val="19"/>
+        </w:rPr>
+        <w:t xml:space="preserve">6. </w:t>
+      </w:r>
       <w:r>
         <w:rPr>
           <w:b w:val="0"/>
@@ -2709,8 +3734,15 @@
     </w:p>
     <w:p>
       <w:pPr>
-        <w:pStyle w:val="ListBullet"/>
-      </w:pPr>
+        <w:spacing w:after="40"/>
+        <w:ind w:left="283"/>
+      </w:pPr>
+      <w:r>
+        <w:rPr>
+          <w:sz w:val="19"/>
+        </w:rPr>
+        <w:t xml:space="preserve">• </w:t>
+      </w:r>
       <w:r>
         <w:rPr>
           <w:b w:val="0"/>
@@ -2720,8 +3752,15 @@
     </w:p>
     <w:p>
       <w:pPr>
-        <w:pStyle w:val="ListBullet"/>
-      </w:pPr>
+        <w:spacing w:after="40"/>
+        <w:ind w:left="283"/>
+      </w:pPr>
+      <w:r>
+        <w:rPr>
+          <w:sz w:val="19"/>
+        </w:rPr>
+        <w:t xml:space="preserve">• </w:t>
+      </w:r>
       <w:r>
         <w:rPr>
           <w:b w:val="0"/>
@@ -2731,8 +3770,15 @@
     </w:p>
     <w:p>
       <w:pPr>
-        <w:pStyle w:val="ListBullet"/>
-      </w:pPr>
+        <w:spacing w:after="40"/>
+        <w:ind w:left="283"/>
+      </w:pPr>
+      <w:r>
+        <w:rPr>
+          <w:sz w:val="19"/>
+        </w:rPr>
+        <w:t xml:space="preserve">• </w:t>
+      </w:r>
       <w:r>
         <w:rPr>
           <w:b w:val="0"/>
@@ -2742,8 +3788,15 @@
     </w:p>
     <w:p>
       <w:pPr>
-        <w:pStyle w:val="ListBullet2"/>
-      </w:pPr>
+        <w:spacing w:after="40"/>
+        <w:ind w:left="567"/>
+      </w:pPr>
+      <w:r>
+        <w:rPr>
+          <w:sz w:val="19"/>
+        </w:rPr>
+        <w:t xml:space="preserve">• </w:t>
+      </w:r>
       <w:r>
         <w:rPr>
           <w:b w:val="0"/>
@@ -2753,8 +3806,15 @@
     </w:p>
     <w:p>
       <w:pPr>
-        <w:pStyle w:val="ListBullet2"/>
-      </w:pPr>
+        <w:spacing w:after="40"/>
+        <w:ind w:left="567"/>
+      </w:pPr>
+      <w:r>
+        <w:rPr>
+          <w:sz w:val="19"/>
+        </w:rPr>
+        <w:t xml:space="preserve">• </w:t>
+      </w:r>
       <w:r>
         <w:rPr>
           <w:b w:val="0"/>
@@ -2764,8 +3824,15 @@
     </w:p>
     <w:p>
       <w:pPr>
-        <w:pStyle w:val="ListBullet2"/>
-      </w:pPr>
+        <w:spacing w:after="40"/>
+        <w:ind w:left="567"/>
+      </w:pPr>
+      <w:r>
+        <w:rPr>
+          <w:sz w:val="19"/>
+        </w:rPr>
+        <w:t xml:space="preserve">• </w:t>
+      </w:r>
       <w:r>
         <w:rPr>
           <w:b w:val="0"/>
@@ -2775,8 +3842,15 @@
     </w:p>
     <w:p>
       <w:pPr>
-        <w:pStyle w:val="ListBullet2"/>
-      </w:pPr>
+        <w:spacing w:after="40"/>
+        <w:ind w:left="567"/>
+      </w:pPr>
+      <w:r>
+        <w:rPr>
+          <w:sz w:val="19"/>
+        </w:rPr>
+        <w:t xml:space="preserve">• </w:t>
+      </w:r>
       <w:r>
         <w:rPr>
           <w:b w:val="0"/>
@@ -2786,8 +3860,15 @@
     </w:p>
     <w:p>
       <w:pPr>
-        <w:pStyle w:val="ListBullet2"/>
-      </w:pPr>
+        <w:spacing w:after="40"/>
+        <w:ind w:left="567"/>
+      </w:pPr>
+      <w:r>
+        <w:rPr>
+          <w:sz w:val="19"/>
+        </w:rPr>
+        <w:t xml:space="preserve">• </w:t>
+      </w:r>
       <w:r>
         <w:rPr>
           <w:b w:val="0"/>
@@ -2821,8 +3902,15 @@
     </w:p>
     <w:p>
       <w:pPr>
-        <w:pStyle w:val="ListBullet"/>
-      </w:pPr>
+        <w:spacing w:after="40"/>
+        <w:ind w:left="283"/>
+      </w:pPr>
+      <w:r>
+        <w:rPr>
+          <w:sz w:val="19"/>
+        </w:rPr>
+        <w:t xml:space="preserve">• </w:t>
+      </w:r>
       <w:r>
         <w:rPr>
           <w:b w:val="0"/>
@@ -2832,8 +3920,15 @@
     </w:p>
     <w:p>
       <w:pPr>
-        <w:pStyle w:val="ListBullet"/>
-      </w:pPr>
+        <w:spacing w:after="40"/>
+        <w:ind w:left="283"/>
+      </w:pPr>
+      <w:r>
+        <w:rPr>
+          <w:sz w:val="19"/>
+        </w:rPr>
+        <w:t xml:space="preserve">• </w:t>
+      </w:r>
       <w:r>
         <w:rPr>
           <w:b w:val="0"/>
@@ -2843,8 +3938,15 @@
     </w:p>
     <w:p>
       <w:pPr>
-        <w:pStyle w:val="ListBullet2"/>
-      </w:pPr>
+        <w:spacing w:after="40"/>
+        <w:ind w:left="567"/>
+      </w:pPr>
+      <w:r>
+        <w:rPr>
+          <w:sz w:val="19"/>
+        </w:rPr>
+        <w:t xml:space="preserve">• </w:t>
+      </w:r>
       <w:r>
         <w:rPr>
           <w:b/>
@@ -2860,8 +3962,15 @@
     </w:p>
     <w:p>
       <w:pPr>
-        <w:pStyle w:val="ListBullet2"/>
-      </w:pPr>
+        <w:spacing w:after="40"/>
+        <w:ind w:left="567"/>
+      </w:pPr>
+      <w:r>
+        <w:rPr>
+          <w:sz w:val="19"/>
+        </w:rPr>
+        <w:t xml:space="preserve">• </w:t>
+      </w:r>
       <w:r>
         <w:rPr>
           <w:b/>
@@ -2877,8 +3986,15 @@
     </w:p>
     <w:p>
       <w:pPr>
-        <w:pStyle w:val="ListBullet"/>
-      </w:pPr>
+        <w:spacing w:after="40"/>
+        <w:ind w:left="283"/>
+      </w:pPr>
+      <w:r>
+        <w:rPr>
+          <w:sz w:val="19"/>
+        </w:rPr>
+        <w:t xml:space="preserve">• </w:t>
+      </w:r>
       <w:r>
         <w:rPr>
           <w:b w:val="0"/>
@@ -2896,8 +4012,15 @@
     </w:p>
     <w:p>
       <w:pPr>
-        <w:pStyle w:val="ListBullet"/>
-      </w:pPr>
+        <w:spacing w:after="40"/>
+        <w:ind w:left="283"/>
+      </w:pPr>
+      <w:r>
+        <w:rPr>
+          <w:sz w:val="19"/>
+        </w:rPr>
+        <w:t xml:space="preserve">• </w:t>
+      </w:r>
       <w:r>
         <w:rPr>
           <w:b w:val="0"/>
@@ -2907,8 +4030,15 @@
     </w:p>
     <w:p>
       <w:pPr>
-        <w:pStyle w:val="ListBullet"/>
-      </w:pPr>
+        <w:spacing w:after="40"/>
+        <w:ind w:left="283"/>
+      </w:pPr>
+      <w:r>
+        <w:rPr>
+          <w:sz w:val="19"/>
+        </w:rPr>
+        <w:t xml:space="preserve">• </w:t>
+      </w:r>
       <w:r>
         <w:rPr>
           <w:b w:val="0"/>
@@ -2926,8 +4056,15 @@
     </w:p>
     <w:p>
       <w:pPr>
-        <w:pStyle w:val="ListBullet"/>
-      </w:pPr>
+        <w:spacing w:after="40"/>
+        <w:ind w:left="283"/>
+      </w:pPr>
+      <w:r>
+        <w:rPr>
+          <w:sz w:val="19"/>
+        </w:rPr>
+        <w:t xml:space="preserve">• </w:t>
+      </w:r>
       <w:r>
         <w:rPr>
           <w:b w:val="0"/>
@@ -2945,8 +4082,15 @@
     </w:p>
     <w:p>
       <w:pPr>
-        <w:pStyle w:val="ListBullet"/>
-      </w:pPr>
+        <w:spacing w:after="40"/>
+        <w:ind w:left="283"/>
+      </w:pPr>
+      <w:r>
+        <w:rPr>
+          <w:sz w:val="19"/>
+        </w:rPr>
+        <w:t xml:space="preserve">• </w:t>
+      </w:r>
       <w:r>
         <w:rPr>
           <w:b w:val="0"/>
@@ -2956,8 +4100,15 @@
     </w:p>
     <w:p>
       <w:pPr>
-        <w:pStyle w:val="ListBullet"/>
-      </w:pPr>
+        <w:spacing w:after="40"/>
+        <w:ind w:left="283"/>
+      </w:pPr>
+      <w:r>
+        <w:rPr>
+          <w:sz w:val="19"/>
+        </w:rPr>
+        <w:t xml:space="preserve">• </w:t>
+      </w:r>
       <w:r>
         <w:rPr>
           <w:b w:val="0"/>
@@ -2983,8 +4134,15 @@
     </w:p>
     <w:p>
       <w:pPr>
-        <w:pStyle w:val="ListNumber"/>
-      </w:pPr>
+        <w:spacing w:after="40"/>
+        <w:ind w:left="340"/>
+      </w:pPr>
+      <w:r>
+        <w:rPr>
+          <w:sz w:val="19"/>
+        </w:rPr>
+        <w:t xml:space="preserve">1. </w:t>
+      </w:r>
       <w:r>
         <w:rPr>
           <w:b w:val="0"/>
@@ -2994,8 +4152,15 @@
     </w:p>
     <w:p>
       <w:pPr>
-        <w:pStyle w:val="ListNumber"/>
-      </w:pPr>
+        <w:spacing w:after="40"/>
+        <w:ind w:left="340"/>
+      </w:pPr>
+      <w:r>
+        <w:rPr>
+          <w:sz w:val="19"/>
+        </w:rPr>
+        <w:t xml:space="preserve">2. </w:t>
+      </w:r>
       <w:r>
         <w:rPr>
           <w:b w:val="0"/>
@@ -3005,8 +4170,15 @@
     </w:p>
     <w:p>
       <w:pPr>
-        <w:pStyle w:val="ListNumber"/>
-      </w:pPr>
+        <w:spacing w:after="40"/>
+        <w:ind w:left="340"/>
+      </w:pPr>
+      <w:r>
+        <w:rPr>
+          <w:sz w:val="19"/>
+        </w:rPr>
+        <w:t xml:space="preserve">3. </w:t>
+      </w:r>
       <w:r>
         <w:rPr>
           <w:b w:val="0"/>
@@ -3016,8 +4188,15 @@
     </w:p>
     <w:p>
       <w:pPr>
-        <w:pStyle w:val="ListNumber"/>
-      </w:pPr>
+        <w:spacing w:after="40"/>
+        <w:ind w:left="340"/>
+      </w:pPr>
+      <w:r>
+        <w:rPr>
+          <w:sz w:val="19"/>
+        </w:rPr>
+        <w:t xml:space="preserve">4. </w:t>
+      </w:r>
       <w:r>
         <w:rPr>
           <w:b w:val="0"/>
@@ -3037,8 +4216,8 @@
       <w:pPr>
         <w:sectPr>
           <w:type w:val="continuous"/>
-          <w:pgSz w:w="12240" w:h="20160"/>
-          <w:pgMar w:top="850" w:right="850" w:bottom="850" w:left="850" w:header="720" w:footer="720" w:gutter="0"/>
+          <w:pgSz w:w="11906" w:h="16838"/>
+          <w:pgMar w:top="1134" w:right="1134" w:bottom="1134" w:left="1134" w:header="720" w:footer="720" w:gutter="0"/>
           <w:cols w:space="360" w:num="1" w:sep="0"/>
           <w:docGrid w:linePitch="360"/>
         </w:sectPr>
@@ -3046,8 +4225,15 @@
     </w:p>
     <w:p>
       <w:pPr>
-        <w:pStyle w:val="ListNumber"/>
-      </w:pPr>
+        <w:spacing w:after="40"/>
+        <w:ind w:left="340"/>
+      </w:pPr>
+      <w:r>
+        <w:rPr>
+          <w:sz w:val="19"/>
+        </w:rPr>
+        <w:t xml:space="preserve">1. </w:t>
+      </w:r>
       <w:r>
         <w:rPr>
           <w:b w:val="0"/>
@@ -3057,8 +4243,15 @@
     </w:p>
     <w:p>
       <w:pPr>
-        <w:pStyle w:val="ListNumber"/>
-      </w:pPr>
+        <w:spacing w:after="40"/>
+        <w:ind w:left="340"/>
+      </w:pPr>
+      <w:r>
+        <w:rPr>
+          <w:sz w:val="19"/>
+        </w:rPr>
+        <w:t xml:space="preserve">2. </w:t>
+      </w:r>
       <w:r>
         <w:rPr>
           <w:b w:val="0"/>
@@ -3068,8 +4261,15 @@
     </w:p>
     <w:p>
       <w:pPr>
-        <w:pStyle w:val="ListNumber"/>
-      </w:pPr>
+        <w:spacing w:after="40"/>
+        <w:ind w:left="340"/>
+      </w:pPr>
+      <w:r>
+        <w:rPr>
+          <w:sz w:val="19"/>
+        </w:rPr>
+        <w:t xml:space="preserve">3. </w:t>
+      </w:r>
       <w:r>
         <w:rPr>
           <w:b w:val="0"/>
@@ -3079,8 +4279,15 @@
     </w:p>
     <w:p>
       <w:pPr>
-        <w:pStyle w:val="ListNumber"/>
-      </w:pPr>
+        <w:spacing w:after="40"/>
+        <w:ind w:left="340"/>
+      </w:pPr>
+      <w:r>
+        <w:rPr>
+          <w:sz w:val="19"/>
+        </w:rPr>
+        <w:t xml:space="preserve">4. </w:t>
+      </w:r>
       <w:r>
         <w:rPr>
           <w:b w:val="0"/>
@@ -3092,8 +4299,8 @@
       <w:pPr>
         <w:sectPr>
           <w:type w:val="continuous"/>
-          <w:pgSz w:w="12240" w:h="20160"/>
-          <w:pgMar w:top="850" w:right="850" w:bottom="850" w:left="850" w:header="720" w:footer="720" w:gutter="0"/>
+          <w:pgSz w:w="11906" w:h="16838"/>
+          <w:pgMar w:top="1134" w:right="1134" w:bottom="1134" w:left="1134" w:header="720" w:footer="720" w:gutter="0"/>
           <w:cols w:space="360" w:num="2" w:sep="1"/>
           <w:docGrid w:linePitch="360"/>
         </w:sectPr>
@@ -3109,8 +4316,15 @@
     </w:p>
     <w:p>
       <w:pPr>
-        <w:pStyle w:val="ListBullet"/>
-      </w:pPr>
+        <w:spacing w:after="40"/>
+        <w:ind w:left="283"/>
+      </w:pPr>
+      <w:r>
+        <w:rPr>
+          <w:sz w:val="19"/>
+        </w:rPr>
+        <w:t xml:space="preserve">• </w:t>
+      </w:r>
       <w:r>
         <w:rPr>
           <w:b/>
@@ -3126,8 +4340,15 @@
     </w:p>
     <w:p>
       <w:pPr>
-        <w:pStyle w:val="ListBullet"/>
-      </w:pPr>
+        <w:spacing w:after="40"/>
+        <w:ind w:left="283"/>
+      </w:pPr>
+      <w:r>
+        <w:rPr>
+          <w:sz w:val="19"/>
+        </w:rPr>
+        <w:t xml:space="preserve">• </w:t>
+      </w:r>
       <w:r>
         <w:rPr>
           <w:b/>
@@ -3143,8 +4364,15 @@
     </w:p>
     <w:p>
       <w:pPr>
-        <w:pStyle w:val="ListBullet"/>
-      </w:pPr>
+        <w:spacing w:after="40"/>
+        <w:ind w:left="283"/>
+      </w:pPr>
+      <w:r>
+        <w:rPr>
+          <w:sz w:val="19"/>
+        </w:rPr>
+        <w:t xml:space="preserve">• </w:t>
+      </w:r>
       <w:r>
         <w:rPr>
           <w:b/>
@@ -3160,8 +4388,15 @@
     </w:p>
     <w:p>
       <w:pPr>
-        <w:pStyle w:val="ListBullet"/>
-      </w:pPr>
+        <w:spacing w:after="40"/>
+        <w:ind w:left="283"/>
+      </w:pPr>
+      <w:r>
+        <w:rPr>
+          <w:sz w:val="19"/>
+        </w:rPr>
+        <w:t xml:space="preserve">• </w:t>
+      </w:r>
       <w:r>
         <w:rPr>
           <w:b/>
@@ -3177,8 +4412,15 @@
     </w:p>
     <w:p>
       <w:pPr>
-        <w:pStyle w:val="ListBullet"/>
-      </w:pPr>
+        <w:spacing w:after="40"/>
+        <w:ind w:left="283"/>
+      </w:pPr>
+      <w:r>
+        <w:rPr>
+          <w:sz w:val="19"/>
+        </w:rPr>
+        <w:t xml:space="preserve">• </w:t>
+      </w:r>
       <w:r>
         <w:rPr>
           <w:b/>
@@ -3202,8 +4444,15 @@
     </w:p>
     <w:p>
       <w:pPr>
-        <w:pStyle w:val="ListBullet"/>
-      </w:pPr>
+        <w:spacing w:after="40"/>
+        <w:ind w:left="283"/>
+      </w:pPr>
+      <w:r>
+        <w:rPr>
+          <w:sz w:val="19"/>
+        </w:rPr>
+        <w:t xml:space="preserve">• </w:t>
+      </w:r>
       <w:r>
         <w:rPr>
           <w:b/>
@@ -3219,8 +4468,15 @@
     </w:p>
     <w:p>
       <w:pPr>
-        <w:pStyle w:val="ListBullet"/>
-      </w:pPr>
+        <w:spacing w:after="40"/>
+        <w:ind w:left="283"/>
+      </w:pPr>
+      <w:r>
+        <w:rPr>
+          <w:sz w:val="19"/>
+        </w:rPr>
+        <w:t xml:space="preserve">• </w:t>
+      </w:r>
       <w:r>
         <w:rPr>
           <w:b/>
@@ -3236,8 +4492,15 @@
     </w:p>
     <w:p>
       <w:pPr>
-        <w:pStyle w:val="ListBullet"/>
-      </w:pPr>
+        <w:spacing w:after="40"/>
+        <w:ind w:left="283"/>
+      </w:pPr>
+      <w:r>
+        <w:rPr>
+          <w:sz w:val="19"/>
+        </w:rPr>
+        <w:t xml:space="preserve">• </w:t>
+      </w:r>
       <w:r>
         <w:rPr>
           <w:b/>
@@ -3253,8 +4516,15 @@
     </w:p>
     <w:p>
       <w:pPr>
-        <w:pStyle w:val="ListBullet"/>
-      </w:pPr>
+        <w:spacing w:after="40"/>
+        <w:ind w:left="283"/>
+      </w:pPr>
+      <w:r>
+        <w:rPr>
+          <w:sz w:val="19"/>
+        </w:rPr>
+        <w:t xml:space="preserve">• </w:t>
+      </w:r>
       <w:r>
         <w:rPr>
           <w:b/>
@@ -3270,8 +4540,15 @@
     </w:p>
     <w:p>
       <w:pPr>
-        <w:pStyle w:val="ListBullet"/>
-      </w:pPr>
+        <w:spacing w:after="40"/>
+        <w:ind w:left="283"/>
+      </w:pPr>
+      <w:r>
+        <w:rPr>
+          <w:sz w:val="19"/>
+        </w:rPr>
+        <w:t xml:space="preserve">• </w:t>
+      </w:r>
       <w:r>
         <w:rPr>
           <w:b/>
@@ -3287,8 +4564,15 @@
     </w:p>
     <w:p>
       <w:pPr>
-        <w:pStyle w:val="ListBullet"/>
-      </w:pPr>
+        <w:spacing w:after="40"/>
+        <w:ind w:left="283"/>
+      </w:pPr>
+      <w:r>
+        <w:rPr>
+          <w:sz w:val="19"/>
+        </w:rPr>
+        <w:t xml:space="preserve">• </w:t>
+      </w:r>
       <w:r>
         <w:rPr>
           <w:b/>
@@ -3304,8 +4588,15 @@
     </w:p>
     <w:p>
       <w:pPr>
-        <w:pStyle w:val="ListBullet"/>
-      </w:pPr>
+        <w:spacing w:after="40"/>
+        <w:ind w:left="283"/>
+      </w:pPr>
+      <w:r>
+        <w:rPr>
+          <w:sz w:val="19"/>
+        </w:rPr>
+        <w:t xml:space="preserve">• </w:t>
+      </w:r>
       <w:r>
         <w:rPr>
           <w:b/>
@@ -3321,8 +4612,15 @@
     </w:p>
     <w:p>
       <w:pPr>
-        <w:pStyle w:val="ListBullet"/>
-      </w:pPr>
+        <w:spacing w:after="40"/>
+        <w:ind w:left="283"/>
+      </w:pPr>
+      <w:r>
+        <w:rPr>
+          <w:sz w:val="19"/>
+        </w:rPr>
+        <w:t xml:space="preserve">• </w:t>
+      </w:r>
       <w:r>
         <w:rPr>
           <w:b/>
@@ -3338,8 +4636,15 @@
     </w:p>
     <w:p>
       <w:pPr>
-        <w:pStyle w:val="ListBullet"/>
-      </w:pPr>
+        <w:spacing w:after="40"/>
+        <w:ind w:left="283"/>
+      </w:pPr>
+      <w:r>
+        <w:rPr>
+          <w:sz w:val="19"/>
+        </w:rPr>
+        <w:t xml:space="preserve">• </w:t>
+      </w:r>
       <w:r>
         <w:rPr>
           <w:b/>
@@ -3355,8 +4660,15 @@
     </w:p>
     <w:p>
       <w:pPr>
-        <w:pStyle w:val="ListBullet"/>
-      </w:pPr>
+        <w:spacing w:after="40"/>
+        <w:ind w:left="283"/>
+      </w:pPr>
+      <w:r>
+        <w:rPr>
+          <w:sz w:val="19"/>
+        </w:rPr>
+        <w:t xml:space="preserve">• </w:t>
+      </w:r>
       <w:r>
         <w:rPr>
           <w:b/>
@@ -3380,8 +4692,15 @@
     </w:p>
     <w:p>
       <w:pPr>
-        <w:pStyle w:val="ListNumber"/>
-      </w:pPr>
+        <w:spacing w:after="40"/>
+        <w:ind w:left="340"/>
+      </w:pPr>
+      <w:r>
+        <w:rPr>
+          <w:sz w:val="19"/>
+        </w:rPr>
+        <w:t xml:space="preserve">1. </w:t>
+      </w:r>
       <w:r>
         <w:rPr>
           <w:b w:val="0"/>
@@ -3391,8 +4710,15 @@
     </w:p>
     <w:p>
       <w:pPr>
-        <w:pStyle w:val="ListNumber"/>
-      </w:pPr>
+        <w:spacing w:after="40"/>
+        <w:ind w:left="340"/>
+      </w:pPr>
+      <w:r>
+        <w:rPr>
+          <w:sz w:val="19"/>
+        </w:rPr>
+        <w:t xml:space="preserve">2. </w:t>
+      </w:r>
       <w:r>
         <w:rPr>
           <w:b w:val="0"/>
@@ -3402,8 +4728,15 @@
     </w:p>
     <w:p>
       <w:pPr>
-        <w:pStyle w:val="ListNumber"/>
-      </w:pPr>
+        <w:spacing w:after="40"/>
+        <w:ind w:left="340"/>
+      </w:pPr>
+      <w:r>
+        <w:rPr>
+          <w:sz w:val="19"/>
+        </w:rPr>
+        <w:t xml:space="preserve">3. </w:t>
+      </w:r>
       <w:r>
         <w:rPr>
           <w:b w:val="0"/>
@@ -3413,8 +4746,15 @@
     </w:p>
     <w:p>
       <w:pPr>
-        <w:pStyle w:val="ListNumber"/>
-      </w:pPr>
+        <w:spacing w:after="40"/>
+        <w:ind w:left="340"/>
+      </w:pPr>
+      <w:r>
+        <w:rPr>
+          <w:sz w:val="19"/>
+        </w:rPr>
+        <w:t xml:space="preserve">4. </w:t>
+      </w:r>
       <w:r>
         <w:rPr>
           <w:b w:val="0"/>
@@ -3432,8 +4772,15 @@
     </w:p>
     <w:p>
       <w:pPr>
-        <w:pStyle w:val="ListNumber"/>
-      </w:pPr>
+        <w:spacing w:after="40"/>
+        <w:ind w:left="340"/>
+      </w:pPr>
+      <w:r>
+        <w:rPr>
+          <w:sz w:val="19"/>
+        </w:rPr>
+        <w:t xml:space="preserve">1. </w:t>
+      </w:r>
       <w:r>
         <w:rPr>
           <w:b w:val="0"/>
@@ -3443,8 +4790,15 @@
     </w:p>
     <w:p>
       <w:pPr>
-        <w:pStyle w:val="ListNumber"/>
-      </w:pPr>
+        <w:spacing w:after="40"/>
+        <w:ind w:left="340"/>
+      </w:pPr>
+      <w:r>
+        <w:rPr>
+          <w:sz w:val="19"/>
+        </w:rPr>
+        <w:t xml:space="preserve">2. </w:t>
+      </w:r>
       <w:r>
         <w:rPr>
           <w:b w:val="0"/>
@@ -3454,8 +4808,15 @@
     </w:p>
     <w:p>
       <w:pPr>
-        <w:pStyle w:val="ListNumber"/>
-      </w:pPr>
+        <w:spacing w:after="40"/>
+        <w:ind w:left="340"/>
+      </w:pPr>
+      <w:r>
+        <w:rPr>
+          <w:sz w:val="19"/>
+        </w:rPr>
+        <w:t xml:space="preserve">3. </w:t>
+      </w:r>
       <w:r>
         <w:rPr>
           <w:b w:val="0"/>
@@ -3465,8 +4826,15 @@
     </w:p>
     <w:p>
       <w:pPr>
-        <w:pStyle w:val="ListNumber"/>
-      </w:pPr>
+        <w:spacing w:after="40"/>
+        <w:ind w:left="340"/>
+      </w:pPr>
+      <w:r>
+        <w:rPr>
+          <w:sz w:val="19"/>
+        </w:rPr>
+        <w:t xml:space="preserve">4. </w:t>
+      </w:r>
       <w:r>
         <w:rPr>
           <w:b w:val="0"/>
@@ -3476,8 +4844,15 @@
     </w:p>
     <w:p>
       <w:pPr>
-        <w:pStyle w:val="ListNumber"/>
-      </w:pPr>
+        <w:spacing w:after="40"/>
+        <w:ind w:left="340"/>
+      </w:pPr>
+      <w:r>
+        <w:rPr>
+          <w:sz w:val="19"/>
+        </w:rPr>
+        <w:t xml:space="preserve">5. </w:t>
+      </w:r>
       <w:r>
         <w:rPr>
           <w:b w:val="0"/>
@@ -3513,8 +4888,15 @@
     </w:p>
     <w:p>
       <w:pPr>
-        <w:pStyle w:val="ListBullet"/>
-      </w:pPr>
+        <w:spacing w:after="40"/>
+        <w:ind w:left="283"/>
+      </w:pPr>
+      <w:r>
+        <w:rPr>
+          <w:sz w:val="19"/>
+        </w:rPr>
+        <w:t xml:space="preserve">• </w:t>
+      </w:r>
       <w:r>
         <w:rPr>
           <w:b w:val="0"/>
@@ -3532,8 +4914,15 @@
     </w:p>
     <w:p>
       <w:pPr>
-        <w:pStyle w:val="ListBullet"/>
-      </w:pPr>
+        <w:spacing w:after="40"/>
+        <w:ind w:left="283"/>
+      </w:pPr>
+      <w:r>
+        <w:rPr>
+          <w:sz w:val="19"/>
+        </w:rPr>
+        <w:t xml:space="preserve">• </w:t>
+      </w:r>
       <w:r>
         <w:rPr>
           <w:b w:val="0"/>
@@ -3543,8 +4932,15 @@
     </w:p>
     <w:p>
       <w:pPr>
-        <w:pStyle w:val="ListBullet"/>
-      </w:pPr>
+        <w:spacing w:after="40"/>
+        <w:ind w:left="283"/>
+      </w:pPr>
+      <w:r>
+        <w:rPr>
+          <w:sz w:val="19"/>
+        </w:rPr>
+        <w:t xml:space="preserve">• </w:t>
+      </w:r>
       <w:r>
         <w:rPr>
           <w:b w:val="0"/>
@@ -3570,8 +4966,15 @@
     </w:p>
     <w:p>
       <w:pPr>
-        <w:pStyle w:val="ListBullet"/>
-      </w:pPr>
+        <w:spacing w:after="40"/>
+        <w:ind w:left="283"/>
+      </w:pPr>
+      <w:r>
+        <w:rPr>
+          <w:sz w:val="19"/>
+        </w:rPr>
+        <w:t xml:space="preserve">• </w:t>
+      </w:r>
       <w:r>
         <w:rPr>
           <w:b w:val="0"/>
@@ -3581,8 +4984,15 @@
     </w:p>
     <w:p>
       <w:pPr>
-        <w:pStyle w:val="ListBullet"/>
-      </w:pPr>
+        <w:spacing w:after="40"/>
+        <w:ind w:left="283"/>
+      </w:pPr>
+      <w:r>
+        <w:rPr>
+          <w:sz w:val="19"/>
+        </w:rPr>
+        <w:t xml:space="preserve">• </w:t>
+      </w:r>
       <w:r>
         <w:rPr>
           <w:b w:val="0"/>
@@ -3600,8 +5010,15 @@
     </w:p>
     <w:p>
       <w:pPr>
-        <w:pStyle w:val="ListBullet"/>
-      </w:pPr>
+        <w:spacing w:after="40"/>
+        <w:ind w:left="283"/>
+      </w:pPr>
+      <w:r>
+        <w:rPr>
+          <w:sz w:val="19"/>
+        </w:rPr>
+        <w:t xml:space="preserve">• </w:t>
+      </w:r>
       <w:r>
         <w:rPr>
           <w:b w:val="0"/>
@@ -3619,8 +5036,15 @@
     </w:p>
     <w:p>
       <w:pPr>
-        <w:pStyle w:val="ListBullet"/>
-      </w:pPr>
+        <w:spacing w:after="40"/>
+        <w:ind w:left="283"/>
+      </w:pPr>
+      <w:r>
+        <w:rPr>
+          <w:sz w:val="19"/>
+        </w:rPr>
+        <w:t xml:space="preserve">• </w:t>
+      </w:r>
       <w:r>
         <w:rPr>
           <w:b w:val="0"/>
@@ -3630,8 +5054,15 @@
     </w:p>
     <w:p>
       <w:pPr>
-        <w:pStyle w:val="ListBullet"/>
-      </w:pPr>
+        <w:spacing w:after="40"/>
+        <w:ind w:left="283"/>
+      </w:pPr>
+      <w:r>
+        <w:rPr>
+          <w:sz w:val="19"/>
+        </w:rPr>
+        <w:t xml:space="preserve">• </w:t>
+      </w:r>
       <w:r>
         <w:rPr>
           <w:b w:val="0"/>
@@ -3649,8 +5080,15 @@
     </w:p>
     <w:p>
       <w:pPr>
-        <w:pStyle w:val="ListBullet"/>
-      </w:pPr>
+        <w:spacing w:after="40"/>
+        <w:ind w:left="283"/>
+      </w:pPr>
+      <w:r>
+        <w:rPr>
+          <w:sz w:val="19"/>
+        </w:rPr>
+        <w:t xml:space="preserve">• </w:t>
+      </w:r>
       <w:r>
         <w:rPr>
           <w:b w:val="0"/>
@@ -3660,8 +5098,15 @@
     </w:p>
     <w:p>
       <w:pPr>
-        <w:pStyle w:val="ListBullet"/>
-      </w:pPr>
+        <w:spacing w:after="40"/>
+        <w:ind w:left="283"/>
+      </w:pPr>
+      <w:r>
+        <w:rPr>
+          <w:sz w:val="19"/>
+        </w:rPr>
+        <w:t xml:space="preserve">• </w:t>
+      </w:r>
       <w:r>
         <w:rPr>
           <w:b w:val="0"/>
@@ -3679,8 +5124,15 @@
     </w:p>
     <w:p>
       <w:pPr>
-        <w:pStyle w:val="ListBullet"/>
-      </w:pPr>
+        <w:spacing w:after="40"/>
+        <w:ind w:left="283"/>
+      </w:pPr>
+      <w:r>
+        <w:rPr>
+          <w:sz w:val="19"/>
+        </w:rPr>
+        <w:t xml:space="preserve">• </w:t>
+      </w:r>
       <w:r>
         <w:rPr>
           <w:b w:val="0"/>
@@ -3698,8 +5150,15 @@
     </w:p>
     <w:p>
       <w:pPr>
-        <w:pStyle w:val="ListBullet"/>
-      </w:pPr>
+        <w:spacing w:after="40"/>
+        <w:ind w:left="283"/>
+      </w:pPr>
+      <w:r>
+        <w:rPr>
+          <w:sz w:val="19"/>
+        </w:rPr>
+        <w:t xml:space="preserve">• </w:t>
+      </w:r>
       <w:r>
         <w:rPr>
           <w:b w:val="0"/>
@@ -3725,8 +5184,15 @@
     </w:p>
     <w:p>
       <w:pPr>
-        <w:pStyle w:val="ListBullet"/>
-      </w:pPr>
+        <w:spacing w:after="40"/>
+        <w:ind w:left="283"/>
+      </w:pPr>
+      <w:r>
+        <w:rPr>
+          <w:sz w:val="19"/>
+        </w:rPr>
+        <w:t xml:space="preserve">• </w:t>
+      </w:r>
       <w:r>
         <w:rPr>
           <w:b w:val="0"/>
@@ -3736,8 +5202,15 @@
     </w:p>
     <w:p>
       <w:pPr>
-        <w:pStyle w:val="ListBullet"/>
-      </w:pPr>
+        <w:spacing w:after="40"/>
+        <w:ind w:left="283"/>
+      </w:pPr>
+      <w:r>
+        <w:rPr>
+          <w:sz w:val="19"/>
+        </w:rPr>
+        <w:t xml:space="preserve">• </w:t>
+      </w:r>
       <w:r>
         <w:rPr>
           <w:b w:val="0"/>
@@ -3755,8 +5228,15 @@
     </w:p>
     <w:p>
       <w:pPr>
-        <w:pStyle w:val="ListBullet"/>
-      </w:pPr>
+        <w:spacing w:after="40"/>
+        <w:ind w:left="283"/>
+      </w:pPr>
+      <w:r>
+        <w:rPr>
+          <w:sz w:val="19"/>
+        </w:rPr>
+        <w:t xml:space="preserve">• </w:t>
+      </w:r>
       <w:r>
         <w:rPr>
           <w:b w:val="0"/>
@@ -3766,8 +5246,15 @@
     </w:p>
     <w:p>
       <w:pPr>
-        <w:pStyle w:val="ListBullet"/>
-      </w:pPr>
+        <w:spacing w:after="40"/>
+        <w:ind w:left="283"/>
+      </w:pPr>
+      <w:r>
+        <w:rPr>
+          <w:sz w:val="19"/>
+        </w:rPr>
+        <w:t xml:space="preserve">• </w:t>
+      </w:r>
       <w:r>
         <w:rPr>
           <w:b w:val="0"/>
@@ -3777,8 +5264,15 @@
     </w:p>
     <w:p>
       <w:pPr>
-        <w:pStyle w:val="ListBullet"/>
-      </w:pPr>
+        <w:spacing w:after="40"/>
+        <w:ind w:left="283"/>
+      </w:pPr>
+      <w:r>
+        <w:rPr>
+          <w:sz w:val="19"/>
+        </w:rPr>
+        <w:t xml:space="preserve">• </w:t>
+      </w:r>
       <w:r>
         <w:rPr>
           <w:b w:val="0"/>
@@ -3798,8 +5292,8 @@
       <w:pPr>
         <w:sectPr>
           <w:type w:val="continuous"/>
-          <w:pgSz w:w="12240" w:h="20160"/>
-          <w:pgMar w:top="850" w:right="850" w:bottom="850" w:left="850" w:header="720" w:footer="720" w:gutter="0"/>
+          <w:pgSz w:w="11906" w:h="16838"/>
+          <w:pgMar w:top="1134" w:right="1134" w:bottom="1134" w:left="1134" w:header="720" w:footer="720" w:gutter="0"/>
           <w:cols w:space="360" w:num="1" w:sep="0"/>
           <w:docGrid w:linePitch="360"/>
         </w:sectPr>
@@ -3807,8 +5301,15 @@
     </w:p>
     <w:p>
       <w:pPr>
-        <w:pStyle w:val="ListNumber"/>
-      </w:pPr>
+        <w:spacing w:after="40"/>
+        <w:ind w:left="340"/>
+      </w:pPr>
+      <w:r>
+        <w:rPr>
+          <w:sz w:val="19"/>
+        </w:rPr>
+        <w:t xml:space="preserve">1. </w:t>
+      </w:r>
       <w:r>
         <w:rPr>
           <w:b w:val="0"/>
@@ -3818,8 +5319,15 @@
     </w:p>
     <w:p>
       <w:pPr>
-        <w:pStyle w:val="ListNumber"/>
-      </w:pPr>
+        <w:spacing w:after="40"/>
+        <w:ind w:left="340"/>
+      </w:pPr>
+      <w:r>
+        <w:rPr>
+          <w:sz w:val="19"/>
+        </w:rPr>
+        <w:t xml:space="preserve">2. </w:t>
+      </w:r>
       <w:r>
         <w:rPr>
           <w:b w:val="0"/>
@@ -3829,8 +5337,15 @@
     </w:p>
     <w:p>
       <w:pPr>
-        <w:pStyle w:val="ListNumber"/>
-      </w:pPr>
+        <w:spacing w:after="40"/>
+        <w:ind w:left="340"/>
+      </w:pPr>
+      <w:r>
+        <w:rPr>
+          <w:sz w:val="19"/>
+        </w:rPr>
+        <w:t xml:space="preserve">3. </w:t>
+      </w:r>
       <w:r>
         <w:rPr>
           <w:b w:val="0"/>
@@ -3840,8 +5355,15 @@
     </w:p>
     <w:p>
       <w:pPr>
-        <w:pStyle w:val="ListNumber"/>
-      </w:pPr>
+        <w:spacing w:after="40"/>
+        <w:ind w:left="340"/>
+      </w:pPr>
+      <w:r>
+        <w:rPr>
+          <w:sz w:val="19"/>
+        </w:rPr>
+        <w:t xml:space="preserve">4. </w:t>
+      </w:r>
       <w:r>
         <w:rPr>
           <w:b w:val="0"/>
@@ -3851,8 +5373,15 @@
     </w:p>
     <w:p>
       <w:pPr>
-        <w:pStyle w:val="ListNumber"/>
-      </w:pPr>
+        <w:spacing w:after="40"/>
+        <w:ind w:left="340"/>
+      </w:pPr>
+      <w:r>
+        <w:rPr>
+          <w:sz w:val="19"/>
+        </w:rPr>
+        <w:t xml:space="preserve">5. </w:t>
+      </w:r>
       <w:r>
         <w:rPr>
           <w:b w:val="0"/>
@@ -3864,8 +5393,8 @@
       <w:pPr>
         <w:sectPr>
           <w:type w:val="continuous"/>
-          <w:pgSz w:w="12240" w:h="20160"/>
-          <w:pgMar w:top="850" w:right="850" w:bottom="850" w:left="850" w:header="720" w:footer="720" w:gutter="0"/>
+          <w:pgSz w:w="11906" w:h="16838"/>
+          <w:pgMar w:top="1134" w:right="1134" w:bottom="1134" w:left="1134" w:header="720" w:footer="720" w:gutter="0"/>
           <w:cols w:space="360" w:num="2" w:sep="1"/>
           <w:docGrid w:linePitch="360"/>
         </w:sectPr>
@@ -3881,8 +5410,15 @@
     </w:p>
     <w:p>
       <w:pPr>
-        <w:pStyle w:val="ListBullet"/>
-      </w:pPr>
+        <w:spacing w:after="40"/>
+        <w:ind w:left="283"/>
+      </w:pPr>
+      <w:r>
+        <w:rPr>
+          <w:sz w:val="19"/>
+        </w:rPr>
+        <w:t xml:space="preserve">• </w:t>
+      </w:r>
       <w:r>
         <w:rPr>
           <w:b w:val="0"/>
@@ -3892,8 +5428,15 @@
     </w:p>
     <w:p>
       <w:pPr>
-        <w:pStyle w:val="ListBullet"/>
-      </w:pPr>
+        <w:spacing w:after="40"/>
+        <w:ind w:left="283"/>
+      </w:pPr>
+      <w:r>
+        <w:rPr>
+          <w:sz w:val="19"/>
+        </w:rPr>
+        <w:t xml:space="preserve">• </w:t>
+      </w:r>
       <w:r>
         <w:rPr>
           <w:b w:val="0"/>
@@ -3903,8 +5446,15 @@
     </w:p>
     <w:p>
       <w:pPr>
-        <w:pStyle w:val="ListBullet"/>
-      </w:pPr>
+        <w:spacing w:after="40"/>
+        <w:ind w:left="283"/>
+      </w:pPr>
+      <w:r>
+        <w:rPr>
+          <w:sz w:val="19"/>
+        </w:rPr>
+        <w:t xml:space="preserve">• </w:t>
+      </w:r>
       <w:r>
         <w:rPr>
           <w:b w:val="0"/>
@@ -3914,8 +5464,15 @@
     </w:p>
     <w:p>
       <w:pPr>
-        <w:pStyle w:val="ListBullet"/>
-      </w:pPr>
+        <w:spacing w:after="40"/>
+        <w:ind w:left="283"/>
+      </w:pPr>
+      <w:r>
+        <w:rPr>
+          <w:sz w:val="19"/>
+        </w:rPr>
+        <w:t xml:space="preserve">• </w:t>
+      </w:r>
       <w:r>
         <w:rPr>
           <w:b w:val="0"/>
@@ -3925,8 +5482,15 @@
     </w:p>
     <w:p>
       <w:pPr>
-        <w:pStyle w:val="ListBullet"/>
-      </w:pPr>
+        <w:spacing w:after="40"/>
+        <w:ind w:left="283"/>
+      </w:pPr>
+      <w:r>
+        <w:rPr>
+          <w:sz w:val="19"/>
+        </w:rPr>
+        <w:t xml:space="preserve">• </w:t>
+      </w:r>
       <w:r>
         <w:rPr>
           <w:b w:val="0"/>
@@ -3936,8 +5500,15 @@
     </w:p>
     <w:p>
       <w:pPr>
-        <w:pStyle w:val="ListBullet"/>
-      </w:pPr>
+        <w:spacing w:after="40"/>
+        <w:ind w:left="283"/>
+      </w:pPr>
+      <w:r>
+        <w:rPr>
+          <w:sz w:val="19"/>
+        </w:rPr>
+        <w:t xml:space="preserve">• </w:t>
+      </w:r>
       <w:r>
         <w:rPr>
           <w:b w:val="0"/>
@@ -3947,8 +5518,15 @@
     </w:p>
     <w:p>
       <w:pPr>
-        <w:pStyle w:val="ListBullet"/>
-      </w:pPr>
+        <w:spacing w:after="40"/>
+        <w:ind w:left="283"/>
+      </w:pPr>
+      <w:r>
+        <w:rPr>
+          <w:sz w:val="19"/>
+        </w:rPr>
+        <w:t xml:space="preserve">• </w:t>
+      </w:r>
       <w:r>
         <w:rPr>
           <w:b w:val="0"/>
@@ -3966,8 +5544,15 @@
     </w:p>
     <w:p>
       <w:pPr>
-        <w:pStyle w:val="ListBullet"/>
-      </w:pPr>
+        <w:spacing w:after="40"/>
+        <w:ind w:left="283"/>
+      </w:pPr>
+      <w:r>
+        <w:rPr>
+          <w:sz w:val="19"/>
+        </w:rPr>
+        <w:t xml:space="preserve">• </w:t>
+      </w:r>
       <w:r>
         <w:rPr>
           <w:b/>
@@ -3983,8 +5568,15 @@
     </w:p>
     <w:p>
       <w:pPr>
-        <w:pStyle w:val="ListBullet"/>
-      </w:pPr>
+        <w:spacing w:after="40"/>
+        <w:ind w:left="283"/>
+      </w:pPr>
+      <w:r>
+        <w:rPr>
+          <w:sz w:val="19"/>
+        </w:rPr>
+        <w:t xml:space="preserve">• </w:t>
+      </w:r>
       <w:r>
         <w:rPr>
           <w:b/>
@@ -4000,8 +5592,15 @@
     </w:p>
     <w:p>
       <w:pPr>
-        <w:pStyle w:val="ListBullet"/>
-      </w:pPr>
+        <w:spacing w:after="40"/>
+        <w:ind w:left="283"/>
+      </w:pPr>
+      <w:r>
+        <w:rPr>
+          <w:sz w:val="19"/>
+        </w:rPr>
+        <w:t xml:space="preserve">• </w:t>
+      </w:r>
       <w:r>
         <w:rPr>
           <w:b/>
@@ -4017,8 +5616,15 @@
     </w:p>
     <w:p>
       <w:pPr>
-        <w:pStyle w:val="ListBullet"/>
-      </w:pPr>
+        <w:spacing w:after="40"/>
+        <w:ind w:left="283"/>
+      </w:pPr>
+      <w:r>
+        <w:rPr>
+          <w:sz w:val="19"/>
+        </w:rPr>
+        <w:t xml:space="preserve">• </w:t>
+      </w:r>
       <w:r>
         <w:rPr>
           <w:b/>
@@ -4034,8 +5640,15 @@
     </w:p>
     <w:p>
       <w:pPr>
-        <w:pStyle w:val="ListBullet"/>
-      </w:pPr>
+        <w:spacing w:after="40"/>
+        <w:ind w:left="283"/>
+      </w:pPr>
+      <w:r>
+        <w:rPr>
+          <w:sz w:val="19"/>
+        </w:rPr>
+        <w:t xml:space="preserve">• </w:t>
+      </w:r>
       <w:r>
         <w:rPr>
           <w:b/>
@@ -4051,8 +5664,15 @@
     </w:p>
     <w:p>
       <w:pPr>
-        <w:pStyle w:val="ListBullet"/>
-      </w:pPr>
+        <w:spacing w:after="40"/>
+        <w:ind w:left="283"/>
+      </w:pPr>
+      <w:r>
+        <w:rPr>
+          <w:sz w:val="19"/>
+        </w:rPr>
+        <w:t xml:space="preserve">• </w:t>
+      </w:r>
       <w:r>
         <w:rPr>
           <w:b/>
@@ -4068,8 +5688,15 @@
     </w:p>
     <w:p>
       <w:pPr>
-        <w:pStyle w:val="ListBullet"/>
-      </w:pPr>
+        <w:spacing w:after="40"/>
+        <w:ind w:left="283"/>
+      </w:pPr>
+      <w:r>
+        <w:rPr>
+          <w:sz w:val="19"/>
+        </w:rPr>
+        <w:t xml:space="preserve">• </w:t>
+      </w:r>
       <w:r>
         <w:rPr>
           <w:b/>
@@ -4085,8 +5712,15 @@
     </w:p>
     <w:p>
       <w:pPr>
-        <w:pStyle w:val="ListBullet"/>
-      </w:pPr>
+        <w:spacing w:after="40"/>
+        <w:ind w:left="283"/>
+      </w:pPr>
+      <w:r>
+        <w:rPr>
+          <w:sz w:val="19"/>
+        </w:rPr>
+        <w:t xml:space="preserve">• </w:t>
+      </w:r>
       <w:r>
         <w:rPr>
           <w:b/>
@@ -4102,8 +5736,15 @@
     </w:p>
     <w:p>
       <w:pPr>
-        <w:pStyle w:val="ListBullet"/>
-      </w:pPr>
+        <w:spacing w:after="40"/>
+        <w:ind w:left="283"/>
+      </w:pPr>
+      <w:r>
+        <w:rPr>
+          <w:sz w:val="19"/>
+        </w:rPr>
+        <w:t xml:space="preserve">• </w:t>
+      </w:r>
       <w:r>
         <w:rPr>
           <w:b/>
@@ -4119,8 +5760,15 @@
     </w:p>
     <w:p>
       <w:pPr>
-        <w:pStyle w:val="ListBullet"/>
-      </w:pPr>
+        <w:spacing w:after="40"/>
+        <w:ind w:left="283"/>
+      </w:pPr>
+      <w:r>
+        <w:rPr>
+          <w:sz w:val="19"/>
+        </w:rPr>
+        <w:t xml:space="preserve">• </w:t>
+      </w:r>
       <w:r>
         <w:rPr>
           <w:b/>
@@ -4136,8 +5784,15 @@
     </w:p>
     <w:p>
       <w:pPr>
-        <w:pStyle w:val="ListBullet"/>
-      </w:pPr>
+        <w:spacing w:after="40"/>
+        <w:ind w:left="283"/>
+      </w:pPr>
+      <w:r>
+        <w:rPr>
+          <w:sz w:val="19"/>
+        </w:rPr>
+        <w:t xml:space="preserve">• </w:t>
+      </w:r>
       <w:r>
         <w:rPr>
           <w:b/>
@@ -4153,8 +5808,15 @@
     </w:p>
     <w:p>
       <w:pPr>
-        <w:pStyle w:val="ListBullet"/>
-      </w:pPr>
+        <w:spacing w:after="40"/>
+        <w:ind w:left="283"/>
+      </w:pPr>
+      <w:r>
+        <w:rPr>
+          <w:sz w:val="19"/>
+        </w:rPr>
+        <w:t xml:space="preserve">• </w:t>
+      </w:r>
       <w:r>
         <w:rPr>
           <w:b/>
@@ -4178,8 +5840,15 @@
     </w:p>
     <w:p>
       <w:pPr>
-        <w:pStyle w:val="ListBullet"/>
-      </w:pPr>
+        <w:spacing w:after="40"/>
+        <w:ind w:left="283"/>
+      </w:pPr>
+      <w:r>
+        <w:rPr>
+          <w:sz w:val="19"/>
+        </w:rPr>
+        <w:t xml:space="preserve">• </w:t>
+      </w:r>
       <w:r>
         <w:rPr>
           <w:b/>
@@ -4195,8 +5864,15 @@
     </w:p>
     <w:p>
       <w:pPr>
-        <w:pStyle w:val="ListBullet"/>
-      </w:pPr>
+        <w:spacing w:after="40"/>
+        <w:ind w:left="283"/>
+      </w:pPr>
+      <w:r>
+        <w:rPr>
+          <w:sz w:val="19"/>
+        </w:rPr>
+        <w:t xml:space="preserve">• </w:t>
+      </w:r>
       <w:r>
         <w:rPr>
           <w:b/>
@@ -4212,8 +5888,15 @@
     </w:p>
     <w:p>
       <w:pPr>
-        <w:pStyle w:val="ListBullet"/>
-      </w:pPr>
+        <w:spacing w:after="40"/>
+        <w:ind w:left="283"/>
+      </w:pPr>
+      <w:r>
+        <w:rPr>
+          <w:sz w:val="19"/>
+        </w:rPr>
+        <w:t xml:space="preserve">• </w:t>
+      </w:r>
       <w:r>
         <w:rPr>
           <w:b/>
@@ -4229,8 +5912,15 @@
     </w:p>
     <w:p>
       <w:pPr>
-        <w:pStyle w:val="ListBullet"/>
-      </w:pPr>
+        <w:spacing w:after="40"/>
+        <w:ind w:left="283"/>
+      </w:pPr>
+      <w:r>
+        <w:rPr>
+          <w:sz w:val="19"/>
+        </w:rPr>
+        <w:t xml:space="preserve">• </w:t>
+      </w:r>
       <w:r>
         <w:rPr>
           <w:b/>
@@ -4246,8 +5936,15 @@
     </w:p>
     <w:p>
       <w:pPr>
-        <w:pStyle w:val="ListBullet"/>
-      </w:pPr>
+        <w:spacing w:after="40"/>
+        <w:ind w:left="283"/>
+      </w:pPr>
+      <w:r>
+        <w:rPr>
+          <w:sz w:val="19"/>
+        </w:rPr>
+        <w:t xml:space="preserve">• </w:t>
+      </w:r>
       <w:r>
         <w:rPr>
           <w:b/>
@@ -4263,8 +5960,15 @@
     </w:p>
     <w:p>
       <w:pPr>
-        <w:pStyle w:val="ListBullet"/>
-      </w:pPr>
+        <w:spacing w:after="40"/>
+        <w:ind w:left="283"/>
+      </w:pPr>
+      <w:r>
+        <w:rPr>
+          <w:sz w:val="19"/>
+        </w:rPr>
+        <w:t xml:space="preserve">• </w:t>
+      </w:r>
       <w:r>
         <w:rPr>
           <w:b/>
@@ -4288,8 +5992,15 @@
     </w:p>
     <w:p>
       <w:pPr>
-        <w:pStyle w:val="ListBullet"/>
-      </w:pPr>
+        <w:spacing w:after="40"/>
+        <w:ind w:left="283"/>
+      </w:pPr>
+      <w:r>
+        <w:rPr>
+          <w:sz w:val="19"/>
+        </w:rPr>
+        <w:t xml:space="preserve">• </w:t>
+      </w:r>
       <w:r>
         <w:rPr>
           <w:b w:val="0"/>
@@ -4299,8 +6010,15 @@
     </w:p>
     <w:p>
       <w:pPr>
-        <w:pStyle w:val="ListBullet"/>
-      </w:pPr>
+        <w:spacing w:after="40"/>
+        <w:ind w:left="283"/>
+      </w:pPr>
+      <w:r>
+        <w:rPr>
+          <w:sz w:val="19"/>
+        </w:rPr>
+        <w:t xml:space="preserve">• </w:t>
+      </w:r>
       <w:r>
         <w:rPr>
           <w:b w:val="0"/>
@@ -4318,8 +6036,15 @@
     </w:p>
     <w:p>
       <w:pPr>
-        <w:pStyle w:val="ListNumber"/>
-      </w:pPr>
+        <w:spacing w:after="40"/>
+        <w:ind w:left="340"/>
+      </w:pPr>
+      <w:r>
+        <w:rPr>
+          <w:sz w:val="19"/>
+        </w:rPr>
+        <w:t xml:space="preserve">1. </w:t>
+      </w:r>
       <w:r>
         <w:rPr>
           <w:b w:val="0"/>
@@ -4329,8 +6054,15 @@
     </w:p>
     <w:p>
       <w:pPr>
-        <w:pStyle w:val="ListNumber"/>
-      </w:pPr>
+        <w:spacing w:after="40"/>
+        <w:ind w:left="340"/>
+      </w:pPr>
+      <w:r>
+        <w:rPr>
+          <w:sz w:val="19"/>
+        </w:rPr>
+        <w:t xml:space="preserve">2. </w:t>
+      </w:r>
       <w:r>
         <w:rPr>
           <w:b w:val="0"/>
@@ -4340,8 +6072,15 @@
     </w:p>
     <w:p>
       <w:pPr>
-        <w:pStyle w:val="ListNumber"/>
-      </w:pPr>
+        <w:spacing w:after="40"/>
+        <w:ind w:left="340"/>
+      </w:pPr>
+      <w:r>
+        <w:rPr>
+          <w:sz w:val="19"/>
+        </w:rPr>
+        <w:t xml:space="preserve">3. </w:t>
+      </w:r>
       <w:r>
         <w:rPr>
           <w:b w:val="0"/>
@@ -4377,8 +6116,15 @@
     </w:p>
     <w:p>
       <w:pPr>
-        <w:pStyle w:val="ListBullet"/>
-      </w:pPr>
+        <w:spacing w:after="40"/>
+        <w:ind w:left="283"/>
+      </w:pPr>
+      <w:r>
+        <w:rPr>
+          <w:sz w:val="19"/>
+        </w:rPr>
+        <w:t xml:space="preserve">• </w:t>
+      </w:r>
       <w:r>
         <w:rPr>
           <w:b w:val="0"/>
@@ -4388,8 +6134,15 @@
     </w:p>
     <w:p>
       <w:pPr>
-        <w:pStyle w:val="ListBullet"/>
-      </w:pPr>
+        <w:spacing w:after="40"/>
+        <w:ind w:left="283"/>
+      </w:pPr>
+      <w:r>
+        <w:rPr>
+          <w:sz w:val="19"/>
+        </w:rPr>
+        <w:t xml:space="preserve">• </w:t>
+      </w:r>
       <w:r>
         <w:rPr>
           <w:b w:val="0"/>
@@ -4399,8 +6152,15 @@
     </w:p>
     <w:p>
       <w:pPr>
-        <w:pStyle w:val="ListBullet"/>
-      </w:pPr>
+        <w:spacing w:after="40"/>
+        <w:ind w:left="283"/>
+      </w:pPr>
+      <w:r>
+        <w:rPr>
+          <w:sz w:val="19"/>
+        </w:rPr>
+        <w:t xml:space="preserve">• </w:t>
+      </w:r>
       <w:r>
         <w:rPr>
           <w:b w:val="0"/>
@@ -4410,8 +6170,15 @@
     </w:p>
     <w:p>
       <w:pPr>
-        <w:pStyle w:val="ListBullet"/>
-      </w:pPr>
+        <w:spacing w:after="40"/>
+        <w:ind w:left="283"/>
+      </w:pPr>
+      <w:r>
+        <w:rPr>
+          <w:sz w:val="19"/>
+        </w:rPr>
+        <w:t xml:space="preserve">• </w:t>
+      </w:r>
       <w:r>
         <w:rPr>
           <w:b w:val="0"/>
@@ -4429,8 +6196,15 @@
     </w:p>
     <w:p>
       <w:pPr>
-        <w:pStyle w:val="ListBullet"/>
-      </w:pPr>
+        <w:spacing w:after="40"/>
+        <w:ind w:left="283"/>
+      </w:pPr>
+      <w:r>
+        <w:rPr>
+          <w:sz w:val="19"/>
+        </w:rPr>
+        <w:t xml:space="preserve">• </w:t>
+      </w:r>
       <w:r>
         <w:rPr>
           <w:b w:val="0"/>
@@ -4440,8 +6214,15 @@
     </w:p>
     <w:p>
       <w:pPr>
-        <w:pStyle w:val="ListBullet"/>
-      </w:pPr>
+        <w:spacing w:after="40"/>
+        <w:ind w:left="283"/>
+      </w:pPr>
+      <w:r>
+        <w:rPr>
+          <w:sz w:val="19"/>
+        </w:rPr>
+        <w:t xml:space="preserve">• </w:t>
+      </w:r>
       <w:r>
         <w:rPr>
           <w:b w:val="0"/>
@@ -4525,8 +6306,8 @@
       <w:pPr>
         <w:sectPr>
           <w:type w:val="continuous"/>
-          <w:pgSz w:w="12240" w:h="20160"/>
-          <w:pgMar w:top="850" w:right="850" w:bottom="850" w:left="850" w:header="720" w:footer="720" w:gutter="0"/>
+          <w:pgSz w:w="11906" w:h="16838"/>
+          <w:pgMar w:top="1134" w:right="1134" w:bottom="1134" w:left="1134" w:header="720" w:footer="720" w:gutter="0"/>
           <w:cols w:space="360" w:num="1" w:sep="0"/>
           <w:docGrid w:linePitch="360"/>
         </w:sectPr>
@@ -4534,8 +6315,15 @@
     </w:p>
     <w:p>
       <w:pPr>
-        <w:pStyle w:val="ListNumber"/>
-      </w:pPr>
+        <w:spacing w:after="40"/>
+        <w:ind w:left="340"/>
+      </w:pPr>
+      <w:r>
+        <w:rPr>
+          <w:sz w:val="19"/>
+        </w:rPr>
+        <w:t xml:space="preserve">1. </w:t>
+      </w:r>
       <w:r>
         <w:rPr>
           <w:b w:val="0"/>
@@ -4545,8 +6333,15 @@
     </w:p>
     <w:p>
       <w:pPr>
-        <w:pStyle w:val="ListNumber"/>
-      </w:pPr>
+        <w:spacing w:after="40"/>
+        <w:ind w:left="340"/>
+      </w:pPr>
+      <w:r>
+        <w:rPr>
+          <w:sz w:val="19"/>
+        </w:rPr>
+        <w:t xml:space="preserve">2. </w:t>
+      </w:r>
       <w:r>
         <w:rPr>
           <w:b w:val="0"/>
@@ -4556,8 +6351,15 @@
     </w:p>
     <w:p>
       <w:pPr>
-        <w:pStyle w:val="ListNumber"/>
-      </w:pPr>
+        <w:spacing w:after="40"/>
+        <w:ind w:left="340"/>
+      </w:pPr>
+      <w:r>
+        <w:rPr>
+          <w:sz w:val="19"/>
+        </w:rPr>
+        <w:t xml:space="preserve">3. </w:t>
+      </w:r>
       <w:r>
         <w:rPr>
           <w:b w:val="0"/>
@@ -4567,8 +6369,15 @@
     </w:p>
     <w:p>
       <w:pPr>
-        <w:pStyle w:val="ListNumber"/>
-      </w:pPr>
+        <w:spacing w:after="40"/>
+        <w:ind w:left="340"/>
+      </w:pPr>
+      <w:r>
+        <w:rPr>
+          <w:sz w:val="19"/>
+        </w:rPr>
+        <w:t xml:space="preserve">4. </w:t>
+      </w:r>
       <w:r>
         <w:rPr>
           <w:b w:val="0"/>
@@ -4580,8 +6389,8 @@
       <w:pPr>
         <w:sectPr>
           <w:type w:val="continuous"/>
-          <w:pgSz w:w="12240" w:h="20160"/>
-          <w:pgMar w:top="850" w:right="850" w:bottom="850" w:left="850" w:header="720" w:footer="720" w:gutter="0"/>
+          <w:pgSz w:w="11906" w:h="16838"/>
+          <w:pgMar w:top="1134" w:right="1134" w:bottom="1134" w:left="1134" w:header="720" w:footer="720" w:gutter="0"/>
           <w:cols w:space="360" w:num="2" w:sep="1"/>
           <w:docGrid w:linePitch="360"/>
         </w:sectPr>
@@ -4597,8 +6406,15 @@
     </w:p>
     <w:p>
       <w:pPr>
-        <w:pStyle w:val="ListNumber"/>
-      </w:pPr>
+        <w:spacing w:after="40"/>
+        <w:ind w:left="340"/>
+      </w:pPr>
+      <w:r>
+        <w:rPr>
+          <w:sz w:val="19"/>
+        </w:rPr>
+        <w:t xml:space="preserve">1. </w:t>
+      </w:r>
       <w:r>
         <w:rPr>
           <w:b/>
@@ -4614,8 +6430,15 @@
     </w:p>
     <w:p>
       <w:pPr>
-        <w:pStyle w:val="ListNumber"/>
-      </w:pPr>
+        <w:spacing w:after="40"/>
+        <w:ind w:left="340"/>
+      </w:pPr>
+      <w:r>
+        <w:rPr>
+          <w:sz w:val="19"/>
+        </w:rPr>
+        <w:t xml:space="preserve">2. </w:t>
+      </w:r>
       <w:r>
         <w:rPr>
           <w:b/>
@@ -4625,8 +6448,15 @@
     </w:p>
     <w:p>
       <w:pPr>
-        <w:pStyle w:val="ListBullet2"/>
-      </w:pPr>
+        <w:spacing w:after="40"/>
+        <w:ind w:left="567"/>
+      </w:pPr>
+      <w:r>
+        <w:rPr>
+          <w:sz w:val="19"/>
+        </w:rPr>
+        <w:t xml:space="preserve">• </w:t>
+      </w:r>
       <w:r>
         <w:rPr>
           <w:b w:val="0"/>
@@ -4636,8 +6466,15 @@
     </w:p>
     <w:p>
       <w:pPr>
-        <w:pStyle w:val="ListBullet2"/>
-      </w:pPr>
+        <w:spacing w:after="40"/>
+        <w:ind w:left="567"/>
+      </w:pPr>
+      <w:r>
+        <w:rPr>
+          <w:sz w:val="19"/>
+        </w:rPr>
+        <w:t xml:space="preserve">• </w:t>
+      </w:r>
       <w:r>
         <w:rPr>
           <w:b w:val="0"/>
@@ -4647,8 +6484,15 @@
     </w:p>
     <w:p>
       <w:pPr>
-        <w:pStyle w:val="ListBullet2"/>
-      </w:pPr>
+        <w:spacing w:after="40"/>
+        <w:ind w:left="567"/>
+      </w:pPr>
+      <w:r>
+        <w:rPr>
+          <w:sz w:val="19"/>
+        </w:rPr>
+        <w:t xml:space="preserve">• </w:t>
+      </w:r>
       <w:r>
         <w:rPr>
           <w:b w:val="0"/>
@@ -4658,8 +6502,15 @@
     </w:p>
     <w:p>
       <w:pPr>
-        <w:pStyle w:val="ListBullet2"/>
-      </w:pPr>
+        <w:spacing w:after="40"/>
+        <w:ind w:left="567"/>
+      </w:pPr>
+      <w:r>
+        <w:rPr>
+          <w:sz w:val="19"/>
+        </w:rPr>
+        <w:t xml:space="preserve">• </w:t>
+      </w:r>
       <w:r>
         <w:rPr>
           <w:b w:val="0"/>
@@ -4669,8 +6520,15 @@
     </w:p>
     <w:p>
       <w:pPr>
-        <w:pStyle w:val="ListNumber"/>
-      </w:pPr>
+        <w:spacing w:after="40"/>
+        <w:ind w:left="340"/>
+      </w:pPr>
+      <w:r>
+        <w:rPr>
+          <w:sz w:val="19"/>
+        </w:rPr>
+        <w:t xml:space="preserve">3. </w:t>
+      </w:r>
       <w:r>
         <w:rPr>
           <w:b w:val="0"/>
@@ -4680,8 +6538,15 @@
     </w:p>
     <w:p>
       <w:pPr>
-        <w:pStyle w:val="ListNumber"/>
-      </w:pPr>
+        <w:spacing w:after="40"/>
+        <w:ind w:left="340"/>
+      </w:pPr>
+      <w:r>
+        <w:rPr>
+          <w:sz w:val="19"/>
+        </w:rPr>
+        <w:t xml:space="preserve">4. </w:t>
+      </w:r>
       <w:r>
         <w:rPr>
           <w:b w:val="0"/>
@@ -4699,8 +6564,15 @@
     </w:p>
     <w:p>
       <w:pPr>
-        <w:pStyle w:val="ListBullet"/>
-      </w:pPr>
+        <w:spacing w:after="40"/>
+        <w:ind w:left="283"/>
+      </w:pPr>
+      <w:r>
+        <w:rPr>
+          <w:sz w:val="19"/>
+        </w:rPr>
+        <w:t xml:space="preserve">• </w:t>
+      </w:r>
       <w:r>
         <w:rPr>
           <w:b/>
@@ -4716,8 +6588,15 @@
     </w:p>
     <w:p>
       <w:pPr>
-        <w:pStyle w:val="ListBullet"/>
-      </w:pPr>
+        <w:spacing w:after="40"/>
+        <w:ind w:left="283"/>
+      </w:pPr>
+      <w:r>
+        <w:rPr>
+          <w:sz w:val="19"/>
+        </w:rPr>
+        <w:t xml:space="preserve">• </w:t>
+      </w:r>
       <w:r>
         <w:rPr>
           <w:b/>
@@ -4733,8 +6612,15 @@
     </w:p>
     <w:p>
       <w:pPr>
-        <w:pStyle w:val="ListBullet"/>
-      </w:pPr>
+        <w:spacing w:after="40"/>
+        <w:ind w:left="283"/>
+      </w:pPr>
+      <w:r>
+        <w:rPr>
+          <w:sz w:val="19"/>
+        </w:rPr>
+        <w:t xml:space="preserve">• </w:t>
+      </w:r>
       <w:r>
         <w:rPr>
           <w:b/>
@@ -4750,8 +6636,15 @@
     </w:p>
     <w:p>
       <w:pPr>
-        <w:pStyle w:val="ListBullet"/>
-      </w:pPr>
+        <w:spacing w:after="40"/>
+        <w:ind w:left="283"/>
+      </w:pPr>
+      <w:r>
+        <w:rPr>
+          <w:sz w:val="19"/>
+        </w:rPr>
+        <w:t xml:space="preserve">• </w:t>
+      </w:r>
       <w:r>
         <w:rPr>
           <w:b/>
@@ -4767,8 +6660,15 @@
     </w:p>
     <w:p>
       <w:pPr>
-        <w:pStyle w:val="ListBullet"/>
-      </w:pPr>
+        <w:spacing w:after="40"/>
+        <w:ind w:left="283"/>
+      </w:pPr>
+      <w:r>
+        <w:rPr>
+          <w:sz w:val="19"/>
+        </w:rPr>
+        <w:t xml:space="preserve">• </w:t>
+      </w:r>
       <w:r>
         <w:rPr>
           <w:b/>
@@ -4784,8 +6684,15 @@
     </w:p>
     <w:p>
       <w:pPr>
-        <w:pStyle w:val="ListBullet"/>
-      </w:pPr>
+        <w:spacing w:after="40"/>
+        <w:ind w:left="283"/>
+      </w:pPr>
+      <w:r>
+        <w:rPr>
+          <w:sz w:val="19"/>
+        </w:rPr>
+        <w:t xml:space="preserve">• </w:t>
+      </w:r>
       <w:r>
         <w:rPr>
           <w:b/>
@@ -4801,8 +6708,15 @@
     </w:p>
     <w:p>
       <w:pPr>
-        <w:pStyle w:val="ListBullet"/>
-      </w:pPr>
+        <w:spacing w:after="40"/>
+        <w:ind w:left="283"/>
+      </w:pPr>
+      <w:r>
+        <w:rPr>
+          <w:sz w:val="19"/>
+        </w:rPr>
+        <w:t xml:space="preserve">• </w:t>
+      </w:r>
       <w:r>
         <w:rPr>
           <w:b/>
@@ -4818,8 +6732,15 @@
     </w:p>
     <w:p>
       <w:pPr>
-        <w:pStyle w:val="ListBullet"/>
-      </w:pPr>
+        <w:spacing w:after="40"/>
+        <w:ind w:left="283"/>
+      </w:pPr>
+      <w:r>
+        <w:rPr>
+          <w:sz w:val="19"/>
+        </w:rPr>
+        <w:t xml:space="preserve">• </w:t>
+      </w:r>
       <w:r>
         <w:rPr>
           <w:b/>
@@ -4835,8 +6756,15 @@
     </w:p>
     <w:p>
       <w:pPr>
-        <w:pStyle w:val="ListBullet"/>
-      </w:pPr>
+        <w:spacing w:after="40"/>
+        <w:ind w:left="283"/>
+      </w:pPr>
+      <w:r>
+        <w:rPr>
+          <w:sz w:val="19"/>
+        </w:rPr>
+        <w:t xml:space="preserve">• </w:t>
+      </w:r>
       <w:r>
         <w:rPr>
           <w:b/>
@@ -4862,8 +6790,8 @@
       <w:pPr>
         <w:sectPr>
           <w:type w:val="continuous"/>
-          <w:pgSz w:w="12240" w:h="20160"/>
-          <w:pgMar w:top="850" w:right="850" w:bottom="850" w:left="850" w:header="720" w:footer="720" w:gutter="0"/>
+          <w:pgSz w:w="11906" w:h="16838"/>
+          <w:pgMar w:top="1134" w:right="1134" w:bottom="1134" w:left="1134" w:header="720" w:footer="720" w:gutter="0"/>
           <w:cols w:space="360" w:num="1" w:sep="0"/>
           <w:docGrid w:linePitch="360"/>
         </w:sectPr>
@@ -4871,8 +6799,15 @@
     </w:p>
     <w:p>
       <w:pPr>
-        <w:pStyle w:val="ListBullet"/>
-      </w:pPr>
+        <w:spacing w:after="40"/>
+        <w:ind w:left="283"/>
+      </w:pPr>
+      <w:r>
+        <w:rPr>
+          <w:sz w:val="19"/>
+        </w:rPr>
+        <w:t xml:space="preserve">• </w:t>
+      </w:r>
       <w:r>
         <w:rPr>
           <w:b w:val="0"/>
@@ -4882,8 +6817,15 @@
     </w:p>
     <w:p>
       <w:pPr>
-        <w:pStyle w:val="ListBullet"/>
-      </w:pPr>
+        <w:spacing w:after="40"/>
+        <w:ind w:left="283"/>
+      </w:pPr>
+      <w:r>
+        <w:rPr>
+          <w:sz w:val="19"/>
+        </w:rPr>
+        <w:t xml:space="preserve">• </w:t>
+      </w:r>
       <w:r>
         <w:rPr>
           <w:b w:val="0"/>
@@ -4893,8 +6835,15 @@
     </w:p>
     <w:p>
       <w:pPr>
-        <w:pStyle w:val="ListBullet"/>
-      </w:pPr>
+        <w:spacing w:after="40"/>
+        <w:ind w:left="283"/>
+      </w:pPr>
+      <w:r>
+        <w:rPr>
+          <w:sz w:val="19"/>
+        </w:rPr>
+        <w:t xml:space="preserve">• </w:t>
+      </w:r>
       <w:r>
         <w:rPr>
           <w:b w:val="0"/>
@@ -4906,8 +6855,8 @@
       <w:pPr>
         <w:sectPr>
           <w:type w:val="continuous"/>
-          <w:pgSz w:w="12240" w:h="20160"/>
-          <w:pgMar w:top="850" w:right="850" w:bottom="850" w:left="850" w:header="720" w:footer="720" w:gutter="0"/>
+          <w:pgSz w:w="11906" w:h="16838"/>
+          <w:pgMar w:top="1134" w:right="1134" w:bottom="1134" w:left="1134" w:header="720" w:footer="720" w:gutter="0"/>
           <w:cols w:space="360" w:num="2" w:sep="1"/>
           <w:docGrid w:linePitch="360"/>
         </w:sectPr>
@@ -4923,8 +6872,15 @@
     </w:p>
     <w:p>
       <w:pPr>
-        <w:pStyle w:val="ListNumber"/>
-      </w:pPr>
+        <w:spacing w:after="40"/>
+        <w:ind w:left="340"/>
+      </w:pPr>
+      <w:r>
+        <w:rPr>
+          <w:sz w:val="19"/>
+        </w:rPr>
+        <w:t xml:space="preserve">1. </w:t>
+      </w:r>
       <w:r>
         <w:rPr>
           <w:b w:val="0"/>
@@ -4934,8 +6890,15 @@
     </w:p>
     <w:p>
       <w:pPr>
-        <w:pStyle w:val="ListNumber"/>
-      </w:pPr>
+        <w:spacing w:after="40"/>
+        <w:ind w:left="340"/>
+      </w:pPr>
+      <w:r>
+        <w:rPr>
+          <w:sz w:val="19"/>
+        </w:rPr>
+        <w:t xml:space="preserve">2. </w:t>
+      </w:r>
       <w:r>
         <w:rPr>
           <w:b w:val="0"/>
@@ -4945,8 +6908,15 @@
     </w:p>
     <w:p>
       <w:pPr>
-        <w:pStyle w:val="ListNumber"/>
-      </w:pPr>
+        <w:spacing w:after="40"/>
+        <w:ind w:left="340"/>
+      </w:pPr>
+      <w:r>
+        <w:rPr>
+          <w:sz w:val="19"/>
+        </w:rPr>
+        <w:t xml:space="preserve">3. </w:t>
+      </w:r>
       <w:r>
         <w:rPr>
           <w:b w:val="0"/>
@@ -4956,8 +6926,15 @@
     </w:p>
     <w:p>
       <w:pPr>
-        <w:pStyle w:val="ListNumber"/>
-      </w:pPr>
+        <w:spacing w:after="40"/>
+        <w:ind w:left="340"/>
+      </w:pPr>
+      <w:r>
+        <w:rPr>
+          <w:sz w:val="19"/>
+        </w:rPr>
+        <w:t xml:space="preserve">4. </w:t>
+      </w:r>
       <w:r>
         <w:rPr>
           <w:b w:val="0"/>
@@ -4967,8 +6944,15 @@
     </w:p>
     <w:p>
       <w:pPr>
-        <w:pStyle w:val="ListNumber"/>
-      </w:pPr>
+        <w:spacing w:after="40"/>
+        <w:ind w:left="340"/>
+      </w:pPr>
+      <w:r>
+        <w:rPr>
+          <w:sz w:val="19"/>
+        </w:rPr>
+        <w:t xml:space="preserve">5. </w:t>
+      </w:r>
       <w:r>
         <w:rPr>
           <w:b w:val="0"/>
@@ -5004,8 +6988,15 @@
     </w:p>
     <w:p>
       <w:pPr>
-        <w:pStyle w:val="ListBullet"/>
-      </w:pPr>
+        <w:spacing w:after="40"/>
+        <w:ind w:left="283"/>
+      </w:pPr>
+      <w:r>
+        <w:rPr>
+          <w:sz w:val="19"/>
+        </w:rPr>
+        <w:t xml:space="preserve">• </w:t>
+      </w:r>
       <w:r>
         <w:rPr>
           <w:b w:val="0"/>
@@ -5015,8 +7006,15 @@
     </w:p>
     <w:p>
       <w:pPr>
-        <w:pStyle w:val="ListBullet2"/>
-      </w:pPr>
+        <w:spacing w:after="40"/>
+        <w:ind w:left="567"/>
+      </w:pPr>
+      <w:r>
+        <w:rPr>
+          <w:sz w:val="19"/>
+        </w:rPr>
+        <w:t xml:space="preserve">• </w:t>
+      </w:r>
       <w:r>
         <w:rPr>
           <w:b w:val="0"/>
@@ -5026,8 +7024,15 @@
     </w:p>
     <w:p>
       <w:pPr>
-        <w:pStyle w:val="ListBullet2"/>
-      </w:pPr>
+        <w:spacing w:after="40"/>
+        <w:ind w:left="567"/>
+      </w:pPr>
+      <w:r>
+        <w:rPr>
+          <w:sz w:val="19"/>
+        </w:rPr>
+        <w:t xml:space="preserve">• </w:t>
+      </w:r>
       <w:r>
         <w:rPr>
           <w:b w:val="0"/>
@@ -5037,8 +7042,15 @@
     </w:p>
     <w:p>
       <w:pPr>
-        <w:pStyle w:val="ListBullet"/>
-      </w:pPr>
+        <w:spacing w:after="40"/>
+        <w:ind w:left="283"/>
+      </w:pPr>
+      <w:r>
+        <w:rPr>
+          <w:sz w:val="19"/>
+        </w:rPr>
+        <w:t xml:space="preserve">• </w:t>
+      </w:r>
       <w:r>
         <w:rPr>
           <w:b w:val="0"/>
@@ -5048,8 +7060,15 @@
     </w:p>
     <w:p>
       <w:pPr>
-        <w:pStyle w:val="ListBullet"/>
-      </w:pPr>
+        <w:spacing w:after="40"/>
+        <w:ind w:left="283"/>
+      </w:pPr>
+      <w:r>
+        <w:rPr>
+          <w:sz w:val="19"/>
+        </w:rPr>
+        <w:t xml:space="preserve">• </w:t>
+      </w:r>
       <w:r>
         <w:rPr>
           <w:b w:val="0"/>
@@ -5059,8 +7078,15 @@
     </w:p>
     <w:p>
       <w:pPr>
-        <w:pStyle w:val="ListBullet"/>
-      </w:pPr>
+        <w:spacing w:after="40"/>
+        <w:ind w:left="283"/>
+      </w:pPr>
+      <w:r>
+        <w:rPr>
+          <w:sz w:val="19"/>
+        </w:rPr>
+        <w:t xml:space="preserve">• </w:t>
+      </w:r>
       <w:r>
         <w:rPr>
           <w:b w:val="0"/>
@@ -5070,8 +7096,15 @@
     </w:p>
     <w:p>
       <w:pPr>
-        <w:pStyle w:val="ListBullet"/>
-      </w:pPr>
+        <w:spacing w:after="40"/>
+        <w:ind w:left="283"/>
+      </w:pPr>
+      <w:r>
+        <w:rPr>
+          <w:sz w:val="19"/>
+        </w:rPr>
+        <w:t xml:space="preserve">• </w:t>
+      </w:r>
       <w:r>
         <w:rPr>
           <w:b w:val="0"/>
@@ -5081,8 +7114,15 @@
     </w:p>
     <w:p>
       <w:pPr>
-        <w:pStyle w:val="ListBullet"/>
-      </w:pPr>
+        <w:spacing w:after="40"/>
+        <w:ind w:left="283"/>
+      </w:pPr>
+      <w:r>
+        <w:rPr>
+          <w:sz w:val="19"/>
+        </w:rPr>
+        <w:t xml:space="preserve">• </w:t>
+      </w:r>
       <w:r>
         <w:rPr>
           <w:b w:val="0"/>
@@ -5108,8 +7148,15 @@
     </w:p>
     <w:p>
       <w:pPr>
-        <w:pStyle w:val="ListBullet"/>
-      </w:pPr>
+        <w:spacing w:after="40"/>
+        <w:ind w:left="283"/>
+      </w:pPr>
+      <w:r>
+        <w:rPr>
+          <w:sz w:val="19"/>
+        </w:rPr>
+        <w:t xml:space="preserve">• </w:t>
+      </w:r>
       <w:r>
         <w:rPr>
           <w:b w:val="0"/>
@@ -5119,8 +7166,15 @@
     </w:p>
     <w:p>
       <w:pPr>
-        <w:pStyle w:val="ListBullet"/>
-      </w:pPr>
+        <w:spacing w:after="40"/>
+        <w:ind w:left="283"/>
+      </w:pPr>
+      <w:r>
+        <w:rPr>
+          <w:sz w:val="19"/>
+        </w:rPr>
+        <w:t xml:space="preserve">• </w:t>
+      </w:r>
       <w:r>
         <w:rPr>
           <w:b w:val="0"/>
@@ -5130,8 +7184,15 @@
     </w:p>
     <w:p>
       <w:pPr>
-        <w:pStyle w:val="ListBullet"/>
-      </w:pPr>
+        <w:spacing w:after="40"/>
+        <w:ind w:left="283"/>
+      </w:pPr>
+      <w:r>
+        <w:rPr>
+          <w:sz w:val="19"/>
+        </w:rPr>
+        <w:t xml:space="preserve">• </w:t>
+      </w:r>
       <w:r>
         <w:rPr>
           <w:b w:val="0"/>
@@ -5141,8 +7202,15 @@
     </w:p>
     <w:p>
       <w:pPr>
-        <w:pStyle w:val="ListBullet"/>
-      </w:pPr>
+        <w:spacing w:after="40"/>
+        <w:ind w:left="283"/>
+      </w:pPr>
+      <w:r>
+        <w:rPr>
+          <w:sz w:val="19"/>
+        </w:rPr>
+        <w:t xml:space="preserve">• </w:t>
+      </w:r>
       <w:r>
         <w:rPr>
           <w:b w:val="0"/>
@@ -5152,8 +7220,15 @@
     </w:p>
     <w:p>
       <w:pPr>
-        <w:pStyle w:val="ListBullet"/>
-      </w:pPr>
+        <w:spacing w:after="40"/>
+        <w:ind w:left="283"/>
+      </w:pPr>
+      <w:r>
+        <w:rPr>
+          <w:sz w:val="19"/>
+        </w:rPr>
+        <w:t xml:space="preserve">• </w:t>
+      </w:r>
       <w:r>
         <w:rPr>
           <w:b w:val="0"/>
@@ -5163,8 +7238,15 @@
     </w:p>
     <w:p>
       <w:pPr>
-        <w:pStyle w:val="ListBullet"/>
-      </w:pPr>
+        <w:spacing w:after="40"/>
+        <w:ind w:left="283"/>
+      </w:pPr>
+      <w:r>
+        <w:rPr>
+          <w:sz w:val="19"/>
+        </w:rPr>
+        <w:t xml:space="preserve">• </w:t>
+      </w:r>
       <w:r>
         <w:rPr>
           <w:b w:val="0"/>
@@ -5182,8 +7264,15 @@
     </w:p>
     <w:p>
       <w:pPr>
-        <w:pStyle w:val="ListBullet"/>
-      </w:pPr>
+        <w:spacing w:after="40"/>
+        <w:ind w:left="283"/>
+      </w:pPr>
+      <w:r>
+        <w:rPr>
+          <w:sz w:val="19"/>
+        </w:rPr>
+        <w:t xml:space="preserve">• </w:t>
+      </w:r>
       <w:r>
         <w:rPr>
           <w:b/>
@@ -5199,8 +7288,15 @@
     </w:p>
     <w:p>
       <w:pPr>
-        <w:pStyle w:val="ListBullet"/>
-      </w:pPr>
+        <w:spacing w:after="40"/>
+        <w:ind w:left="283"/>
+      </w:pPr>
+      <w:r>
+        <w:rPr>
+          <w:sz w:val="19"/>
+        </w:rPr>
+        <w:t xml:space="preserve">• </w:t>
+      </w:r>
       <w:r>
         <w:rPr>
           <w:b/>
@@ -5210,8 +7306,15 @@
     </w:p>
     <w:p>
       <w:pPr>
-        <w:pStyle w:val="ListBullet2"/>
-      </w:pPr>
+        <w:spacing w:after="40"/>
+        <w:ind w:left="567"/>
+      </w:pPr>
+      <w:r>
+        <w:rPr>
+          <w:sz w:val="19"/>
+        </w:rPr>
+        <w:t xml:space="preserve">• </w:t>
+      </w:r>
       <w:r>
         <w:rPr>
           <w:b w:val="0"/>
@@ -5221,8 +7324,15 @@
     </w:p>
     <w:p>
       <w:pPr>
-        <w:pStyle w:val="ListBullet2"/>
-      </w:pPr>
+        <w:spacing w:after="40"/>
+        <w:ind w:left="567"/>
+      </w:pPr>
+      <w:r>
+        <w:rPr>
+          <w:sz w:val="19"/>
+        </w:rPr>
+        <w:t xml:space="preserve">• </w:t>
+      </w:r>
       <w:r>
         <w:rPr>
           <w:b w:val="0"/>
@@ -5232,8 +7342,15 @@
     </w:p>
     <w:p>
       <w:pPr>
-        <w:pStyle w:val="ListBullet2"/>
-      </w:pPr>
+        <w:spacing w:after="40"/>
+        <w:ind w:left="567"/>
+      </w:pPr>
+      <w:r>
+        <w:rPr>
+          <w:sz w:val="19"/>
+        </w:rPr>
+        <w:t xml:space="preserve">• </w:t>
+      </w:r>
       <w:r>
         <w:rPr>
           <w:b w:val="0"/>
@@ -5243,8 +7360,15 @@
     </w:p>
     <w:p>
       <w:pPr>
-        <w:pStyle w:val="ListBullet"/>
-      </w:pPr>
+        <w:spacing w:after="40"/>
+        <w:ind w:left="283"/>
+      </w:pPr>
+      <w:r>
+        <w:rPr>
+          <w:sz w:val="19"/>
+        </w:rPr>
+        <w:t xml:space="preserve">• </w:t>
+      </w:r>
       <w:r>
         <w:rPr>
           <w:b/>
@@ -5254,8 +7378,15 @@
     </w:p>
     <w:p>
       <w:pPr>
-        <w:pStyle w:val="ListNumber2"/>
-      </w:pPr>
+        <w:spacing w:after="40"/>
+        <w:ind w:left="680"/>
+      </w:pPr>
+      <w:r>
+        <w:rPr>
+          <w:sz w:val="19"/>
+        </w:rPr>
+        <w:t xml:space="preserve">1. </w:t>
+      </w:r>
       <w:r>
         <w:rPr>
           <w:b/>
@@ -5271,8 +7402,15 @@
     </w:p>
     <w:p>
       <w:pPr>
-        <w:pStyle w:val="ListNumber2"/>
-      </w:pPr>
+        <w:spacing w:after="40"/>
+        <w:ind w:left="680"/>
+      </w:pPr>
+      <w:r>
+        <w:rPr>
+          <w:sz w:val="19"/>
+        </w:rPr>
+        <w:t xml:space="preserve">2. </w:t>
+      </w:r>
       <w:r>
         <w:rPr>
           <w:b/>
@@ -5288,8 +7426,15 @@
     </w:p>
     <w:p>
       <w:pPr>
-        <w:pStyle w:val="ListNumber2"/>
-      </w:pPr>
+        <w:spacing w:after="40"/>
+        <w:ind w:left="680"/>
+      </w:pPr>
+      <w:r>
+        <w:rPr>
+          <w:sz w:val="19"/>
+        </w:rPr>
+        <w:t xml:space="preserve">3. </w:t>
+      </w:r>
       <w:r>
         <w:rPr>
           <w:b/>
@@ -5313,8 +7458,15 @@
     </w:p>
     <w:p>
       <w:pPr>
-        <w:pStyle w:val="ListBullet"/>
-      </w:pPr>
+        <w:spacing w:after="40"/>
+        <w:ind w:left="283"/>
+      </w:pPr>
+      <w:r>
+        <w:rPr>
+          <w:sz w:val="19"/>
+        </w:rPr>
+        <w:t xml:space="preserve">• </w:t>
+      </w:r>
       <w:r>
         <w:rPr>
           <w:b/>
@@ -5330,8 +7482,15 @@
     </w:p>
     <w:p>
       <w:pPr>
-        <w:pStyle w:val="ListBullet"/>
-      </w:pPr>
+        <w:spacing w:after="40"/>
+        <w:ind w:left="283"/>
+      </w:pPr>
+      <w:r>
+        <w:rPr>
+          <w:sz w:val="19"/>
+        </w:rPr>
+        <w:t xml:space="preserve">• </w:t>
+      </w:r>
       <w:r>
         <w:rPr>
           <w:b/>
@@ -5347,8 +7506,15 @@
     </w:p>
     <w:p>
       <w:pPr>
-        <w:pStyle w:val="ListBullet"/>
-      </w:pPr>
+        <w:spacing w:after="40"/>
+        <w:ind w:left="283"/>
+      </w:pPr>
+      <w:r>
+        <w:rPr>
+          <w:sz w:val="19"/>
+        </w:rPr>
+        <w:t xml:space="preserve">• </w:t>
+      </w:r>
       <w:r>
         <w:rPr>
           <w:b/>
@@ -5364,8 +7530,15 @@
     </w:p>
     <w:p>
       <w:pPr>
-        <w:pStyle w:val="ListBullet"/>
-      </w:pPr>
+        <w:spacing w:after="40"/>
+        <w:ind w:left="283"/>
+      </w:pPr>
+      <w:r>
+        <w:rPr>
+          <w:sz w:val="19"/>
+        </w:rPr>
+        <w:t xml:space="preserve">• </w:t>
+      </w:r>
       <w:r>
         <w:rPr>
           <w:b/>
@@ -5381,8 +7554,15 @@
     </w:p>
     <w:p>
       <w:pPr>
-        <w:pStyle w:val="ListBullet"/>
-      </w:pPr>
+        <w:spacing w:after="40"/>
+        <w:ind w:left="283"/>
+      </w:pPr>
+      <w:r>
+        <w:rPr>
+          <w:sz w:val="19"/>
+        </w:rPr>
+        <w:t xml:space="preserve">• </w:t>
+      </w:r>
       <w:r>
         <w:rPr>
           <w:b/>
@@ -5398,8 +7578,15 @@
     </w:p>
     <w:p>
       <w:pPr>
-        <w:pStyle w:val="ListBullet"/>
-      </w:pPr>
+        <w:spacing w:after="40"/>
+        <w:ind w:left="283"/>
+      </w:pPr>
+      <w:r>
+        <w:rPr>
+          <w:sz w:val="19"/>
+        </w:rPr>
+        <w:t xml:space="preserve">• </w:t>
+      </w:r>
       <w:r>
         <w:rPr>
           <w:b/>
@@ -5415,8 +7602,15 @@
     </w:p>
     <w:p>
       <w:pPr>
-        <w:pStyle w:val="ListBullet"/>
-      </w:pPr>
+        <w:spacing w:after="40"/>
+        <w:ind w:left="283"/>
+      </w:pPr>
+      <w:r>
+        <w:rPr>
+          <w:sz w:val="19"/>
+        </w:rPr>
+        <w:t xml:space="preserve">• </w:t>
+      </w:r>
       <w:r>
         <w:rPr>
           <w:b/>
@@ -5432,8 +7626,15 @@
     </w:p>
     <w:p>
       <w:pPr>
-        <w:pStyle w:val="ListBullet"/>
-      </w:pPr>
+        <w:spacing w:after="40"/>
+        <w:ind w:left="283"/>
+      </w:pPr>
+      <w:r>
+        <w:rPr>
+          <w:sz w:val="19"/>
+        </w:rPr>
+        <w:t xml:space="preserve">• </w:t>
+      </w:r>
       <w:r>
         <w:rPr>
           <w:b/>
@@ -5459,8 +7660,8 @@
       <w:pPr>
         <w:sectPr>
           <w:type w:val="continuous"/>
-          <w:pgSz w:w="12240" w:h="20160"/>
-          <w:pgMar w:top="850" w:right="850" w:bottom="850" w:left="850" w:header="720" w:footer="720" w:gutter="0"/>
+          <w:pgSz w:w="11906" w:h="16838"/>
+          <w:pgMar w:top="1134" w:right="1134" w:bottom="1134" w:left="1134" w:header="720" w:footer="720" w:gutter="0"/>
           <w:cols w:space="360" w:num="1" w:sep="0"/>
           <w:docGrid w:linePitch="360"/>
         </w:sectPr>
@@ -5468,8 +7669,15 @@
     </w:p>
     <w:p>
       <w:pPr>
-        <w:pStyle w:val="ListBullet"/>
-      </w:pPr>
+        <w:spacing w:after="40"/>
+        <w:ind w:left="283"/>
+      </w:pPr>
+      <w:r>
+        <w:rPr>
+          <w:sz w:val="19"/>
+        </w:rPr>
+        <w:t xml:space="preserve">• </w:t>
+      </w:r>
       <w:r>
         <w:rPr>
           <w:b w:val="0"/>
@@ -5479,8 +7687,15 @@
     </w:p>
     <w:p>
       <w:pPr>
-        <w:pStyle w:val="ListBullet"/>
-      </w:pPr>
+        <w:spacing w:after="40"/>
+        <w:ind w:left="283"/>
+      </w:pPr>
+      <w:r>
+        <w:rPr>
+          <w:sz w:val="19"/>
+        </w:rPr>
+        <w:t xml:space="preserve">• </w:t>
+      </w:r>
       <w:r>
         <w:rPr>
           <w:b w:val="0"/>
@@ -5490,8 +7705,15 @@
     </w:p>
     <w:p>
       <w:pPr>
-        <w:pStyle w:val="ListBullet"/>
-      </w:pPr>
+        <w:spacing w:after="40"/>
+        <w:ind w:left="283"/>
+      </w:pPr>
+      <w:r>
+        <w:rPr>
+          <w:sz w:val="19"/>
+        </w:rPr>
+        <w:t xml:space="preserve">• </w:t>
+      </w:r>
       <w:r>
         <w:rPr>
           <w:b w:val="0"/>
@@ -5501,8 +7723,15 @@
     </w:p>
     <w:p>
       <w:pPr>
-        <w:pStyle w:val="ListBullet"/>
-      </w:pPr>
+        <w:spacing w:after="40"/>
+        <w:ind w:left="283"/>
+      </w:pPr>
+      <w:r>
+        <w:rPr>
+          <w:sz w:val="19"/>
+        </w:rPr>
+        <w:t xml:space="preserve">• </w:t>
+      </w:r>
       <w:r>
         <w:rPr>
           <w:b w:val="0"/>
@@ -5514,8 +7743,8 @@
       <w:pPr>
         <w:sectPr>
           <w:type w:val="continuous"/>
-          <w:pgSz w:w="12240" w:h="20160"/>
-          <w:pgMar w:top="850" w:right="850" w:bottom="850" w:left="850" w:header="720" w:footer="720" w:gutter="0"/>
+          <w:pgSz w:w="11906" w:h="16838"/>
+          <w:pgMar w:top="1134" w:right="1134" w:bottom="1134" w:left="1134" w:header="720" w:footer="720" w:gutter="0"/>
           <w:cols w:space="360" w:num="2" w:sep="1"/>
           <w:docGrid w:linePitch="360"/>
         </w:sectPr>
@@ -5531,8 +7760,15 @@
     </w:p>
     <w:p>
       <w:pPr>
-        <w:pStyle w:val="ListNumber"/>
-      </w:pPr>
+        <w:spacing w:after="40"/>
+        <w:ind w:left="340"/>
+      </w:pPr>
+      <w:r>
+        <w:rPr>
+          <w:sz w:val="19"/>
+        </w:rPr>
+        <w:t xml:space="preserve">1. </w:t>
+      </w:r>
       <w:r>
         <w:rPr>
           <w:b w:val="0"/>
@@ -5542,8 +7778,15 @@
     </w:p>
     <w:p>
       <w:pPr>
-        <w:pStyle w:val="ListNumber"/>
-      </w:pPr>
+        <w:spacing w:after="40"/>
+        <w:ind w:left="340"/>
+      </w:pPr>
+      <w:r>
+        <w:rPr>
+          <w:sz w:val="19"/>
+        </w:rPr>
+        <w:t xml:space="preserve">2. </w:t>
+      </w:r>
       <w:r>
         <w:rPr>
           <w:b w:val="0"/>
@@ -5553,8 +7796,15 @@
     </w:p>
     <w:p>
       <w:pPr>
-        <w:pStyle w:val="ListNumber"/>
-      </w:pPr>
+        <w:spacing w:after="40"/>
+        <w:ind w:left="340"/>
+      </w:pPr>
+      <w:r>
+        <w:rPr>
+          <w:sz w:val="19"/>
+        </w:rPr>
+        <w:t xml:space="preserve">3. </w:t>
+      </w:r>
       <w:r>
         <w:rPr>
           <w:b w:val="0"/>
@@ -5564,8 +7814,15 @@
     </w:p>
     <w:p>
       <w:pPr>
-        <w:pStyle w:val="ListBullet2"/>
-      </w:pPr>
+        <w:spacing w:after="40"/>
+        <w:ind w:left="567"/>
+      </w:pPr>
+      <w:r>
+        <w:rPr>
+          <w:sz w:val="19"/>
+        </w:rPr>
+        <w:t xml:space="preserve">• </w:t>
+      </w:r>
       <w:r>
         <w:rPr>
           <w:b w:val="0"/>
@@ -5575,8 +7832,15 @@
     </w:p>
     <w:p>
       <w:pPr>
-        <w:pStyle w:val="ListBullet2"/>
-      </w:pPr>
+        <w:spacing w:after="40"/>
+        <w:ind w:left="567"/>
+      </w:pPr>
+      <w:r>
+        <w:rPr>
+          <w:sz w:val="19"/>
+        </w:rPr>
+        <w:t xml:space="preserve">• </w:t>
+      </w:r>
       <w:r>
         <w:rPr>
           <w:b w:val="0"/>
@@ -5586,8 +7850,15 @@
     </w:p>
     <w:p>
       <w:pPr>
-        <w:pStyle w:val="ListBullet2"/>
-      </w:pPr>
+        <w:spacing w:after="40"/>
+        <w:ind w:left="567"/>
+      </w:pPr>
+      <w:r>
+        <w:rPr>
+          <w:sz w:val="19"/>
+        </w:rPr>
+        <w:t xml:space="preserve">• </w:t>
+      </w:r>
       <w:r>
         <w:rPr>
           <w:b w:val="0"/>
@@ -5623,8 +7894,15 @@
     </w:p>
     <w:p>
       <w:pPr>
-        <w:pStyle w:val="ListBullet"/>
-      </w:pPr>
+        <w:spacing w:after="40"/>
+        <w:ind w:left="283"/>
+      </w:pPr>
+      <w:r>
+        <w:rPr>
+          <w:sz w:val="19"/>
+        </w:rPr>
+        <w:t xml:space="preserve">• </w:t>
+      </w:r>
       <w:r>
         <w:rPr>
           <w:b w:val="0"/>
@@ -5642,8 +7920,15 @@
     </w:p>
     <w:p>
       <w:pPr>
-        <w:pStyle w:val="ListBullet"/>
-      </w:pPr>
+        <w:spacing w:after="40"/>
+        <w:ind w:left="283"/>
+      </w:pPr>
+      <w:r>
+        <w:rPr>
+          <w:sz w:val="19"/>
+        </w:rPr>
+        <w:t xml:space="preserve">• </w:t>
+      </w:r>
       <w:r>
         <w:rPr>
           <w:b w:val="0"/>
@@ -5653,8 +7938,15 @@
     </w:p>
     <w:p>
       <w:pPr>
-        <w:pStyle w:val="ListBullet"/>
-      </w:pPr>
+        <w:spacing w:after="40"/>
+        <w:ind w:left="283"/>
+      </w:pPr>
+      <w:r>
+        <w:rPr>
+          <w:sz w:val="19"/>
+        </w:rPr>
+        <w:t xml:space="preserve">• </w:t>
+      </w:r>
       <w:r>
         <w:rPr>
           <w:b w:val="0"/>
@@ -5664,8 +7956,15 @@
     </w:p>
     <w:p>
       <w:pPr>
-        <w:pStyle w:val="ListBullet"/>
-      </w:pPr>
+        <w:spacing w:after="40"/>
+        <w:ind w:left="283"/>
+      </w:pPr>
+      <w:r>
+        <w:rPr>
+          <w:sz w:val="19"/>
+        </w:rPr>
+        <w:t xml:space="preserve">• </w:t>
+      </w:r>
       <w:r>
         <w:rPr>
           <w:b w:val="0"/>
@@ -5675,8 +7974,15 @@
     </w:p>
     <w:p>
       <w:pPr>
-        <w:pStyle w:val="ListBullet"/>
-      </w:pPr>
+        <w:spacing w:after="40"/>
+        <w:ind w:left="283"/>
+      </w:pPr>
+      <w:r>
+        <w:rPr>
+          <w:sz w:val="19"/>
+        </w:rPr>
+        <w:t xml:space="preserve">• </w:t>
+      </w:r>
       <w:r>
         <w:rPr>
           <w:b w:val="0"/>
@@ -5686,8 +7992,15 @@
     </w:p>
     <w:p>
       <w:pPr>
-        <w:pStyle w:val="ListBullet"/>
-      </w:pPr>
+        <w:spacing w:after="40"/>
+        <w:ind w:left="283"/>
+      </w:pPr>
+      <w:r>
+        <w:rPr>
+          <w:sz w:val="19"/>
+        </w:rPr>
+        <w:t xml:space="preserve">• </w:t>
+      </w:r>
       <w:r>
         <w:rPr>
           <w:b w:val="0"/>
@@ -5697,8 +8010,15 @@
     </w:p>
     <w:p>
       <w:pPr>
-        <w:pStyle w:val="ListBullet"/>
-      </w:pPr>
+        <w:spacing w:after="40"/>
+        <w:ind w:left="283"/>
+      </w:pPr>
+      <w:r>
+        <w:rPr>
+          <w:sz w:val="19"/>
+        </w:rPr>
+        <w:t xml:space="preserve">• </w:t>
+      </w:r>
       <w:r>
         <w:rPr>
           <w:b w:val="0"/>
@@ -5708,8 +8028,15 @@
     </w:p>
     <w:p>
       <w:pPr>
-        <w:pStyle w:val="ListBullet"/>
-      </w:pPr>
+        <w:spacing w:after="40"/>
+        <w:ind w:left="283"/>
+      </w:pPr>
+      <w:r>
+        <w:rPr>
+          <w:sz w:val="19"/>
+        </w:rPr>
+        <w:t xml:space="preserve">• </w:t>
+      </w:r>
       <w:r>
         <w:rPr>
           <w:b w:val="0"/>
@@ -5727,8 +8054,15 @@
     </w:p>
     <w:p>
       <w:pPr>
-        <w:pStyle w:val="ListNumber"/>
-      </w:pPr>
+        <w:spacing w:after="40"/>
+        <w:ind w:left="340"/>
+      </w:pPr>
+      <w:r>
+        <w:rPr>
+          <w:sz w:val="19"/>
+        </w:rPr>
+        <w:t xml:space="preserve">1. </w:t>
+      </w:r>
       <w:r>
         <w:rPr>
           <w:b w:val="0"/>
@@ -5738,8 +8072,15 @@
     </w:p>
     <w:p>
       <w:pPr>
-        <w:pStyle w:val="ListNumber"/>
-      </w:pPr>
+        <w:spacing w:after="40"/>
+        <w:ind w:left="340"/>
+      </w:pPr>
+      <w:r>
+        <w:rPr>
+          <w:sz w:val="19"/>
+        </w:rPr>
+        <w:t xml:space="preserve">2. </w:t>
+      </w:r>
       <w:r>
         <w:rPr>
           <w:b w:val="0"/>
@@ -5749,8 +8090,15 @@
     </w:p>
     <w:p>
       <w:pPr>
-        <w:pStyle w:val="ListNumber"/>
-      </w:pPr>
+        <w:spacing w:after="40"/>
+        <w:ind w:left="340"/>
+      </w:pPr>
+      <w:r>
+        <w:rPr>
+          <w:sz w:val="19"/>
+        </w:rPr>
+        <w:t xml:space="preserve">3. </w:t>
+      </w:r>
       <w:r>
         <w:rPr>
           <w:b w:val="0"/>
@@ -5760,8 +8108,15 @@
     </w:p>
     <w:p>
       <w:pPr>
-        <w:pStyle w:val="ListNumber"/>
-      </w:pPr>
+        <w:spacing w:after="40"/>
+        <w:ind w:left="340"/>
+      </w:pPr>
+      <w:r>
+        <w:rPr>
+          <w:sz w:val="19"/>
+        </w:rPr>
+        <w:t xml:space="preserve">4. </w:t>
+      </w:r>
       <w:r>
         <w:rPr>
           <w:b w:val="0"/>
@@ -5771,8 +8126,15 @@
     </w:p>
     <w:p>
       <w:pPr>
-        <w:pStyle w:val="ListNumber"/>
-      </w:pPr>
+        <w:spacing w:after="40"/>
+        <w:ind w:left="340"/>
+      </w:pPr>
+      <w:r>
+        <w:rPr>
+          <w:sz w:val="19"/>
+        </w:rPr>
+        <w:t xml:space="preserve">5. </w:t>
+      </w:r>
       <w:r>
         <w:rPr>
           <w:b w:val="0"/>
@@ -5782,8 +8144,15 @@
     </w:p>
     <w:p>
       <w:pPr>
-        <w:pStyle w:val="ListNumber"/>
-      </w:pPr>
+        <w:spacing w:after="40"/>
+        <w:ind w:left="340"/>
+      </w:pPr>
+      <w:r>
+        <w:rPr>
+          <w:sz w:val="19"/>
+        </w:rPr>
+        <w:t xml:space="preserve">6. </w:t>
+      </w:r>
       <w:r>
         <w:rPr>
           <w:b w:val="0"/>
@@ -5803,8 +8172,8 @@
       <w:pPr>
         <w:sectPr>
           <w:type w:val="continuous"/>
-          <w:pgSz w:w="12240" w:h="20160"/>
-          <w:pgMar w:top="850" w:right="850" w:bottom="850" w:left="850" w:header="720" w:footer="720" w:gutter="0"/>
+          <w:pgSz w:w="11906" w:h="16838"/>
+          <w:pgMar w:top="1134" w:right="1134" w:bottom="1134" w:left="1134" w:header="720" w:footer="720" w:gutter="0"/>
           <w:cols w:space="360" w:num="1" w:sep="0"/>
           <w:docGrid w:linePitch="360"/>
         </w:sectPr>
@@ -5812,8 +8181,15 @@
     </w:p>
     <w:p>
       <w:pPr>
-        <w:pStyle w:val="ListBullet"/>
-      </w:pPr>
+        <w:spacing w:after="40"/>
+        <w:ind w:left="283"/>
+      </w:pPr>
+      <w:r>
+        <w:rPr>
+          <w:sz w:val="19"/>
+        </w:rPr>
+        <w:t xml:space="preserve">• </w:t>
+      </w:r>
       <w:r>
         <w:rPr>
           <w:b w:val="0"/>
@@ -5823,8 +8199,15 @@
     </w:p>
     <w:p>
       <w:pPr>
-        <w:pStyle w:val="ListBullet"/>
-      </w:pPr>
+        <w:spacing w:after="40"/>
+        <w:ind w:left="283"/>
+      </w:pPr>
+      <w:r>
+        <w:rPr>
+          <w:sz w:val="19"/>
+        </w:rPr>
+        <w:t xml:space="preserve">• </w:t>
+      </w:r>
       <w:r>
         <w:rPr>
           <w:b w:val="0"/>
@@ -5834,8 +8217,15 @@
     </w:p>
     <w:p>
       <w:pPr>
-        <w:pStyle w:val="ListBullet"/>
-      </w:pPr>
+        <w:spacing w:after="40"/>
+        <w:ind w:left="283"/>
+      </w:pPr>
+      <w:r>
+        <w:rPr>
+          <w:sz w:val="19"/>
+        </w:rPr>
+        <w:t xml:space="preserve">• </w:t>
+      </w:r>
       <w:r>
         <w:rPr>
           <w:b w:val="0"/>
@@ -5845,8 +8235,15 @@
     </w:p>
     <w:p>
       <w:pPr>
-        <w:pStyle w:val="ListBullet"/>
-      </w:pPr>
+        <w:spacing w:after="40"/>
+        <w:ind w:left="283"/>
+      </w:pPr>
+      <w:r>
+        <w:rPr>
+          <w:sz w:val="19"/>
+        </w:rPr>
+        <w:t xml:space="preserve">• </w:t>
+      </w:r>
       <w:r>
         <w:rPr>
           <w:b w:val="0"/>
@@ -5856,8 +8253,15 @@
     </w:p>
     <w:p>
       <w:pPr>
-        <w:pStyle w:val="ListBullet"/>
-      </w:pPr>
+        <w:spacing w:after="40"/>
+        <w:ind w:left="283"/>
+      </w:pPr>
+      <w:r>
+        <w:rPr>
+          <w:sz w:val="19"/>
+        </w:rPr>
+        <w:t xml:space="preserve">• </w:t>
+      </w:r>
       <w:r>
         <w:rPr>
           <w:b w:val="0"/>
@@ -5869,8 +8273,8 @@
       <w:pPr>
         <w:sectPr>
           <w:type w:val="continuous"/>
-          <w:pgSz w:w="12240" w:h="20160"/>
-          <w:pgMar w:top="850" w:right="850" w:bottom="850" w:left="850" w:header="720" w:footer="720" w:gutter="0"/>
+          <w:pgSz w:w="11906" w:h="16838"/>
+          <w:pgMar w:top="1134" w:right="1134" w:bottom="1134" w:left="1134" w:header="720" w:footer="720" w:gutter="0"/>
           <w:cols w:space="360" w:num="2" w:sep="1"/>
           <w:docGrid w:linePitch="360"/>
         </w:sectPr>
@@ -5886,8 +8290,15 @@
     </w:p>
     <w:p>
       <w:pPr>
-        <w:pStyle w:val="ListNumber"/>
-      </w:pPr>
+        <w:spacing w:after="40"/>
+        <w:ind w:left="340"/>
+      </w:pPr>
+      <w:r>
+        <w:rPr>
+          <w:sz w:val="19"/>
+        </w:rPr>
+        <w:t xml:space="preserve">1. </w:t>
+      </w:r>
       <w:r>
         <w:rPr>
           <w:b/>
@@ -5903,8 +8314,15 @@
     </w:p>
     <w:p>
       <w:pPr>
-        <w:pStyle w:val="ListNumber"/>
-      </w:pPr>
+        <w:spacing w:after="40"/>
+        <w:ind w:left="340"/>
+      </w:pPr>
+      <w:r>
+        <w:rPr>
+          <w:sz w:val="19"/>
+        </w:rPr>
+        <w:t xml:space="preserve">2. </w:t>
+      </w:r>
       <w:r>
         <w:rPr>
           <w:b/>
@@ -5914,8 +8332,15 @@
     </w:p>
     <w:p>
       <w:pPr>
-        <w:pStyle w:val="ListNumber2"/>
-      </w:pPr>
+        <w:spacing w:after="40"/>
+        <w:ind w:left="680"/>
+      </w:pPr>
+      <w:r>
+        <w:rPr>
+          <w:sz w:val="19"/>
+        </w:rPr>
+        <w:t xml:space="preserve">1. </w:t>
+      </w:r>
       <w:r>
         <w:rPr>
           <w:b w:val="0"/>
@@ -5925,8 +8350,15 @@
     </w:p>
     <w:p>
       <w:pPr>
-        <w:pStyle w:val="ListNumber2"/>
-      </w:pPr>
+        <w:spacing w:after="40"/>
+        <w:ind w:left="680"/>
+      </w:pPr>
+      <w:r>
+        <w:rPr>
+          <w:sz w:val="19"/>
+        </w:rPr>
+        <w:t xml:space="preserve">2. </w:t>
+      </w:r>
       <w:r>
         <w:rPr>
           <w:b w:val="0"/>
@@ -5936,8 +8368,15 @@
     </w:p>
     <w:p>
       <w:pPr>
-        <w:pStyle w:val="ListNumber2"/>
-      </w:pPr>
+        <w:spacing w:after="40"/>
+        <w:ind w:left="680"/>
+      </w:pPr>
+      <w:r>
+        <w:rPr>
+          <w:sz w:val="19"/>
+        </w:rPr>
+        <w:t xml:space="preserve">3. </w:t>
+      </w:r>
       <w:r>
         <w:rPr>
           <w:b w:val="0"/>
@@ -5947,8 +8386,15 @@
     </w:p>
     <w:p>
       <w:pPr>
-        <w:pStyle w:val="ListBullet2"/>
-      </w:pPr>
+        <w:spacing w:after="40"/>
+        <w:ind w:left="567"/>
+      </w:pPr>
+      <w:r>
+        <w:rPr>
+          <w:sz w:val="19"/>
+        </w:rPr>
+        <w:t xml:space="preserve">• </w:t>
+      </w:r>
       <w:r>
         <w:rPr>
           <w:b w:val="0"/>
@@ -5958,8 +8404,15 @@
     </w:p>
     <w:p>
       <w:pPr>
-        <w:pStyle w:val="ListBullet2"/>
-      </w:pPr>
+        <w:spacing w:after="40"/>
+        <w:ind w:left="567"/>
+      </w:pPr>
+      <w:r>
+        <w:rPr>
+          <w:sz w:val="19"/>
+        </w:rPr>
+        <w:t xml:space="preserve">• </w:t>
+      </w:r>
       <w:r>
         <w:rPr>
           <w:b w:val="0"/>
@@ -5969,8 +8422,15 @@
     </w:p>
     <w:p>
       <w:pPr>
-        <w:pStyle w:val="ListNumber"/>
-      </w:pPr>
+        <w:spacing w:after="40"/>
+        <w:ind w:left="340"/>
+      </w:pPr>
+      <w:r>
+        <w:rPr>
+          <w:sz w:val="19"/>
+        </w:rPr>
+        <w:t xml:space="preserve">3. </w:t>
+      </w:r>
       <w:r>
         <w:rPr>
           <w:b/>
@@ -5994,8 +8454,15 @@
     </w:p>
     <w:p>
       <w:pPr>
-        <w:pStyle w:val="ListNumber"/>
-      </w:pPr>
+        <w:spacing w:after="40"/>
+        <w:ind w:left="340"/>
+      </w:pPr>
+      <w:r>
+        <w:rPr>
+          <w:sz w:val="19"/>
+        </w:rPr>
+        <w:t xml:space="preserve">4. </w:t>
+      </w:r>
       <w:r>
         <w:rPr>
           <w:b/>
@@ -6005,8 +8472,15 @@
     </w:p>
     <w:p>
       <w:pPr>
-        <w:pStyle w:val="ListNumber"/>
-      </w:pPr>
+        <w:spacing w:after="40"/>
+        <w:ind w:left="340"/>
+      </w:pPr>
+      <w:r>
+        <w:rPr>
+          <w:sz w:val="19"/>
+        </w:rPr>
+        <w:t xml:space="preserve">5. </w:t>
+      </w:r>
       <w:r>
         <w:rPr>
           <w:b/>
@@ -6022,8 +8496,15 @@
     </w:p>
     <w:p>
       <w:pPr>
-        <w:pStyle w:val="ListNumber"/>
-      </w:pPr>
+        <w:spacing w:after="40"/>
+        <w:ind w:left="340"/>
+      </w:pPr>
+      <w:r>
+        <w:rPr>
+          <w:sz w:val="19"/>
+        </w:rPr>
+        <w:t xml:space="preserve">6. </w:t>
+      </w:r>
       <w:r>
         <w:rPr>
           <w:b/>
@@ -6033,8 +8514,15 @@
     </w:p>
     <w:p>
       <w:pPr>
-        <w:pStyle w:val="ListNumber"/>
-      </w:pPr>
+        <w:spacing w:after="40"/>
+        <w:ind w:left="340"/>
+      </w:pPr>
+      <w:r>
+        <w:rPr>
+          <w:sz w:val="19"/>
+        </w:rPr>
+        <w:t xml:space="preserve">7. </w:t>
+      </w:r>
       <w:r>
         <w:rPr>
           <w:b/>
@@ -6058,8 +8546,15 @@
     </w:p>
     <w:p>
       <w:pPr>
-        <w:pStyle w:val="ListBullet"/>
-      </w:pPr>
+        <w:spacing w:after="40"/>
+        <w:ind w:left="283"/>
+      </w:pPr>
+      <w:r>
+        <w:rPr>
+          <w:sz w:val="19"/>
+        </w:rPr>
+        <w:t xml:space="preserve">• </w:t>
+      </w:r>
       <w:r>
         <w:rPr>
           <w:b/>
@@ -6075,8 +8570,15 @@
     </w:p>
     <w:p>
       <w:pPr>
-        <w:pStyle w:val="ListBullet"/>
-      </w:pPr>
+        <w:spacing w:after="40"/>
+        <w:ind w:left="283"/>
+      </w:pPr>
+      <w:r>
+        <w:rPr>
+          <w:sz w:val="19"/>
+        </w:rPr>
+        <w:t xml:space="preserve">• </w:t>
+      </w:r>
       <w:r>
         <w:rPr>
           <w:b/>
@@ -6092,8 +8594,15 @@
     </w:p>
     <w:p>
       <w:pPr>
-        <w:pStyle w:val="ListBullet"/>
-      </w:pPr>
+        <w:spacing w:after="40"/>
+        <w:ind w:left="283"/>
+      </w:pPr>
+      <w:r>
+        <w:rPr>
+          <w:sz w:val="19"/>
+        </w:rPr>
+        <w:t xml:space="preserve">• </w:t>
+      </w:r>
       <w:r>
         <w:rPr>
           <w:b/>
@@ -6109,8 +8618,15 @@
     </w:p>
     <w:p>
       <w:pPr>
-        <w:pStyle w:val="ListBullet"/>
-      </w:pPr>
+        <w:spacing w:after="40"/>
+        <w:ind w:left="283"/>
+      </w:pPr>
+      <w:r>
+        <w:rPr>
+          <w:sz w:val="19"/>
+        </w:rPr>
+        <w:t xml:space="preserve">• </w:t>
+      </w:r>
       <w:r>
         <w:rPr>
           <w:b/>
@@ -6126,8 +8642,15 @@
     </w:p>
     <w:p>
       <w:pPr>
-        <w:pStyle w:val="ListBullet"/>
-      </w:pPr>
+        <w:spacing w:after="40"/>
+        <w:ind w:left="283"/>
+      </w:pPr>
+      <w:r>
+        <w:rPr>
+          <w:sz w:val="19"/>
+        </w:rPr>
+        <w:t xml:space="preserve">• </w:t>
+      </w:r>
       <w:r>
         <w:rPr>
           <w:b/>
@@ -6143,8 +8666,15 @@
     </w:p>
     <w:p>
       <w:pPr>
-        <w:pStyle w:val="ListBullet"/>
-      </w:pPr>
+        <w:spacing w:after="40"/>
+        <w:ind w:left="283"/>
+      </w:pPr>
+      <w:r>
+        <w:rPr>
+          <w:sz w:val="19"/>
+        </w:rPr>
+        <w:t xml:space="preserve">• </w:t>
+      </w:r>
       <w:r>
         <w:rPr>
           <w:b/>
@@ -6160,8 +8690,15 @@
     </w:p>
     <w:p>
       <w:pPr>
-        <w:pStyle w:val="ListBullet"/>
-      </w:pPr>
+        <w:spacing w:after="40"/>
+        <w:ind w:left="283"/>
+      </w:pPr>
+      <w:r>
+        <w:rPr>
+          <w:sz w:val="19"/>
+        </w:rPr>
+        <w:t xml:space="preserve">• </w:t>
+      </w:r>
       <w:r>
         <w:rPr>
           <w:b/>
@@ -6177,8 +8714,15 @@
     </w:p>
     <w:p>
       <w:pPr>
-        <w:pStyle w:val="ListBullet"/>
-      </w:pPr>
+        <w:spacing w:after="40"/>
+        <w:ind w:left="283"/>
+      </w:pPr>
+      <w:r>
+        <w:rPr>
+          <w:sz w:val="19"/>
+        </w:rPr>
+        <w:t xml:space="preserve">• </w:t>
+      </w:r>
       <w:r>
         <w:rPr>
           <w:b/>
@@ -6194,8 +8738,15 @@
     </w:p>
     <w:p>
       <w:pPr>
-        <w:pStyle w:val="ListBullet"/>
-      </w:pPr>
+        <w:spacing w:after="40"/>
+        <w:ind w:left="283"/>
+      </w:pPr>
+      <w:r>
+        <w:rPr>
+          <w:sz w:val="19"/>
+        </w:rPr>
+        <w:t xml:space="preserve">• </w:t>
+      </w:r>
       <w:r>
         <w:rPr>
           <w:b/>
@@ -6211,8 +8762,15 @@
     </w:p>
     <w:p>
       <w:pPr>
-        <w:pStyle w:val="ListBullet"/>
-      </w:pPr>
+        <w:spacing w:after="40"/>
+        <w:ind w:left="283"/>
+      </w:pPr>
+      <w:r>
+        <w:rPr>
+          <w:sz w:val="19"/>
+        </w:rPr>
+        <w:t xml:space="preserve">• </w:t>
+      </w:r>
       <w:r>
         <w:rPr>
           <w:b/>
@@ -6228,8 +8786,15 @@
     </w:p>
     <w:p>
       <w:pPr>
-        <w:pStyle w:val="ListBullet"/>
-      </w:pPr>
+        <w:spacing w:after="40"/>
+        <w:ind w:left="283"/>
+      </w:pPr>
+      <w:r>
+        <w:rPr>
+          <w:sz w:val="19"/>
+        </w:rPr>
+        <w:t xml:space="preserve">• </w:t>
+      </w:r>
       <w:r>
         <w:rPr>
           <w:b/>
@@ -6245,8 +8810,15 @@
     </w:p>
     <w:p>
       <w:pPr>
-        <w:pStyle w:val="ListBullet"/>
-      </w:pPr>
+        <w:spacing w:after="40"/>
+        <w:ind w:left="283"/>
+      </w:pPr>
+      <w:r>
+        <w:rPr>
+          <w:sz w:val="19"/>
+        </w:rPr>
+        <w:t xml:space="preserve">• </w:t>
+      </w:r>
       <w:r>
         <w:rPr>
           <w:b/>
@@ -6262,8 +8834,15 @@
     </w:p>
     <w:p>
       <w:pPr>
-        <w:pStyle w:val="ListBullet"/>
-      </w:pPr>
+        <w:spacing w:after="40"/>
+        <w:ind w:left="283"/>
+      </w:pPr>
+      <w:r>
+        <w:rPr>
+          <w:sz w:val="19"/>
+        </w:rPr>
+        <w:t xml:space="preserve">• </w:t>
+      </w:r>
       <w:r>
         <w:rPr>
           <w:b/>
@@ -6279,8 +8858,15 @@
     </w:p>
     <w:p>
       <w:pPr>
-        <w:pStyle w:val="ListBullet"/>
-      </w:pPr>
+        <w:spacing w:after="40"/>
+        <w:ind w:left="283"/>
+      </w:pPr>
+      <w:r>
+        <w:rPr>
+          <w:sz w:val="19"/>
+        </w:rPr>
+        <w:t xml:space="preserve">• </w:t>
+      </w:r>
       <w:r>
         <w:rPr>
           <w:b/>
@@ -6306,8 +8892,8 @@
       <w:pPr>
         <w:sectPr>
           <w:type w:val="continuous"/>
-          <w:pgSz w:w="12240" w:h="20160"/>
-          <w:pgMar w:top="850" w:right="850" w:bottom="850" w:left="850" w:header="720" w:footer="720" w:gutter="0"/>
+          <w:pgSz w:w="11906" w:h="16838"/>
+          <w:pgMar w:top="1134" w:right="1134" w:bottom="1134" w:left="1134" w:header="720" w:footer="720" w:gutter="0"/>
           <w:cols w:space="360" w:num="1" w:sep="0"/>
           <w:docGrid w:linePitch="360"/>
         </w:sectPr>
@@ -6315,8 +8901,15 @@
     </w:p>
     <w:p>
       <w:pPr>
-        <w:pStyle w:val="ListBullet"/>
-      </w:pPr>
+        <w:spacing w:after="40"/>
+        <w:ind w:left="283"/>
+      </w:pPr>
+      <w:r>
+        <w:rPr>
+          <w:sz w:val="19"/>
+        </w:rPr>
+        <w:t xml:space="preserve">• </w:t>
+      </w:r>
       <w:r>
         <w:rPr>
           <w:b w:val="0"/>
@@ -6326,8 +8919,15 @@
     </w:p>
     <w:p>
       <w:pPr>
-        <w:pStyle w:val="ListBullet"/>
-      </w:pPr>
+        <w:spacing w:after="40"/>
+        <w:ind w:left="283"/>
+      </w:pPr>
+      <w:r>
+        <w:rPr>
+          <w:sz w:val="19"/>
+        </w:rPr>
+        <w:t xml:space="preserve">• </w:t>
+      </w:r>
       <w:r>
         <w:rPr>
           <w:b w:val="0"/>
@@ -6337,8 +8937,15 @@
     </w:p>
     <w:p>
       <w:pPr>
-        <w:pStyle w:val="ListBullet"/>
-      </w:pPr>
+        <w:spacing w:after="40"/>
+        <w:ind w:left="283"/>
+      </w:pPr>
+      <w:r>
+        <w:rPr>
+          <w:sz w:val="19"/>
+        </w:rPr>
+        <w:t xml:space="preserve">• </w:t>
+      </w:r>
       <w:r>
         <w:rPr>
           <w:b w:val="0"/>
@@ -6350,8 +8957,8 @@
       <w:pPr>
         <w:sectPr>
           <w:type w:val="continuous"/>
-          <w:pgSz w:w="12240" w:h="20160"/>
-          <w:pgMar w:top="850" w:right="850" w:bottom="850" w:left="850" w:header="720" w:footer="720" w:gutter="0"/>
+          <w:pgSz w:w="11906" w:h="16838"/>
+          <w:pgMar w:top="1134" w:right="1134" w:bottom="1134" w:left="1134" w:header="720" w:footer="720" w:gutter="0"/>
           <w:cols w:space="360" w:num="2" w:sep="1"/>
           <w:docGrid w:linePitch="360"/>
         </w:sectPr>
@@ -6367,8 +8974,15 @@
     </w:p>
     <w:p>
       <w:pPr>
-        <w:pStyle w:val="ListNumber"/>
-      </w:pPr>
+        <w:spacing w:after="40"/>
+        <w:ind w:left="340"/>
+      </w:pPr>
+      <w:r>
+        <w:rPr>
+          <w:sz w:val="19"/>
+        </w:rPr>
+        <w:t xml:space="preserve">1. </w:t>
+      </w:r>
       <w:r>
         <w:rPr>
           <w:b w:val="0"/>
@@ -6378,8 +8992,15 @@
     </w:p>
     <w:p>
       <w:pPr>
-        <w:pStyle w:val="ListNumber"/>
-      </w:pPr>
+        <w:spacing w:after="40"/>
+        <w:ind w:left="340"/>
+      </w:pPr>
+      <w:r>
+        <w:rPr>
+          <w:sz w:val="19"/>
+        </w:rPr>
+        <w:t xml:space="preserve">2. </w:t>
+      </w:r>
       <w:r>
         <w:rPr>
           <w:b w:val="0"/>
@@ -6389,8 +9010,15 @@
     </w:p>
     <w:p>
       <w:pPr>
-        <w:pStyle w:val="ListNumber"/>
-      </w:pPr>
+        <w:spacing w:after="40"/>
+        <w:ind w:left="340"/>
+      </w:pPr>
+      <w:r>
+        <w:rPr>
+          <w:sz w:val="19"/>
+        </w:rPr>
+        <w:t xml:space="preserve">3. </w:t>
+      </w:r>
       <w:r>
         <w:rPr>
           <w:b w:val="0"/>
@@ -6426,8 +9054,15 @@
     </w:p>
     <w:p>
       <w:pPr>
-        <w:pStyle w:val="ListBullet"/>
-      </w:pPr>
+        <w:spacing w:after="40"/>
+        <w:ind w:left="283"/>
+      </w:pPr>
+      <w:r>
+        <w:rPr>
+          <w:sz w:val="19"/>
+        </w:rPr>
+        <w:t xml:space="preserve">• </w:t>
+      </w:r>
       <w:r>
         <w:rPr>
           <w:b w:val="0"/>
@@ -6445,8 +9080,15 @@
     </w:p>
     <w:p>
       <w:pPr>
-        <w:pStyle w:val="ListBullet"/>
-      </w:pPr>
+        <w:spacing w:after="40"/>
+        <w:ind w:left="283"/>
+      </w:pPr>
+      <w:r>
+        <w:rPr>
+          <w:sz w:val="19"/>
+        </w:rPr>
+        <w:t xml:space="preserve">• </w:t>
+      </w:r>
       <w:r>
         <w:rPr>
           <w:b w:val="0"/>
@@ -6456,8 +9098,15 @@
     </w:p>
     <w:p>
       <w:pPr>
-        <w:pStyle w:val="ListBullet"/>
-      </w:pPr>
+        <w:spacing w:after="40"/>
+        <w:ind w:left="283"/>
+      </w:pPr>
+      <w:r>
+        <w:rPr>
+          <w:sz w:val="19"/>
+        </w:rPr>
+        <w:t xml:space="preserve">• </w:t>
+      </w:r>
       <w:r>
         <w:rPr>
           <w:b w:val="0"/>
@@ -6467,8 +9116,15 @@
     </w:p>
     <w:p>
       <w:pPr>
-        <w:pStyle w:val="ListBullet"/>
-      </w:pPr>
+        <w:spacing w:after="40"/>
+        <w:ind w:left="283"/>
+      </w:pPr>
+      <w:r>
+        <w:rPr>
+          <w:sz w:val="19"/>
+        </w:rPr>
+        <w:t xml:space="preserve">• </w:t>
+      </w:r>
       <w:r>
         <w:rPr>
           <w:b w:val="0"/>
@@ -6486,8 +9142,15 @@
     </w:p>
     <w:p>
       <w:pPr>
-        <w:pStyle w:val="ListBullet"/>
-      </w:pPr>
+        <w:spacing w:after="40"/>
+        <w:ind w:left="283"/>
+      </w:pPr>
+      <w:r>
+        <w:rPr>
+          <w:sz w:val="19"/>
+        </w:rPr>
+        <w:t xml:space="preserve">• </w:t>
+      </w:r>
       <w:r>
         <w:rPr>
           <w:b w:val="0"/>
@@ -6497,8 +9160,15 @@
     </w:p>
     <w:p>
       <w:pPr>
-        <w:pStyle w:val="ListNumber"/>
-      </w:pPr>
+        <w:spacing w:after="40"/>
+        <w:ind w:left="340"/>
+      </w:pPr>
+      <w:r>
+        <w:rPr>
+          <w:sz w:val="19"/>
+        </w:rPr>
+        <w:t xml:space="preserve">1. </w:t>
+      </w:r>
       <w:r>
         <w:rPr>
           <w:b/>
@@ -6508,8 +9178,15 @@
     </w:p>
     <w:p>
       <w:pPr>
-        <w:pStyle w:val="ListBullet2"/>
-      </w:pPr>
+        <w:spacing w:after="40"/>
+        <w:ind w:left="567"/>
+      </w:pPr>
+      <w:r>
+        <w:rPr>
+          <w:sz w:val="19"/>
+        </w:rPr>
+        <w:t xml:space="preserve">• </w:t>
+      </w:r>
       <w:r>
         <w:rPr>
           <w:b w:val="0"/>
@@ -6519,8 +9196,15 @@
     </w:p>
     <w:p>
       <w:pPr>
-        <w:pStyle w:val="ListBullet2"/>
-      </w:pPr>
+        <w:spacing w:after="40"/>
+        <w:ind w:left="567"/>
+      </w:pPr>
+      <w:r>
+        <w:rPr>
+          <w:sz w:val="19"/>
+        </w:rPr>
+        <w:t xml:space="preserve">• </w:t>
+      </w:r>
       <w:r>
         <w:rPr>
           <w:b w:val="0"/>
@@ -6530,8 +9214,15 @@
     </w:p>
     <w:p>
       <w:pPr>
-        <w:pStyle w:val="ListBullet2"/>
-      </w:pPr>
+        <w:spacing w:after="40"/>
+        <w:ind w:left="567"/>
+      </w:pPr>
+      <w:r>
+        <w:rPr>
+          <w:sz w:val="19"/>
+        </w:rPr>
+        <w:t xml:space="preserve">• </w:t>
+      </w:r>
       <w:r>
         <w:rPr>
           <w:b w:val="0"/>
@@ -6541,8 +9232,15 @@
     </w:p>
     <w:p>
       <w:pPr>
-        <w:pStyle w:val="ListNumber"/>
-      </w:pPr>
+        <w:spacing w:after="40"/>
+        <w:ind w:left="340"/>
+      </w:pPr>
+      <w:r>
+        <w:rPr>
+          <w:sz w:val="19"/>
+        </w:rPr>
+        <w:t xml:space="preserve">2. </w:t>
+      </w:r>
       <w:r>
         <w:rPr>
           <w:b/>
@@ -6552,8 +9250,15 @@
     </w:p>
     <w:p>
       <w:pPr>
-        <w:pStyle w:val="ListNumber"/>
-      </w:pPr>
+        <w:spacing w:after="40"/>
+        <w:ind w:left="340"/>
+      </w:pPr>
+      <w:r>
+        <w:rPr>
+          <w:sz w:val="19"/>
+        </w:rPr>
+        <w:t xml:space="preserve">3. </w:t>
+      </w:r>
       <w:r>
         <w:rPr>
           <w:b/>
@@ -6563,8 +9268,15 @@
     </w:p>
     <w:p>
       <w:pPr>
-        <w:pStyle w:val="ListNumber"/>
-      </w:pPr>
+        <w:spacing w:after="40"/>
+        <w:ind w:left="340"/>
+      </w:pPr>
+      <w:r>
+        <w:rPr>
+          <w:sz w:val="19"/>
+        </w:rPr>
+        <w:t xml:space="preserve">4. </w:t>
+      </w:r>
       <w:r>
         <w:rPr>
           <w:b/>
@@ -6588,8 +9300,15 @@
     </w:p>
     <w:p>
       <w:pPr>
-        <w:pStyle w:val="ListBullet"/>
-      </w:pPr>
+        <w:spacing w:after="40"/>
+        <w:ind w:left="283"/>
+      </w:pPr>
+      <w:r>
+        <w:rPr>
+          <w:sz w:val="19"/>
+        </w:rPr>
+        <w:t xml:space="preserve">• </w:t>
+      </w:r>
       <w:r>
         <w:rPr>
           <w:b/>
@@ -6605,8 +9324,15 @@
     </w:p>
     <w:p>
       <w:pPr>
-        <w:pStyle w:val="ListBullet"/>
-      </w:pPr>
+        <w:spacing w:after="40"/>
+        <w:ind w:left="283"/>
+      </w:pPr>
+      <w:r>
+        <w:rPr>
+          <w:sz w:val="19"/>
+        </w:rPr>
+        <w:t xml:space="preserve">• </w:t>
+      </w:r>
       <w:r>
         <w:rPr>
           <w:b/>
@@ -6622,8 +9348,15 @@
     </w:p>
     <w:p>
       <w:pPr>
-        <w:pStyle w:val="ListBullet"/>
-      </w:pPr>
+        <w:spacing w:after="40"/>
+        <w:ind w:left="283"/>
+      </w:pPr>
+      <w:r>
+        <w:rPr>
+          <w:sz w:val="19"/>
+        </w:rPr>
+        <w:t xml:space="preserve">• </w:t>
+      </w:r>
       <w:r>
         <w:rPr>
           <w:b/>
@@ -6639,8 +9372,15 @@
     </w:p>
     <w:p>
       <w:pPr>
-        <w:pStyle w:val="ListBullet"/>
-      </w:pPr>
+        <w:spacing w:after="40"/>
+        <w:ind w:left="283"/>
+      </w:pPr>
+      <w:r>
+        <w:rPr>
+          <w:sz w:val="19"/>
+        </w:rPr>
+        <w:t xml:space="preserve">• </w:t>
+      </w:r>
       <w:r>
         <w:rPr>
           <w:b/>
@@ -6656,8 +9396,15 @@
     </w:p>
     <w:p>
       <w:pPr>
-        <w:pStyle w:val="ListBullet"/>
-      </w:pPr>
+        <w:spacing w:after="40"/>
+        <w:ind w:left="283"/>
+      </w:pPr>
+      <w:r>
+        <w:rPr>
+          <w:sz w:val="19"/>
+        </w:rPr>
+        <w:t xml:space="preserve">• </w:t>
+      </w:r>
       <w:r>
         <w:rPr>
           <w:b/>
@@ -6673,8 +9420,15 @@
     </w:p>
     <w:p>
       <w:pPr>
-        <w:pStyle w:val="ListBullet"/>
-      </w:pPr>
+        <w:spacing w:after="40"/>
+        <w:ind w:left="283"/>
+      </w:pPr>
+      <w:r>
+        <w:rPr>
+          <w:sz w:val="19"/>
+        </w:rPr>
+        <w:t xml:space="preserve">• </w:t>
+      </w:r>
       <w:r>
         <w:rPr>
           <w:b/>
@@ -6690,8 +9444,15 @@
     </w:p>
     <w:p>
       <w:pPr>
-        <w:pStyle w:val="ListBullet"/>
-      </w:pPr>
+        <w:spacing w:after="40"/>
+        <w:ind w:left="283"/>
+      </w:pPr>
+      <w:r>
+        <w:rPr>
+          <w:sz w:val="19"/>
+        </w:rPr>
+        <w:t xml:space="preserve">• </w:t>
+      </w:r>
       <w:r>
         <w:rPr>
           <w:b/>
@@ -6707,8 +9468,15 @@
     </w:p>
     <w:p>
       <w:pPr>
-        <w:pStyle w:val="ListBullet"/>
-      </w:pPr>
+        <w:spacing w:after="40"/>
+        <w:ind w:left="283"/>
+      </w:pPr>
+      <w:r>
+        <w:rPr>
+          <w:sz w:val="19"/>
+        </w:rPr>
+        <w:t xml:space="preserve">• </w:t>
+      </w:r>
       <w:r>
         <w:rPr>
           <w:b/>
@@ -6724,8 +9492,15 @@
     </w:p>
     <w:p>
       <w:pPr>
-        <w:pStyle w:val="ListBullet"/>
-      </w:pPr>
+        <w:spacing w:after="40"/>
+        <w:ind w:left="283"/>
+      </w:pPr>
+      <w:r>
+        <w:rPr>
+          <w:sz w:val="19"/>
+        </w:rPr>
+        <w:t xml:space="preserve">• </w:t>
+      </w:r>
       <w:r>
         <w:rPr>
           <w:b/>
@@ -6741,8 +9516,15 @@
     </w:p>
     <w:p>
       <w:pPr>
-        <w:pStyle w:val="ListBullet"/>
-      </w:pPr>
+        <w:spacing w:after="40"/>
+        <w:ind w:left="283"/>
+      </w:pPr>
+      <w:r>
+        <w:rPr>
+          <w:sz w:val="19"/>
+        </w:rPr>
+        <w:t xml:space="preserve">• </w:t>
+      </w:r>
       <w:r>
         <w:rPr>
           <w:b/>
@@ -6768,8 +9550,8 @@
       <w:pPr>
         <w:sectPr>
           <w:type w:val="continuous"/>
-          <w:pgSz w:w="12240" w:h="20160"/>
-          <w:pgMar w:top="850" w:right="850" w:bottom="850" w:left="850" w:header="720" w:footer="720" w:gutter="0"/>
+          <w:pgSz w:w="11906" w:h="16838"/>
+          <w:pgMar w:top="1134" w:right="1134" w:bottom="1134" w:left="1134" w:header="720" w:footer="720" w:gutter="0"/>
           <w:cols w:space="360" w:num="1" w:sep="0"/>
           <w:docGrid w:linePitch="360"/>
         </w:sectPr>
@@ -6777,8 +9559,15 @@
     </w:p>
     <w:p>
       <w:pPr>
-        <w:pStyle w:val="ListBullet"/>
-      </w:pPr>
+        <w:spacing w:after="40"/>
+        <w:ind w:left="283"/>
+      </w:pPr>
+      <w:r>
+        <w:rPr>
+          <w:sz w:val="19"/>
+        </w:rPr>
+        <w:t xml:space="preserve">• </w:t>
+      </w:r>
       <w:r>
         <w:rPr>
           <w:b w:val="0"/>
@@ -6788,8 +9577,15 @@
     </w:p>
     <w:p>
       <w:pPr>
-        <w:pStyle w:val="ListBullet"/>
-      </w:pPr>
+        <w:spacing w:after="40"/>
+        <w:ind w:left="283"/>
+      </w:pPr>
+      <w:r>
+        <w:rPr>
+          <w:sz w:val="19"/>
+        </w:rPr>
+        <w:t xml:space="preserve">• </w:t>
+      </w:r>
       <w:r>
         <w:rPr>
           <w:b w:val="0"/>
@@ -6799,8 +9595,15 @@
     </w:p>
     <w:p>
       <w:pPr>
-        <w:pStyle w:val="ListBullet"/>
-      </w:pPr>
+        <w:spacing w:after="40"/>
+        <w:ind w:left="283"/>
+      </w:pPr>
+      <w:r>
+        <w:rPr>
+          <w:sz w:val="19"/>
+        </w:rPr>
+        <w:t xml:space="preserve">• </w:t>
+      </w:r>
       <w:r>
         <w:rPr>
           <w:b w:val="0"/>
@@ -6812,8 +9615,8 @@
       <w:pPr>
         <w:sectPr>
           <w:type w:val="continuous"/>
-          <w:pgSz w:w="12240" w:h="20160"/>
-          <w:pgMar w:top="850" w:right="850" w:bottom="850" w:left="850" w:header="720" w:footer="720" w:gutter="0"/>
+          <w:pgSz w:w="11906" w:h="16838"/>
+          <w:pgMar w:top="1134" w:right="1134" w:bottom="1134" w:left="1134" w:header="720" w:footer="720" w:gutter="0"/>
           <w:cols w:space="360" w:num="2" w:sep="1"/>
           <w:docGrid w:linePitch="360"/>
         </w:sectPr>
@@ -6829,8 +9632,15 @@
     </w:p>
     <w:p>
       <w:pPr>
-        <w:pStyle w:val="ListNumber"/>
-      </w:pPr>
+        <w:spacing w:after="40"/>
+        <w:ind w:left="340"/>
+      </w:pPr>
+      <w:r>
+        <w:rPr>
+          <w:sz w:val="19"/>
+        </w:rPr>
+        <w:t xml:space="preserve">1. </w:t>
+      </w:r>
       <w:r>
         <w:rPr>
           <w:b w:val="0"/>
@@ -6840,8 +9650,15 @@
     </w:p>
     <w:p>
       <w:pPr>
-        <w:pStyle w:val="ListBullet2"/>
-      </w:pPr>
+        <w:spacing w:after="40"/>
+        <w:ind w:left="567"/>
+      </w:pPr>
+      <w:r>
+        <w:rPr>
+          <w:sz w:val="19"/>
+        </w:rPr>
+        <w:t xml:space="preserve">• </w:t>
+      </w:r>
       <w:r>
         <w:rPr>
           <w:b w:val="0"/>
@@ -6851,8 +9668,15 @@
     </w:p>
     <w:p>
       <w:pPr>
-        <w:pStyle w:val="ListBullet2"/>
-      </w:pPr>
+        <w:spacing w:after="40"/>
+        <w:ind w:left="567"/>
+      </w:pPr>
+      <w:r>
+        <w:rPr>
+          <w:sz w:val="19"/>
+        </w:rPr>
+        <w:t xml:space="preserve">• </w:t>
+      </w:r>
       <w:r>
         <w:rPr>
           <w:b w:val="0"/>
@@ -6862,8 +9686,15 @@
     </w:p>
     <w:p>
       <w:pPr>
-        <w:pStyle w:val="ListNumber"/>
-      </w:pPr>
+        <w:spacing w:after="40"/>
+        <w:ind w:left="340"/>
+      </w:pPr>
+      <w:r>
+        <w:rPr>
+          <w:sz w:val="19"/>
+        </w:rPr>
+        <w:t xml:space="preserve">2. </w:t>
+      </w:r>
       <w:r>
         <w:rPr>
           <w:b w:val="0"/>
@@ -6873,8 +9704,15 @@
     </w:p>
     <w:p>
       <w:pPr>
-        <w:pStyle w:val="ListNumber"/>
-      </w:pPr>
+        <w:spacing w:after="40"/>
+        <w:ind w:left="340"/>
+      </w:pPr>
+      <w:r>
+        <w:rPr>
+          <w:sz w:val="19"/>
+        </w:rPr>
+        <w:t xml:space="preserve">3. </w:t>
+      </w:r>
       <w:r>
         <w:rPr>
           <w:b w:val="0"/>
@@ -6884,8 +9722,15 @@
     </w:p>
     <w:p>
       <w:pPr>
-        <w:pStyle w:val="ListNumber"/>
-      </w:pPr>
+        <w:spacing w:after="40"/>
+        <w:ind w:left="340"/>
+      </w:pPr>
+      <w:r>
+        <w:rPr>
+          <w:sz w:val="19"/>
+        </w:rPr>
+        <w:t xml:space="preserve">4. </w:t>
+      </w:r>
       <w:r>
         <w:rPr>
           <w:b w:val="0"/>
@@ -6895,8 +9740,8 @@
     </w:p>
     <w:sectPr>
       <w:type w:val="continuous"/>
-      <w:pgSz w:w="12240" w:h="20160"/>
-      <w:pgMar w:top="850" w:right="850" w:bottom="850" w:left="850" w:header="720" w:footer="720" w:gutter="0"/>
+      <w:pgSz w:w="11906" w:h="16838"/>
+      <w:pgMar w:top="1134" w:right="1134" w:bottom="1134" w:left="1134" w:header="720" w:footer="720" w:gutter="0"/>
       <w:cols w:space="360" w:num="1" w:sep="0"/>
       <w:docGrid w:linePitch="360"/>
     </w:sectPr>
@@ -7332,7 +10177,7 @@
     <w:pPr>
       <w:keepNext/>
       <w:keepLines/>
-      <w:spacing w:before="120" w:after="40"/>
+      <w:spacing w:before="160" w:after="40"/>
       <w:outlineLvl w:val="0"/>
     </w:pPr>
     <w:rPr>
@@ -7356,7 +10201,7 @@
     <w:pPr>
       <w:keepNext/>
       <w:keepLines/>
-      <w:spacing w:before="120" w:after="40"/>
+      <w:spacing w:before="160" w:after="40"/>
       <w:outlineLvl w:val="1"/>
     </w:pPr>
     <w:rPr>
@@ -7364,7 +10209,7 @@
       <w:b/>
       <w:bCs/>
       <w:color w:val="1A1A1A"/>
-      <w:sz w:val="23"/>
+      <w:sz w:val="22"/>
       <w:szCs w:val="26"/>
     </w:rPr>
   </w:style>
@@ -7380,7 +10225,7 @@
     <w:pPr>
       <w:keepNext/>
       <w:keepLines/>
-      <w:spacing w:before="120" w:after="40"/>
+      <w:spacing w:before="160" w:after="40"/>
       <w:outlineLvl w:val="2"/>
     </w:pPr>
     <w:rPr>
@@ -7388,7 +10233,7 @@
       <w:b/>
       <w:bCs/>
       <w:color w:val="1A1A1A"/>
-      <w:sz w:val="21"/>
+      <w:sz w:val="20"/>
     </w:rPr>
   </w:style>
   <w:style w:type="paragraph" w:styleId="Heading4">
@@ -7631,7 +10476,7 @@
       <w:color w:val="000000"/>
       <w:spacing w:val="5"/>
       <w:kern w:val="28"/>
-      <w:sz w:val="44"/>
+      <w:sz w:val="40"/>
       <w:szCs w:val="52"/>
     </w:rPr>
   </w:style>
